--- a/resumes/ryanparman-software-engineer-devtools-devex.docx
+++ b/resumes/ryanparman-software-engineer-devtools-devex.docx
@@ -2,7 +2,7 @@
 <file path=word/document.xml><?xml version="1.0" encoding="utf-8"?>
 <w:document xmlns:w="http://schemas.openxmlformats.org/wordprocessingml/2006/main" xmlns:m="http://schemas.openxmlformats.org/officeDocument/2006/math" xmlns:r="http://schemas.openxmlformats.org/officeDocument/2006/relationships" xmlns:o="urn:schemas-microsoft-com:office:office" xmlns:v="urn:schemas-microsoft-com:vml" xmlns:w10="urn:schemas-microsoft-com:office:word" xmlns:a="http://schemas.openxmlformats.org/drawingml/2006/main" xmlns:pic="http://schemas.openxmlformats.org/drawingml/2006/picture" xmlns:wp="http://schemas.openxmlformats.org/drawingml/2006/wordprocessingDrawing">
   <w:body>
-    <w:bookmarkStart w:id="132" w:name="ryan-parman--jobsryanparmancom"/>
+    <w:bookmarkStart w:id="128" w:name="ryan-parman--jobsryanparmancom"/>
     <w:p>
       <w:pPr>
         <w:pStyle w:val="Heading1"/>
@@ -294,7 +294,7 @@
     </w:p>
     <w:bookmarkEnd w:id="18"/>
     <w:bookmarkEnd w:id="19"/>
-    <w:bookmarkStart w:id="98" w:name="work-experience"/>
+    <w:bookmarkStart w:id="101" w:name="work-experience"/>
     <w:p>
       <w:pPr>
         <w:pStyle w:val="Heading2"/>
@@ -303,7 +303,7 @@
         <w:t xml:space="preserve">Work Experience</w:t>
       </w:r>
     </w:p>
-    <w:bookmarkStart w:id="23" w:name="stripe--remote"/>
+    <w:bookmarkStart w:id="22" w:name="rackspace--remote"/>
     <w:p>
       <w:pPr>
         <w:pStyle w:val="Heading3"/>
@@ -313,6 +313,57 @@
           <w:rPr>
             <w:rStyle w:val="Hyperlink"/>
           </w:rPr>
+          <w:t xml:space="preserve">Rackspace</w:t>
+        </w:r>
+      </w:hyperlink>
+      <w:r>
+        <w:t xml:space="preserve"> </w:t>
+      </w:r>
+      <w:r>
+        <w:t xml:space="preserve">— Remote</w:t>
+      </w:r>
+    </w:p>
+    <w:p>
+      <w:pPr>
+        <w:pStyle w:val="BlockText"/>
+      </w:pPr>
+      <w:r>
+        <w:t xml:space="preserve">Trusted partner in cloud solutions, offering management and support services across private, hybrid, and public cloud.</w:t>
+      </w:r>
+    </w:p>
+    <w:bookmarkStart w:id="21" w:name="cloud-architect-december-2025present"/>
+    <w:p>
+      <w:pPr>
+        <w:pStyle w:val="Heading4"/>
+      </w:pPr>
+      <w:r>
+        <w:t xml:space="preserve">Cloud Architect (December 2025—Present)</w:t>
+      </w:r>
+    </w:p>
+    <w:p>
+      <w:pPr>
+        <w:pStyle w:val="Compact"/>
+        <w:numPr>
+          <w:ilvl w:val="0"/>
+          <w:numId w:val="1004"/>
+        </w:numPr>
+      </w:pPr>
+      <w:r>
+        <w:t xml:space="preserve">TBD</w:t>
+      </w:r>
+    </w:p>
+    <w:bookmarkEnd w:id="21"/>
+    <w:bookmarkEnd w:id="22"/>
+    <w:bookmarkStart w:id="26" w:name="stripe--remote"/>
+    <w:p>
+      <w:pPr>
+        <w:pStyle w:val="Heading3"/>
+      </w:pPr>
+      <w:hyperlink r:id="rId23">
+        <w:r>
+          <w:rPr>
+            <w:rStyle w:val="Hyperlink"/>
+          </w:rPr>
           <w:t xml:space="preserve">Stripe</w:t>
         </w:r>
       </w:hyperlink>
@@ -331,21 +382,21 @@
         <w:t xml:space="preserve">Stripe provides a fully integrated suite of financial and payments products.</w:t>
       </w:r>
     </w:p>
-    <w:bookmarkStart w:id="22" w:name="Xa50bf6bc0e7e953e76e3e516697b18f880b37c6"/>
+    <w:bookmarkStart w:id="25" w:name="X561a22126282ac7898e4df904d3ee5757c4d9ff"/>
     <w:p>
       <w:pPr>
         <w:pStyle w:val="Heading4"/>
       </w:pPr>
       <w:r>
-        <w:t xml:space="preserve">Senior Technical Program Manager, Databases (March 2025—Present)</w:t>
-      </w:r>
-    </w:p>
-    <w:p>
-      <w:pPr>
-        <w:pStyle w:val="Compact"/>
-        <w:numPr>
-          <w:ilvl w:val="0"/>
-          <w:numId w:val="1004"/>
+        <w:t xml:space="preserve">Senior Technical Program Manager, Databases (March 2025—October 2025)</w:t>
+      </w:r>
+    </w:p>
+    <w:p>
+      <w:pPr>
+        <w:pStyle w:val="Compact"/>
+        <w:numPr>
+          <w:ilvl w:val="0"/>
+          <w:numId w:val="1005"/>
         </w:numPr>
       </w:pPr>
       <w:r>
@@ -357,7 +408,7 @@
         <w:pStyle w:val="Compact"/>
         <w:numPr>
           <w:ilvl w:val="0"/>
-          <w:numId w:val="1004"/>
+          <w:numId w:val="1005"/>
         </w:numPr>
       </w:pPr>
       <w:r>
@@ -369,7 +420,7 @@
         <w:pStyle w:val="Compact"/>
         <w:numPr>
           <w:ilvl w:val="0"/>
-          <w:numId w:val="1004"/>
+          <w:numId w:val="1005"/>
         </w:numPr>
       </w:pPr>
       <w:r>
@@ -378,7 +429,7 @@
       <w:r>
         <w:t xml:space="preserve"> </w:t>
       </w:r>
-      <w:hyperlink r:id="rId21">
+      <w:hyperlink r:id="rId24">
         <w:r>
           <w:rPr>
             <w:rStyle w:val="Hyperlink"/>
@@ -390,14 +441,14 @@
         <w:t xml:space="preserve">-like approach (project management, technical writing).</w:t>
       </w:r>
     </w:p>
-    <w:bookmarkEnd w:id="22"/>
-    <w:bookmarkEnd w:id="23"/>
-    <w:bookmarkStart w:id="74" w:name="Xf1ca04f93ae92722b2d43ad420b5bb917dd645c"/>
+    <w:bookmarkEnd w:id="25"/>
+    <w:bookmarkEnd w:id="26"/>
+    <w:bookmarkStart w:id="77" w:name="Xf1ca04f93ae92722b2d43ad420b5bb917dd645c"/>
     <w:p>
       <w:pPr>
         <w:pStyle w:val="Heading3"/>
       </w:pPr>
-      <w:hyperlink r:id="rId24">
+      <w:hyperlink r:id="rId27">
         <w:r>
           <w:rPr>
             <w:rStyle w:val="Hyperlink"/>
@@ -436,7 +487,7 @@
         <w:t xml:space="preserve">company which produces textbooks, digital learning tools, and adaptive technology to enhance learning. It is one of the “big three” educational publishers in the U.S.</w:t>
       </w:r>
     </w:p>
-    <w:bookmarkStart w:id="40" w:name="X1c953dc6f81fd51192c2a7027262a1036e142a8"/>
+    <w:bookmarkStart w:id="43" w:name="X1c953dc6f81fd51192c2a7027262a1036e142a8"/>
     <w:p>
       <w:pPr>
         <w:pStyle w:val="Heading4"/>
@@ -450,7 +501,7 @@
         <w:pStyle w:val="Compact"/>
         <w:numPr>
           <w:ilvl w:val="0"/>
-          <w:numId w:val="1005"/>
+          <w:numId w:val="1006"/>
         </w:numPr>
       </w:pPr>
       <w:r>
@@ -459,7 +510,7 @@
       <w:r>
         <w:t xml:space="preserve"> </w:t>
       </w:r>
-      <w:hyperlink r:id="rId25">
+      <w:hyperlink r:id="rId28">
         <w:r>
           <w:rPr>
             <w:rStyle w:val="Hyperlink"/>
@@ -479,7 +530,7 @@
         <w:pStyle w:val="Compact"/>
         <w:numPr>
           <w:ilvl w:val="0"/>
-          <w:numId w:val="1005"/>
+          <w:numId w:val="1006"/>
         </w:numPr>
       </w:pPr>
       <w:r>
@@ -488,7 +539,7 @@
       <w:r>
         <w:t xml:space="preserve"> </w:t>
       </w:r>
-      <w:hyperlink r:id="rId26">
+      <w:hyperlink r:id="rId29">
         <w:r>
           <w:rPr>
             <w:rStyle w:val="Hyperlink"/>
@@ -505,7 +556,7 @@
       <w:r>
         <w:t xml:space="preserve"> </w:t>
       </w:r>
-      <w:hyperlink r:id="rId27">
+      <w:hyperlink r:id="rId30">
         <w:r>
           <w:rPr>
             <w:rStyle w:val="Hyperlink"/>
@@ -525,7 +576,7 @@
         <w:pStyle w:val="Compact"/>
         <w:numPr>
           <w:ilvl w:val="0"/>
-          <w:numId w:val="1005"/>
+          <w:numId w:val="1006"/>
         </w:numPr>
       </w:pPr>
       <w:r>
@@ -537,7 +588,7 @@
         <w:pStyle w:val="Compact"/>
         <w:numPr>
           <w:ilvl w:val="0"/>
-          <w:numId w:val="1005"/>
+          <w:numId w:val="1006"/>
         </w:numPr>
       </w:pPr>
       <w:r>
@@ -546,7 +597,7 @@
       <w:r>
         <w:t xml:space="preserve"> </w:t>
       </w:r>
-      <w:hyperlink r:id="rId28">
+      <w:hyperlink r:id="rId31">
         <w:r>
           <w:rPr>
             <w:rStyle w:val="Hyperlink"/>
@@ -560,7 +611,7 @@
       <w:r>
         <w:t xml:space="preserve"> </w:t>
       </w:r>
-      <w:hyperlink r:id="rId29">
+      <w:hyperlink r:id="rId32">
         <w:r>
           <w:rPr>
             <w:rStyle w:val="Hyperlink"/>
@@ -574,7 +625,7 @@
       <w:r>
         <w:t xml:space="preserve"> </w:t>
       </w:r>
-      <w:hyperlink r:id="rId30">
+      <w:hyperlink r:id="rId33">
         <w:r>
           <w:rPr>
             <w:rStyle w:val="Hyperlink"/>
@@ -588,7 +639,7 @@
       <w:r>
         <w:t xml:space="preserve"> </w:t>
       </w:r>
-      <w:hyperlink r:id="rId31">
+      <w:hyperlink r:id="rId34">
         <w:r>
           <w:rPr>
             <w:rStyle w:val="Hyperlink"/>
@@ -602,7 +653,7 @@
       <w:r>
         <w:t xml:space="preserve"> </w:t>
       </w:r>
-      <w:hyperlink r:id="rId32">
+      <w:hyperlink r:id="rId35">
         <w:r>
           <w:rPr>
             <w:rStyle w:val="Hyperlink"/>
@@ -616,7 +667,7 @@
       <w:r>
         <w:t xml:space="preserve"> </w:t>
       </w:r>
-      <w:hyperlink r:id="rId33">
+      <w:hyperlink r:id="rId36">
         <w:r>
           <w:rPr>
             <w:rStyle w:val="Hyperlink"/>
@@ -630,7 +681,7 @@
       <w:r>
         <w:t xml:space="preserve"> </w:t>
       </w:r>
-      <w:hyperlink r:id="rId34">
+      <w:hyperlink r:id="rId37">
         <w:r>
           <w:rPr>
             <w:rStyle w:val="Hyperlink"/>
@@ -644,7 +695,7 @@
       <w:r>
         <w:t xml:space="preserve"> </w:t>
       </w:r>
-      <w:hyperlink r:id="rId35">
+      <w:hyperlink r:id="rId38">
         <w:r>
           <w:rPr>
             <w:rStyle w:val="Hyperlink"/>
@@ -658,7 +709,7 @@
       <w:r>
         <w:t xml:space="preserve"> </w:t>
       </w:r>
-      <w:hyperlink r:id="rId36">
+      <w:hyperlink r:id="rId39">
         <w:r>
           <w:rPr>
             <w:rStyle w:val="Hyperlink"/>
@@ -672,7 +723,7 @@
       <w:r>
         <w:t xml:space="preserve"> </w:t>
       </w:r>
-      <w:hyperlink r:id="rId37">
+      <w:hyperlink r:id="rId40">
         <w:r>
           <w:rPr>
             <w:rStyle w:val="Hyperlink"/>
@@ -686,7 +737,7 @@
       <w:r>
         <w:t xml:space="preserve"> </w:t>
       </w:r>
-      <w:hyperlink r:id="rId38">
+      <w:hyperlink r:id="rId41">
         <w:r>
           <w:rPr>
             <w:rStyle w:val="Hyperlink"/>
@@ -700,7 +751,7 @@
       <w:r>
         <w:t xml:space="preserve"> </w:t>
       </w:r>
-      <w:hyperlink r:id="rId39">
+      <w:hyperlink r:id="rId42">
         <w:r>
           <w:rPr>
             <w:rStyle w:val="Hyperlink"/>
@@ -712,8 +763,8 @@
         <w:t xml:space="preserve">, platform engineering.</w:t>
       </w:r>
     </w:p>
-    <w:bookmarkEnd w:id="40"/>
-    <w:bookmarkStart w:id="61" w:name="X4cbec74ef50d2bac18d76b486d664134b376b29"/>
+    <w:bookmarkEnd w:id="43"/>
+    <w:bookmarkStart w:id="64" w:name="X4cbec74ef50d2bac18d76b486d664134b376b29"/>
     <w:p>
       <w:pPr>
         <w:pStyle w:val="Heading4"/>
@@ -727,7 +778,7 @@
         <w:pStyle w:val="Compact"/>
         <w:numPr>
           <w:ilvl w:val="0"/>
-          <w:numId w:val="1006"/>
+          <w:numId w:val="1007"/>
         </w:numPr>
       </w:pPr>
       <w:r>
@@ -739,7 +790,7 @@
         <w:pStyle w:val="Compact"/>
         <w:numPr>
           <w:ilvl w:val="0"/>
-          <w:numId w:val="1006"/>
+          <w:numId w:val="1007"/>
         </w:numPr>
       </w:pPr>
       <w:r>
@@ -748,7 +799,7 @@
       <w:r>
         <w:t xml:space="preserve"> </w:t>
       </w:r>
-      <w:hyperlink r:id="rId41">
+      <w:hyperlink r:id="rId44">
         <w:r>
           <w:rPr>
             <w:rStyle w:val="Hyperlink"/>
@@ -765,7 +816,7 @@
       <w:r>
         <w:t xml:space="preserve"> </w:t>
       </w:r>
-      <w:hyperlink r:id="rId42">
+      <w:hyperlink r:id="rId45">
         <w:r>
           <w:rPr>
             <w:rStyle w:val="Hyperlink"/>
@@ -785,7 +836,7 @@
         <w:pStyle w:val="Compact"/>
         <w:numPr>
           <w:ilvl w:val="0"/>
-          <w:numId w:val="1006"/>
+          <w:numId w:val="1007"/>
         </w:numPr>
       </w:pPr>
       <w:r>
@@ -797,7 +848,7 @@
         <w:pStyle w:val="Compact"/>
         <w:numPr>
           <w:ilvl w:val="0"/>
-          <w:numId w:val="1006"/>
+          <w:numId w:val="1007"/>
         </w:numPr>
       </w:pPr>
       <w:r>
@@ -809,7 +860,7 @@
         <w:pStyle w:val="Compact"/>
         <w:numPr>
           <w:ilvl w:val="0"/>
-          <w:numId w:val="1006"/>
+          <w:numId w:val="1007"/>
         </w:numPr>
       </w:pPr>
       <w:r>
@@ -818,7 +869,7 @@
       <w:r>
         <w:t xml:space="preserve"> </w:t>
       </w:r>
-      <w:hyperlink r:id="rId43">
+      <w:hyperlink r:id="rId46">
         <w:r>
           <w:rPr>
             <w:rStyle w:val="Hyperlink"/>
@@ -835,7 +886,7 @@
         <w:pStyle w:val="Compact"/>
         <w:numPr>
           <w:ilvl w:val="0"/>
-          <w:numId w:val="1006"/>
+          <w:numId w:val="1007"/>
         </w:numPr>
       </w:pPr>
       <w:r>
@@ -847,7 +898,7 @@
         <w:pStyle w:val="Compact"/>
         <w:numPr>
           <w:ilvl w:val="0"/>
-          <w:numId w:val="1006"/>
+          <w:numId w:val="1007"/>
         </w:numPr>
       </w:pPr>
       <w:r>
@@ -856,7 +907,7 @@
       <w:r>
         <w:t xml:space="preserve"> </w:t>
       </w:r>
-      <w:hyperlink r:id="rId44">
+      <w:hyperlink r:id="rId47">
         <w:r>
           <w:rPr>
             <w:rStyle w:val="Hyperlink"/>
@@ -889,7 +940,7 @@
         <w:pStyle w:val="Compact"/>
         <w:numPr>
           <w:ilvl w:val="0"/>
-          <w:numId w:val="1006"/>
+          <w:numId w:val="1007"/>
         </w:numPr>
       </w:pPr>
       <w:r>
@@ -898,41 +949,111 @@
       <w:r>
         <w:t xml:space="preserve"> </w:t>
       </w:r>
+      <w:hyperlink r:id="rId38">
+        <w:r>
+          <w:rPr>
+            <w:rStyle w:val="Hyperlink"/>
+          </w:rPr>
+          <w:t xml:space="preserve">Amazon ECS</w:t>
+        </w:r>
+      </w:hyperlink>
+      <w:r>
+        <w:t xml:space="preserve"> </w:t>
+      </w:r>
+      <w:r>
+        <w:t xml:space="preserve">scale their systems and improve their reliability and scalability, while reducing toil.</w:t>
+      </w:r>
+    </w:p>
+    <w:p>
+      <w:pPr>
+        <w:pStyle w:val="Compact"/>
+        <w:numPr>
+          <w:ilvl w:val="0"/>
+          <w:numId w:val="1007"/>
+        </w:numPr>
+      </w:pPr>
+      <w:r>
+        <w:t xml:space="preserve">Skills:</w:t>
+      </w:r>
+      <w:r>
+        <w:t xml:space="preserve"> </w:t>
+      </w:r>
+      <w:hyperlink r:id="rId46">
+        <w:r>
+          <w:rPr>
+            <w:rStyle w:val="Hyperlink"/>
+          </w:rPr>
+          <w:t xml:space="preserve">Artifactory</w:t>
+        </w:r>
+      </w:hyperlink>
+      <w:r>
+        <w:t xml:space="preserve">,</w:t>
+      </w:r>
+      <w:r>
+        <w:t xml:space="preserve"> </w:t>
+      </w:r>
+      <w:hyperlink r:id="rId48">
+        <w:r>
+          <w:rPr>
+            <w:rStyle w:val="Hyperlink"/>
+          </w:rPr>
+          <w:t xml:space="preserve">AWS Identity Center</w:t>
+        </w:r>
+      </w:hyperlink>
+      <w:r>
+        <w:t xml:space="preserve">,</w:t>
+      </w:r>
+      <w:r>
+        <w:t xml:space="preserve"> </w:t>
+      </w:r>
+      <w:hyperlink r:id="rId49">
+        <w:r>
+          <w:rPr>
+            <w:rStyle w:val="Hyperlink"/>
+          </w:rPr>
+          <w:t xml:space="preserve">AWS ImageBuilder</w:t>
+        </w:r>
+      </w:hyperlink>
+      <w:r>
+        <w:t xml:space="preserve">,</w:t>
+      </w:r>
+      <w:r>
+        <w:t xml:space="preserve"> </w:t>
+      </w:r>
+      <w:hyperlink r:id="rId50">
+        <w:r>
+          <w:rPr>
+            <w:rStyle w:val="Hyperlink"/>
+          </w:rPr>
+          <w:t xml:space="preserve">AWS Secrets Manager</w:t>
+        </w:r>
+      </w:hyperlink>
+      <w:r>
+        <w:t xml:space="preserve">,</w:t>
+      </w:r>
+      <w:r>
+        <w:t xml:space="preserve"> </w:t>
+      </w:r>
       <w:hyperlink r:id="rId35">
         <w:r>
           <w:rPr>
             <w:rStyle w:val="Hyperlink"/>
           </w:rPr>
-          <w:t xml:space="preserve">Amazon ECS</w:t>
-        </w:r>
-      </w:hyperlink>
-      <w:r>
-        <w:t xml:space="preserve"> </w:t>
-      </w:r>
-      <w:r>
-        <w:t xml:space="preserve">scale their systems and improve their reliability and scalability, while reducing toil.</w:t>
-      </w:r>
-    </w:p>
-    <w:p>
-      <w:pPr>
-        <w:pStyle w:val="Compact"/>
-        <w:numPr>
-          <w:ilvl w:val="0"/>
-          <w:numId w:val="1006"/>
-        </w:numPr>
-      </w:pPr>
-      <w:r>
-        <w:t xml:space="preserve">Skills:</w:t>
-      </w:r>
-      <w:r>
-        <w:t xml:space="preserve"> </w:t>
-      </w:r>
-      <w:hyperlink r:id="rId43">
-        <w:r>
-          <w:rPr>
-            <w:rStyle w:val="Hyperlink"/>
-          </w:rPr>
-          <w:t xml:space="preserve">Artifactory</w:t>
+          <w:t xml:space="preserve">AWS</w:t>
+        </w:r>
+      </w:hyperlink>
+      <w:r>
+        <w:t xml:space="preserve">,</w:t>
+      </w:r>
+      <w:r>
+        <w:t xml:space="preserve"> </w:t>
+      </w:r>
+      <w:hyperlink r:id="rId51">
+        <w:r>
+          <w:rPr>
+            <w:rStyle w:val="Hyperlink"/>
+          </w:rPr>
+          <w:t xml:space="preserve">Bash</w:t>
         </w:r>
       </w:hyperlink>
       <w:r>
@@ -946,35 +1067,63 @@
           <w:rPr>
             <w:rStyle w:val="Hyperlink"/>
           </w:rPr>
-          <w:t xml:space="preserve">AWS Identity Center</w:t>
-        </w:r>
-      </w:hyperlink>
-      <w:r>
-        <w:t xml:space="preserve">,</w:t>
-      </w:r>
-      <w:r>
-        <w:t xml:space="preserve"> </w:t>
-      </w:r>
-      <w:hyperlink r:id="rId46">
-        <w:r>
-          <w:rPr>
-            <w:rStyle w:val="Hyperlink"/>
-          </w:rPr>
-          <w:t xml:space="preserve">AWS ImageBuilder</w:t>
-        </w:r>
-      </w:hyperlink>
-      <w:r>
-        <w:t xml:space="preserve">,</w:t>
-      </w:r>
-      <w:r>
-        <w:t xml:space="preserve"> </w:t>
-      </w:r>
-      <w:hyperlink r:id="rId47">
-        <w:r>
-          <w:rPr>
-            <w:rStyle w:val="Hyperlink"/>
-          </w:rPr>
-          <w:t xml:space="preserve">AWS Secrets Manager</w:t>
+          <w:t xml:space="preserve">CIS</w:t>
+        </w:r>
+      </w:hyperlink>
+      <w:r>
+        <w:t xml:space="preserve">,</w:t>
+      </w:r>
+      <w:r>
+        <w:t xml:space="preserve"> </w:t>
+      </w:r>
+      <w:hyperlink r:id="rId52">
+        <w:r>
+          <w:rPr>
+            <w:rStyle w:val="Hyperlink"/>
+          </w:rPr>
+          <w:t xml:space="preserve">CloudFormation</w:t>
+        </w:r>
+      </w:hyperlink>
+      <w:r>
+        <w:t xml:space="preserve">,</w:t>
+      </w:r>
+      <w:r>
+        <w:t xml:space="preserve"> </w:t>
+      </w:r>
+      <w:hyperlink r:id="rId36">
+        <w:r>
+          <w:rPr>
+            <w:rStyle w:val="Hyperlink"/>
+          </w:rPr>
+          <w:t xml:space="preserve">CloudFront</w:t>
+        </w:r>
+      </w:hyperlink>
+      <w:r>
+        <w:t xml:space="preserve">,</w:t>
+      </w:r>
+      <w:r>
+        <w:t xml:space="preserve"> </w:t>
+      </w:r>
+      <w:hyperlink r:id="rId53">
+        <w:r>
+          <w:rPr>
+            <w:rStyle w:val="Hyperlink"/>
+          </w:rPr>
+          <w:t xml:space="preserve">Control Tower</w:t>
+        </w:r>
+      </w:hyperlink>
+      <w:r>
+        <w:t xml:space="preserve">,</w:t>
+      </w:r>
+      <w:r>
+        <w:t xml:space="preserve"> </w:t>
+      </w:r>
+      <w:hyperlink r:id="rId54">
+        <w:r>
+          <w:rPr>
+            <w:rStyle w:val="Hyperlink"/>
+          </w:rPr>
+          <w:t xml:space="preserve">Datadog</w:t>
         </w:r>
       </w:hyperlink>
       <w:r>
@@ -988,21 +1137,217 @@
           <w:rPr>
             <w:rStyle w:val="Hyperlink"/>
           </w:rPr>
-          <w:t xml:space="preserve">AWS</w:t>
-        </w:r>
-      </w:hyperlink>
-      <w:r>
-        <w:t xml:space="preserve">,</w:t>
-      </w:r>
-      <w:r>
-        <w:t xml:space="preserve"> </w:t>
-      </w:r>
-      <w:hyperlink r:id="rId48">
-        <w:r>
-          <w:rPr>
-            <w:rStyle w:val="Hyperlink"/>
-          </w:rPr>
-          <w:t xml:space="preserve">Bash</w:t>
+          <w:t xml:space="preserve">Docker</w:t>
+        </w:r>
+      </w:hyperlink>
+      <w:r>
+        <w:t xml:space="preserve">,</w:t>
+      </w:r>
+      <w:r>
+        <w:t xml:space="preserve"> </w:t>
+      </w:r>
+      <w:hyperlink r:id="rId37">
+        <w:r>
+          <w:rPr>
+            <w:rStyle w:val="Hyperlink"/>
+          </w:rPr>
+          <w:t xml:space="preserve">EC2</w:t>
+        </w:r>
+      </w:hyperlink>
+      <w:r>
+        <w:t xml:space="preserve">,</w:t>
+      </w:r>
+      <w:r>
+        <w:t xml:space="preserve"> </w:t>
+      </w:r>
+      <w:hyperlink r:id="rId38">
+        <w:r>
+          <w:rPr>
+            <w:rStyle w:val="Hyperlink"/>
+          </w:rPr>
+          <w:t xml:space="preserve">ECS</w:t>
+        </w:r>
+      </w:hyperlink>
+      <w:r>
+        <w:t xml:space="preserve">,</w:t>
+      </w:r>
+      <w:r>
+        <w:t xml:space="preserve"> </w:t>
+      </w:r>
+      <w:hyperlink r:id="rId39">
+        <w:r>
+          <w:rPr>
+            <w:rStyle w:val="Hyperlink"/>
+          </w:rPr>
+          <w:t xml:space="preserve">EKS</w:t>
+        </w:r>
+      </w:hyperlink>
+      <w:r>
+        <w:t xml:space="preserve">,</w:t>
+      </w:r>
+      <w:r>
+        <w:t xml:space="preserve"> </w:t>
+      </w:r>
+      <w:hyperlink r:id="rId55">
+        <w:r>
+          <w:rPr>
+            <w:rStyle w:val="Hyperlink"/>
+          </w:rPr>
+          <w:t xml:space="preserve">GitHub Actions</w:t>
+        </w:r>
+      </w:hyperlink>
+      <w:r>
+        <w:t xml:space="preserve">,</w:t>
+      </w:r>
+      <w:r>
+        <w:t xml:space="preserve"> </w:t>
+      </w:r>
+      <w:hyperlink r:id="rId34">
+        <w:r>
+          <w:rPr>
+            <w:rStyle w:val="Hyperlink"/>
+          </w:rPr>
+          <w:t xml:space="preserve">GitOps</w:t>
+        </w:r>
+      </w:hyperlink>
+      <w:r>
+        <w:t xml:space="preserve">,</w:t>
+      </w:r>
+      <w:r>
+        <w:t xml:space="preserve"> </w:t>
+      </w:r>
+      <w:hyperlink r:id="rId31">
+        <w:r>
+          <w:rPr>
+            <w:rStyle w:val="Hyperlink"/>
+          </w:rPr>
+          <w:t xml:space="preserve">Go</w:t>
+        </w:r>
+      </w:hyperlink>
+      <w:r>
+        <w:t xml:space="preserve">,</w:t>
+      </w:r>
+      <w:r>
+        <w:t xml:space="preserve"> </w:t>
+      </w:r>
+      <w:hyperlink r:id="rId56">
+        <w:r>
+          <w:rPr>
+            <w:rStyle w:val="Hyperlink"/>
+          </w:rPr>
+          <w:t xml:space="preserve">Gradle</w:t>
+        </w:r>
+      </w:hyperlink>
+      <w:r>
+        <w:t xml:space="preserve">,</w:t>
+      </w:r>
+      <w:r>
+        <w:t xml:space="preserve"> </w:t>
+      </w:r>
+      <w:hyperlink r:id="rId40">
+        <w:r>
+          <w:rPr>
+            <w:rStyle w:val="Hyperlink"/>
+          </w:rPr>
+          <w:t xml:space="preserve">IAM</w:t>
+        </w:r>
+      </w:hyperlink>
+      <w:r>
+        <w:t xml:space="preserve">,</w:t>
+      </w:r>
+      <w:r>
+        <w:t xml:space="preserve"> </w:t>
+      </w:r>
+      <w:hyperlink r:id="rId41">
+        <w:r>
+          <w:rPr>
+            <w:rStyle w:val="Hyperlink"/>
+          </w:rPr>
+          <w:t xml:space="preserve">Lambda</w:t>
+        </w:r>
+      </w:hyperlink>
+      <w:r>
+        <w:t xml:space="preserve">,</w:t>
+      </w:r>
+      <w:r>
+        <w:t xml:space="preserve"> </w:t>
+      </w:r>
+      <w:hyperlink r:id="rId57">
+        <w:r>
+          <w:rPr>
+            <w:rStyle w:val="Hyperlink"/>
+          </w:rPr>
+          <w:t xml:space="preserve">Maven</w:t>
+        </w:r>
+      </w:hyperlink>
+      <w:r>
+        <w:t xml:space="preserve">,</w:t>
+      </w:r>
+      <w:r>
+        <w:t xml:space="preserve"> </w:t>
+      </w:r>
+      <w:hyperlink r:id="rId58">
+        <w:r>
+          <w:rPr>
+            <w:rStyle w:val="Hyperlink"/>
+          </w:rPr>
+          <w:t xml:space="preserve">New Relic</w:t>
+        </w:r>
+      </w:hyperlink>
+      <w:r>
+        <w:t xml:space="preserve">,</w:t>
+      </w:r>
+      <w:r>
+        <w:t xml:space="preserve"> </w:t>
+      </w:r>
+      <w:hyperlink r:id="rId59">
+        <w:r>
+          <w:rPr>
+            <w:rStyle w:val="Hyperlink"/>
+          </w:rPr>
+          <w:t xml:space="preserve">Node.js</w:t>
+        </w:r>
+      </w:hyperlink>
+      <w:r>
+        <w:t xml:space="preserve">,</w:t>
+      </w:r>
+      <w:r>
+        <w:t xml:space="preserve"> </w:t>
+      </w:r>
+      <w:hyperlink r:id="rId60">
+        <w:r>
+          <w:rPr>
+            <w:rStyle w:val="Hyperlink"/>
+          </w:rPr>
+          <w:t xml:space="preserve">Packer</w:t>
+        </w:r>
+      </w:hyperlink>
+      <w:r>
+        <w:t xml:space="preserve">,</w:t>
+      </w:r>
+      <w:r>
+        <w:t xml:space="preserve"> </w:t>
+      </w:r>
+      <w:hyperlink r:id="rId61">
+        <w:r>
+          <w:rPr>
+            <w:rStyle w:val="Hyperlink"/>
+          </w:rPr>
+          <w:t xml:space="preserve">PostgreSQL</w:t>
+        </w:r>
+      </w:hyperlink>
+      <w:r>
+        <w:t xml:space="preserve">,</w:t>
+      </w:r>
+      <w:r>
+        <w:t xml:space="preserve"> </w:t>
+      </w:r>
+      <w:hyperlink r:id="rId62">
+        <w:r>
+          <w:rPr>
+            <w:rStyle w:val="Hyperlink"/>
+          </w:rPr>
+          <w:t xml:space="preserve">Python</w:t>
         </w:r>
       </w:hyperlink>
       <w:r>
@@ -1016,21 +1361,7 @@
           <w:rPr>
             <w:rStyle w:val="Hyperlink"/>
           </w:rPr>
-          <w:t xml:space="preserve">CIS</w:t>
-        </w:r>
-      </w:hyperlink>
-      <w:r>
-        <w:t xml:space="preserve">,</w:t>
-      </w:r>
-      <w:r>
-        <w:t xml:space="preserve"> </w:t>
-      </w:r>
-      <w:hyperlink r:id="rId49">
-        <w:r>
-          <w:rPr>
-            <w:rStyle w:val="Hyperlink"/>
-          </w:rPr>
-          <w:t xml:space="preserve">CloudFormation</w:t>
+          <w:t xml:space="preserve">S3</w:t>
         </w:r>
       </w:hyperlink>
       <w:r>
@@ -1044,286 +1375,6 @@
           <w:rPr>
             <w:rStyle w:val="Hyperlink"/>
           </w:rPr>
-          <w:t xml:space="preserve">CloudFront</w:t>
-        </w:r>
-      </w:hyperlink>
-      <w:r>
-        <w:t xml:space="preserve">,</w:t>
-      </w:r>
-      <w:r>
-        <w:t xml:space="preserve"> </w:t>
-      </w:r>
-      <w:hyperlink r:id="rId50">
-        <w:r>
-          <w:rPr>
-            <w:rStyle w:val="Hyperlink"/>
-          </w:rPr>
-          <w:t xml:space="preserve">Control Tower</w:t>
-        </w:r>
-      </w:hyperlink>
-      <w:r>
-        <w:t xml:space="preserve">,</w:t>
-      </w:r>
-      <w:r>
-        <w:t xml:space="preserve"> </w:t>
-      </w:r>
-      <w:hyperlink r:id="rId51">
-        <w:r>
-          <w:rPr>
-            <w:rStyle w:val="Hyperlink"/>
-          </w:rPr>
-          <w:t xml:space="preserve">Datadog</w:t>
-        </w:r>
-      </w:hyperlink>
-      <w:r>
-        <w:t xml:space="preserve">,</w:t>
-      </w:r>
-      <w:r>
-        <w:t xml:space="preserve"> </w:t>
-      </w:r>
-      <w:hyperlink r:id="rId29">
-        <w:r>
-          <w:rPr>
-            <w:rStyle w:val="Hyperlink"/>
-          </w:rPr>
-          <w:t xml:space="preserve">Docker</w:t>
-        </w:r>
-      </w:hyperlink>
-      <w:r>
-        <w:t xml:space="preserve">,</w:t>
-      </w:r>
-      <w:r>
-        <w:t xml:space="preserve"> </w:t>
-      </w:r>
-      <w:hyperlink r:id="rId34">
-        <w:r>
-          <w:rPr>
-            <w:rStyle w:val="Hyperlink"/>
-          </w:rPr>
-          <w:t xml:space="preserve">EC2</w:t>
-        </w:r>
-      </w:hyperlink>
-      <w:r>
-        <w:t xml:space="preserve">,</w:t>
-      </w:r>
-      <w:r>
-        <w:t xml:space="preserve"> </w:t>
-      </w:r>
-      <w:hyperlink r:id="rId35">
-        <w:r>
-          <w:rPr>
-            <w:rStyle w:val="Hyperlink"/>
-          </w:rPr>
-          <w:t xml:space="preserve">ECS</w:t>
-        </w:r>
-      </w:hyperlink>
-      <w:r>
-        <w:t xml:space="preserve">,</w:t>
-      </w:r>
-      <w:r>
-        <w:t xml:space="preserve"> </w:t>
-      </w:r>
-      <w:hyperlink r:id="rId36">
-        <w:r>
-          <w:rPr>
-            <w:rStyle w:val="Hyperlink"/>
-          </w:rPr>
-          <w:t xml:space="preserve">EKS</w:t>
-        </w:r>
-      </w:hyperlink>
-      <w:r>
-        <w:t xml:space="preserve">,</w:t>
-      </w:r>
-      <w:r>
-        <w:t xml:space="preserve"> </w:t>
-      </w:r>
-      <w:hyperlink r:id="rId52">
-        <w:r>
-          <w:rPr>
-            <w:rStyle w:val="Hyperlink"/>
-          </w:rPr>
-          <w:t xml:space="preserve">GitHub Actions</w:t>
-        </w:r>
-      </w:hyperlink>
-      <w:r>
-        <w:t xml:space="preserve">,</w:t>
-      </w:r>
-      <w:r>
-        <w:t xml:space="preserve"> </w:t>
-      </w:r>
-      <w:hyperlink r:id="rId31">
-        <w:r>
-          <w:rPr>
-            <w:rStyle w:val="Hyperlink"/>
-          </w:rPr>
-          <w:t xml:space="preserve">GitOps</w:t>
-        </w:r>
-      </w:hyperlink>
-      <w:r>
-        <w:t xml:space="preserve">,</w:t>
-      </w:r>
-      <w:r>
-        <w:t xml:space="preserve"> </w:t>
-      </w:r>
-      <w:hyperlink r:id="rId28">
-        <w:r>
-          <w:rPr>
-            <w:rStyle w:val="Hyperlink"/>
-          </w:rPr>
-          <w:t xml:space="preserve">Go</w:t>
-        </w:r>
-      </w:hyperlink>
-      <w:r>
-        <w:t xml:space="preserve">,</w:t>
-      </w:r>
-      <w:r>
-        <w:t xml:space="preserve"> </w:t>
-      </w:r>
-      <w:hyperlink r:id="rId53">
-        <w:r>
-          <w:rPr>
-            <w:rStyle w:val="Hyperlink"/>
-          </w:rPr>
-          <w:t xml:space="preserve">Gradle</w:t>
-        </w:r>
-      </w:hyperlink>
-      <w:r>
-        <w:t xml:space="preserve">,</w:t>
-      </w:r>
-      <w:r>
-        <w:t xml:space="preserve"> </w:t>
-      </w:r>
-      <w:hyperlink r:id="rId37">
-        <w:r>
-          <w:rPr>
-            <w:rStyle w:val="Hyperlink"/>
-          </w:rPr>
-          <w:t xml:space="preserve">IAM</w:t>
-        </w:r>
-      </w:hyperlink>
-      <w:r>
-        <w:t xml:space="preserve">,</w:t>
-      </w:r>
-      <w:r>
-        <w:t xml:space="preserve"> </w:t>
-      </w:r>
-      <w:hyperlink r:id="rId38">
-        <w:r>
-          <w:rPr>
-            <w:rStyle w:val="Hyperlink"/>
-          </w:rPr>
-          <w:t xml:space="preserve">Lambda</w:t>
-        </w:r>
-      </w:hyperlink>
-      <w:r>
-        <w:t xml:space="preserve">,</w:t>
-      </w:r>
-      <w:r>
-        <w:t xml:space="preserve"> </w:t>
-      </w:r>
-      <w:hyperlink r:id="rId54">
-        <w:r>
-          <w:rPr>
-            <w:rStyle w:val="Hyperlink"/>
-          </w:rPr>
-          <w:t xml:space="preserve">Maven</w:t>
-        </w:r>
-      </w:hyperlink>
-      <w:r>
-        <w:t xml:space="preserve">,</w:t>
-      </w:r>
-      <w:r>
-        <w:t xml:space="preserve"> </w:t>
-      </w:r>
-      <w:hyperlink r:id="rId55">
-        <w:r>
-          <w:rPr>
-            <w:rStyle w:val="Hyperlink"/>
-          </w:rPr>
-          <w:t xml:space="preserve">New Relic</w:t>
-        </w:r>
-      </w:hyperlink>
-      <w:r>
-        <w:t xml:space="preserve">,</w:t>
-      </w:r>
-      <w:r>
-        <w:t xml:space="preserve"> </w:t>
-      </w:r>
-      <w:hyperlink r:id="rId56">
-        <w:r>
-          <w:rPr>
-            <w:rStyle w:val="Hyperlink"/>
-          </w:rPr>
-          <w:t xml:space="preserve">Node.js</w:t>
-        </w:r>
-      </w:hyperlink>
-      <w:r>
-        <w:t xml:space="preserve">,</w:t>
-      </w:r>
-      <w:r>
-        <w:t xml:space="preserve"> </w:t>
-      </w:r>
-      <w:hyperlink r:id="rId57">
-        <w:r>
-          <w:rPr>
-            <w:rStyle w:val="Hyperlink"/>
-          </w:rPr>
-          <w:t xml:space="preserve">Packer</w:t>
-        </w:r>
-      </w:hyperlink>
-      <w:r>
-        <w:t xml:space="preserve">,</w:t>
-      </w:r>
-      <w:r>
-        <w:t xml:space="preserve"> </w:t>
-      </w:r>
-      <w:hyperlink r:id="rId58">
-        <w:r>
-          <w:rPr>
-            <w:rStyle w:val="Hyperlink"/>
-          </w:rPr>
-          <w:t xml:space="preserve">PostgreSQL</w:t>
-        </w:r>
-      </w:hyperlink>
-      <w:r>
-        <w:t xml:space="preserve">,</w:t>
-      </w:r>
-      <w:r>
-        <w:t xml:space="preserve"> </w:t>
-      </w:r>
-      <w:hyperlink r:id="rId59">
-        <w:r>
-          <w:rPr>
-            <w:rStyle w:val="Hyperlink"/>
-          </w:rPr>
-          <w:t xml:space="preserve">Python</w:t>
-        </w:r>
-      </w:hyperlink>
-      <w:r>
-        <w:t xml:space="preserve">,</w:t>
-      </w:r>
-      <w:r>
-        <w:t xml:space="preserve"> </w:t>
-      </w:r>
-      <w:hyperlink r:id="rId39">
-        <w:r>
-          <w:rPr>
-            <w:rStyle w:val="Hyperlink"/>
-          </w:rPr>
-          <w:t xml:space="preserve">S3</w:t>
-        </w:r>
-      </w:hyperlink>
-      <w:r>
-        <w:t xml:space="preserve">,</w:t>
-      </w:r>
-      <w:r>
-        <w:t xml:space="preserve"> </w:t>
-      </w:r>
-      <w:hyperlink r:id="rId30">
-        <w:r>
-          <w:rPr>
-            <w:rStyle w:val="Hyperlink"/>
-          </w:rPr>
           <w:t xml:space="preserve">Terraform</w:t>
         </w:r>
       </w:hyperlink>
@@ -1333,7 +1384,7 @@
       <w:r>
         <w:t xml:space="preserve"> </w:t>
       </w:r>
-      <w:hyperlink r:id="rId60">
+      <w:hyperlink r:id="rId63">
         <w:r>
           <w:rPr>
             <w:rStyle w:val="Hyperlink"/>
@@ -1357,8 +1408,8 @@
         <w:t xml:space="preserve">, async/concurrency, cybersecurity, Linux packaging, observability, project management, platform engineering.</w:t>
       </w:r>
     </w:p>
-    <w:bookmarkEnd w:id="61"/>
-    <w:bookmarkStart w:id="64" w:name="X10db8962cfbd6696b1143be0f8a86ec8231ce42"/>
+    <w:bookmarkEnd w:id="64"/>
+    <w:bookmarkStart w:id="67" w:name="X10db8962cfbd6696b1143be0f8a86ec8231ce42"/>
     <w:p>
       <w:pPr>
         <w:pStyle w:val="Heading4"/>
@@ -1372,7 +1423,7 @@
         <w:pStyle w:val="Compact"/>
         <w:numPr>
           <w:ilvl w:val="0"/>
-          <w:numId w:val="1007"/>
+          <w:numId w:val="1008"/>
         </w:numPr>
       </w:pPr>
       <w:r>
@@ -1381,7 +1432,7 @@
       <w:r>
         <w:t xml:space="preserve"> </w:t>
       </w:r>
-      <w:hyperlink r:id="rId62">
+      <w:hyperlink r:id="rId65">
         <w:r>
           <w:rPr>
             <w:rStyle w:val="Hyperlink"/>
@@ -1403,7 +1454,7 @@
         <w:pStyle w:val="Compact"/>
         <w:numPr>
           <w:ilvl w:val="0"/>
-          <w:numId w:val="1007"/>
+          <w:numId w:val="1008"/>
         </w:numPr>
       </w:pPr>
       <w:r>
@@ -1428,7 +1479,7 @@
         <w:pStyle w:val="Compact"/>
         <w:numPr>
           <w:ilvl w:val="0"/>
-          <w:numId w:val="1007"/>
+          <w:numId w:val="1008"/>
         </w:numPr>
       </w:pPr>
       <w:r>
@@ -1437,7 +1488,7 @@
       <w:r>
         <w:t xml:space="preserve"> </w:t>
       </w:r>
-      <w:hyperlink r:id="rId63">
+      <w:hyperlink r:id="rId66">
         <w:r>
           <w:rPr>
             <w:rStyle w:val="Hyperlink"/>
@@ -1457,7 +1508,7 @@
         <w:pStyle w:val="Compact"/>
         <w:numPr>
           <w:ilvl w:val="0"/>
-          <w:numId w:val="1007"/>
+          <w:numId w:val="1008"/>
         </w:numPr>
       </w:pPr>
       <w:r>
@@ -1466,7 +1517,7 @@
       <w:r>
         <w:t xml:space="preserve"> </w:t>
       </w:r>
-      <w:hyperlink r:id="rId27">
+      <w:hyperlink r:id="rId30">
         <w:r>
           <w:rPr>
             <w:rStyle w:val="Hyperlink"/>
@@ -1483,24 +1534,423 @@
       <w:r>
         <w:t xml:space="preserve"> </w:t>
       </w:r>
+      <w:hyperlink r:id="rId45">
+        <w:r>
+          <w:rPr>
+            <w:rStyle w:val="Hyperlink"/>
+          </w:rPr>
+          <w:t xml:space="preserve">CIS</w:t>
+        </w:r>
+      </w:hyperlink>
+      <w:r>
+        <w:t xml:space="preserve"> </w:t>
+      </w:r>
+      <w:r>
+        <w:t xml:space="preserve">Guidelines for both Amazon Linux and</w:t>
+      </w:r>
+      <w:r>
+        <w:t xml:space="preserve"> </w:t>
+      </w:r>
+      <w:hyperlink r:id="rId32">
+        <w:r>
+          <w:rPr>
+            <w:rStyle w:val="Hyperlink"/>
+          </w:rPr>
+          <w:t xml:space="preserve">Docker</w:t>
+        </w:r>
+      </w:hyperlink>
+      <w:r>
+        <w:t xml:space="preserve">, increasing security and preventing breaches.</w:t>
+      </w:r>
+    </w:p>
+    <w:p>
+      <w:pPr>
+        <w:pStyle w:val="Compact"/>
+        <w:numPr>
+          <w:ilvl w:val="0"/>
+          <w:numId w:val="1008"/>
+        </w:numPr>
+      </w:pPr>
+      <w:r>
+        <w:t xml:space="preserve">Invented operational tooling to understand the current posture of AWS accounts where off-the-shelf tools did not meet our needs.</w:t>
+      </w:r>
+    </w:p>
+    <w:p>
+      <w:pPr>
+        <w:pStyle w:val="Compact"/>
+        <w:numPr>
+          <w:ilvl w:val="0"/>
+          <w:numId w:val="1008"/>
+        </w:numPr>
+      </w:pPr>
+      <w:r>
+        <w:t xml:space="preserve">Skills:</w:t>
+      </w:r>
+      <w:r>
+        <w:t xml:space="preserve"> </w:t>
+      </w:r>
+      <w:hyperlink r:id="rId35">
+        <w:r>
+          <w:rPr>
+            <w:rStyle w:val="Hyperlink"/>
+          </w:rPr>
+          <w:t xml:space="preserve">AWS</w:t>
+        </w:r>
+      </w:hyperlink>
+      <w:r>
+        <w:t xml:space="preserve">,</w:t>
+      </w:r>
+      <w:r>
+        <w:t xml:space="preserve"> </w:t>
+      </w:r>
+      <w:hyperlink r:id="rId51">
+        <w:r>
+          <w:rPr>
+            <w:rStyle w:val="Hyperlink"/>
+          </w:rPr>
+          <w:t xml:space="preserve">Bash</w:t>
+        </w:r>
+      </w:hyperlink>
+      <w:r>
+        <w:t xml:space="preserve">,</w:t>
+      </w:r>
+      <w:r>
+        <w:t xml:space="preserve"> </w:t>
+      </w:r>
+      <w:hyperlink r:id="rId45">
+        <w:r>
+          <w:rPr>
+            <w:rStyle w:val="Hyperlink"/>
+          </w:rPr>
+          <w:t xml:space="preserve">CIS</w:t>
+        </w:r>
+      </w:hyperlink>
+      <w:r>
+        <w:t xml:space="preserve">,</w:t>
+      </w:r>
+      <w:r>
+        <w:t xml:space="preserve"> </w:t>
+      </w:r>
+      <w:hyperlink r:id="rId36">
+        <w:r>
+          <w:rPr>
+            <w:rStyle w:val="Hyperlink"/>
+          </w:rPr>
+          <w:t xml:space="preserve">CloudFront</w:t>
+        </w:r>
+      </w:hyperlink>
+      <w:r>
+        <w:t xml:space="preserve">,</w:t>
+      </w:r>
+      <w:r>
+        <w:t xml:space="preserve"> </w:t>
+      </w:r>
+      <w:hyperlink r:id="rId54">
+        <w:r>
+          <w:rPr>
+            <w:rStyle w:val="Hyperlink"/>
+          </w:rPr>
+          <w:t xml:space="preserve">Datadog</w:t>
+        </w:r>
+      </w:hyperlink>
+      <w:r>
+        <w:t xml:space="preserve">,</w:t>
+      </w:r>
+      <w:r>
+        <w:t xml:space="preserve"> </w:t>
+      </w:r>
+      <w:hyperlink r:id="rId32">
+        <w:r>
+          <w:rPr>
+            <w:rStyle w:val="Hyperlink"/>
+          </w:rPr>
+          <w:t xml:space="preserve">Docker</w:t>
+        </w:r>
+      </w:hyperlink>
+      <w:r>
+        <w:t xml:space="preserve">,</w:t>
+      </w:r>
+      <w:r>
+        <w:t xml:space="preserve"> </w:t>
+      </w:r>
+      <w:hyperlink r:id="rId37">
+        <w:r>
+          <w:rPr>
+            <w:rStyle w:val="Hyperlink"/>
+          </w:rPr>
+          <w:t xml:space="preserve">EC2</w:t>
+        </w:r>
+      </w:hyperlink>
+      <w:r>
+        <w:t xml:space="preserve">,</w:t>
+      </w:r>
+      <w:r>
+        <w:t xml:space="preserve"> </w:t>
+      </w:r>
+      <w:hyperlink r:id="rId38">
+        <w:r>
+          <w:rPr>
+            <w:rStyle w:val="Hyperlink"/>
+          </w:rPr>
+          <w:t xml:space="preserve">ECS</w:t>
+        </w:r>
+      </w:hyperlink>
+      <w:r>
+        <w:t xml:space="preserve">,</w:t>
+      </w:r>
+      <w:r>
+        <w:t xml:space="preserve"> </w:t>
+      </w:r>
+      <w:hyperlink r:id="rId55">
+        <w:r>
+          <w:rPr>
+            <w:rStyle w:val="Hyperlink"/>
+          </w:rPr>
+          <w:t xml:space="preserve">GitHub Actions</w:t>
+        </w:r>
+      </w:hyperlink>
+      <w:r>
+        <w:t xml:space="preserve">,</w:t>
+      </w:r>
+      <w:r>
+        <w:t xml:space="preserve"> </w:t>
+      </w:r>
+      <w:hyperlink r:id="rId34">
+        <w:r>
+          <w:rPr>
+            <w:rStyle w:val="Hyperlink"/>
+          </w:rPr>
+          <w:t xml:space="preserve">GitOps</w:t>
+        </w:r>
+      </w:hyperlink>
+      <w:r>
+        <w:t xml:space="preserve">,</w:t>
+      </w:r>
+      <w:r>
+        <w:t xml:space="preserve"> </w:t>
+      </w:r>
+      <w:hyperlink r:id="rId31">
+        <w:r>
+          <w:rPr>
+            <w:rStyle w:val="Hyperlink"/>
+          </w:rPr>
+          <w:t xml:space="preserve">Go</w:t>
+        </w:r>
+      </w:hyperlink>
+      <w:r>
+        <w:t xml:space="preserve">,</w:t>
+      </w:r>
+      <w:r>
+        <w:t xml:space="preserve"> </w:t>
+      </w:r>
+      <w:hyperlink r:id="rId40">
+        <w:r>
+          <w:rPr>
+            <w:rStyle w:val="Hyperlink"/>
+          </w:rPr>
+          <w:t xml:space="preserve">IAM</w:t>
+        </w:r>
+      </w:hyperlink>
+      <w:r>
+        <w:t xml:space="preserve">,</w:t>
+      </w:r>
+      <w:r>
+        <w:t xml:space="preserve"> </w:t>
+      </w:r>
+      <w:hyperlink r:id="rId41">
+        <w:r>
+          <w:rPr>
+            <w:rStyle w:val="Hyperlink"/>
+          </w:rPr>
+          <w:t xml:space="preserve">Lambda</w:t>
+        </w:r>
+      </w:hyperlink>
+      <w:r>
+        <w:t xml:space="preserve">,</w:t>
+      </w:r>
+      <w:r>
+        <w:t xml:space="preserve"> </w:t>
+      </w:r>
+      <w:hyperlink r:id="rId58">
+        <w:r>
+          <w:rPr>
+            <w:rStyle w:val="Hyperlink"/>
+          </w:rPr>
+          <w:t xml:space="preserve">New Relic</w:t>
+        </w:r>
+      </w:hyperlink>
+      <w:r>
+        <w:t xml:space="preserve">,</w:t>
+      </w:r>
+      <w:r>
+        <w:t xml:space="preserve"> </w:t>
+      </w:r>
+      <w:hyperlink r:id="rId60">
+        <w:r>
+          <w:rPr>
+            <w:rStyle w:val="Hyperlink"/>
+          </w:rPr>
+          <w:t xml:space="preserve">Packer</w:t>
+        </w:r>
+      </w:hyperlink>
+      <w:r>
+        <w:t xml:space="preserve">,</w:t>
+      </w:r>
+      <w:r>
+        <w:t xml:space="preserve"> </w:t>
+      </w:r>
+      <w:hyperlink r:id="rId61">
+        <w:r>
+          <w:rPr>
+            <w:rStyle w:val="Hyperlink"/>
+          </w:rPr>
+          <w:t xml:space="preserve">PostgreSQL</w:t>
+        </w:r>
+      </w:hyperlink>
+      <w:r>
+        <w:t xml:space="preserve">,</w:t>
+      </w:r>
+      <w:r>
+        <w:t xml:space="preserve"> </w:t>
+      </w:r>
+      <w:hyperlink r:id="rId62">
+        <w:r>
+          <w:rPr>
+            <w:rStyle w:val="Hyperlink"/>
+          </w:rPr>
+          <w:t xml:space="preserve">Python</w:t>
+        </w:r>
+      </w:hyperlink>
+      <w:r>
+        <w:t xml:space="preserve">,</w:t>
+      </w:r>
+      <w:r>
+        <w:t xml:space="preserve"> </w:t>
+      </w:r>
       <w:hyperlink r:id="rId42">
         <w:r>
           <w:rPr>
             <w:rStyle w:val="Hyperlink"/>
           </w:rPr>
-          <w:t xml:space="preserve">CIS</w:t>
-        </w:r>
-      </w:hyperlink>
-      <w:r>
-        <w:t xml:space="preserve"> </w:t>
-      </w:r>
-      <w:r>
-        <w:t xml:space="preserve">Guidelines for both Amazon Linux and</w:t>
-      </w:r>
-      <w:r>
-        <w:t xml:space="preserve"> </w:t>
-      </w:r>
-      <w:hyperlink r:id="rId29">
+          <w:t xml:space="preserve">S3</w:t>
+        </w:r>
+      </w:hyperlink>
+      <w:r>
+        <w:t xml:space="preserve">,</w:t>
+      </w:r>
+      <w:r>
+        <w:t xml:space="preserve"> </w:t>
+      </w:r>
+      <w:hyperlink r:id="rId50">
+        <w:r>
+          <w:rPr>
+            <w:rStyle w:val="Hyperlink"/>
+          </w:rPr>
+          <w:t xml:space="preserve">Secrets Manager</w:t>
+        </w:r>
+      </w:hyperlink>
+      <w:r>
+        <w:t xml:space="preserve">,</w:t>
+      </w:r>
+      <w:r>
+        <w:t xml:space="preserve"> </w:t>
+      </w:r>
+      <w:hyperlink r:id="rId33">
+        <w:r>
+          <w:rPr>
+            <w:rStyle w:val="Hyperlink"/>
+          </w:rPr>
+          <w:t xml:space="preserve">Terraform</w:t>
+        </w:r>
+      </w:hyperlink>
+      <w:r>
+        <w:t xml:space="preserve">, async/concurrency, cybersecurity, observability, platform engineering.</w:t>
+      </w:r>
+    </w:p>
+    <w:bookmarkEnd w:id="67"/>
+    <w:bookmarkStart w:id="76" w:name="Xbb0df5850d4c183c9a79a02a33b92ad2a2543dd"/>
+    <w:p>
+      <w:pPr>
+        <w:pStyle w:val="Heading4"/>
+      </w:pPr>
+      <w:r>
+        <w:t xml:space="preserve">Staff Software Engineer (October 2016—October 2018)</w:t>
+      </w:r>
+    </w:p>
+    <w:p>
+      <w:pPr>
+        <w:pStyle w:val="Compact"/>
+        <w:numPr>
+          <w:ilvl w:val="0"/>
+          <w:numId w:val="1009"/>
+        </w:numPr>
+      </w:pPr>
+      <w:r>
+        <w:t xml:space="preserve">Led the development of Tier-1 services within the educational content authoring pipeline, leveraging technologies such as</w:t>
+      </w:r>
+      <w:r>
+        <w:t xml:space="preserve"> </w:t>
+      </w:r>
+      <w:hyperlink r:id="rId68">
+        <w:r>
+          <w:rPr>
+            <w:rStyle w:val="Hyperlink"/>
+          </w:rPr>
+          <w:t xml:space="preserve">REST</w:t>
+        </w:r>
+      </w:hyperlink>
+      <w:r>
+        <w:t xml:space="preserve">,</w:t>
+      </w:r>
+      <w:r>
+        <w:t xml:space="preserve"> </w:t>
+      </w:r>
+      <w:hyperlink r:id="rId69">
+        <w:r>
+          <w:rPr>
+            <w:rStyle w:val="Hyperlink"/>
+          </w:rPr>
+          <w:t xml:space="preserve">GraphQL</w:t>
+        </w:r>
+      </w:hyperlink>
+      <w:r>
+        <w:t xml:space="preserve">, API design,</w:t>
+      </w:r>
+      <w:r>
+        <w:t xml:space="preserve"> </w:t>
+      </w:r>
+      <w:hyperlink r:id="rId38">
+        <w:r>
+          <w:rPr>
+            <w:rStyle w:val="Hyperlink"/>
+          </w:rPr>
+          <w:t xml:space="preserve">Amazon ECS</w:t>
+        </w:r>
+      </w:hyperlink>
+      <w:r>
+        <w:t xml:space="preserve"> </w:t>
+      </w:r>
+      <w:r>
+        <w:t xml:space="preserve">(similar to</w:t>
+      </w:r>
+      <w:r>
+        <w:t xml:space="preserve"> </w:t>
+      </w:r>
+      <w:hyperlink r:id="rId70">
+        <w:r>
+          <w:rPr>
+            <w:rStyle w:val="Hyperlink"/>
+          </w:rPr>
+          <w:t xml:space="preserve">Kubernetes</w:t>
+        </w:r>
+      </w:hyperlink>
+      <w:r>
+        <w:t xml:space="preserve">),</w:t>
+      </w:r>
+      <w:r>
+        <w:t xml:space="preserve"> </w:t>
+      </w:r>
+      <w:hyperlink r:id="rId32">
         <w:r>
           <w:rPr>
             <w:rStyle w:val="Hyperlink"/>
@@ -1509,27 +1959,127 @@
         </w:r>
       </w:hyperlink>
       <w:r>
-        <w:t xml:space="preserve">, increasing security and preventing breaches.</w:t>
-      </w:r>
-    </w:p>
-    <w:p>
-      <w:pPr>
-        <w:pStyle w:val="Compact"/>
-        <w:numPr>
-          <w:ilvl w:val="0"/>
-          <w:numId w:val="1007"/>
-        </w:numPr>
-      </w:pPr>
-      <w:r>
-        <w:t xml:space="preserve">Invented operational tooling to understand the current posture of AWS accounts where off-the-shelf tools did not meet our needs.</w:t>
-      </w:r>
-    </w:p>
-    <w:p>
-      <w:pPr>
-        <w:pStyle w:val="Compact"/>
-        <w:numPr>
-          <w:ilvl w:val="0"/>
-          <w:numId w:val="1007"/>
+        <w:t xml:space="preserve">,</w:t>
+      </w:r>
+      <w:r>
+        <w:t xml:space="preserve"> </w:t>
+      </w:r>
+      <w:hyperlink r:id="rId33">
+        <w:r>
+          <w:rPr>
+            <w:rStyle w:val="Hyperlink"/>
+          </w:rPr>
+          <w:t xml:space="preserve">Terraform</w:t>
+        </w:r>
+      </w:hyperlink>
+      <w:r>
+        <w:t xml:space="preserve">,</w:t>
+      </w:r>
+      <w:r>
+        <w:t xml:space="preserve"> </w:t>
+      </w:r>
+      <w:hyperlink r:id="rId71">
+        <w:r>
+          <w:rPr>
+            <w:rStyle w:val="Hyperlink"/>
+          </w:rPr>
+          <w:t xml:space="preserve">ePubs</w:t>
+        </w:r>
+      </w:hyperlink>
+      <w:r>
+        <w:t xml:space="preserve">, and security best practices.</w:t>
+      </w:r>
+    </w:p>
+    <w:p>
+      <w:pPr>
+        <w:pStyle w:val="Compact"/>
+        <w:numPr>
+          <w:ilvl w:val="0"/>
+          <w:numId w:val="1009"/>
+        </w:numPr>
+      </w:pPr>
+      <w:r>
+        <w:t xml:space="preserve">Led the development of the authoring component of the</w:t>
+      </w:r>
+      <w:r>
+        <w:t xml:space="preserve"> </w:t>
+      </w:r>
+      <w:hyperlink r:id="rId72">
+        <w:r>
+          <w:rPr>
+            <w:rStyle w:val="Hyperlink"/>
+          </w:rPr>
+          <w:t xml:space="preserve">SmartBook 2.0 product</w:t>
+        </w:r>
+      </w:hyperlink>
+      <w:r>
+        <w:t xml:space="preserve">, and the internal system which indexes authored content, builds ePubs, and encodes images/video for the ePub CDN using</w:t>
+      </w:r>
+      <w:r>
+        <w:t xml:space="preserve"> </w:t>
+      </w:r>
+      <w:hyperlink r:id="rId73">
+        <w:r>
+          <w:rPr>
+            <w:rStyle w:val="Hyperlink"/>
+          </w:rPr>
+          <w:t xml:space="preserve">ffmpeg</w:t>
+        </w:r>
+      </w:hyperlink>
+      <w:r>
+        <w:t xml:space="preserve"> </w:t>
+      </w:r>
+      <w:r>
+        <w:t xml:space="preserve">and</w:t>
+      </w:r>
+      <w:r>
+        <w:t xml:space="preserve"> </w:t>
+      </w:r>
+      <w:hyperlink r:id="rId74">
+        <w:r>
+          <w:rPr>
+            <w:rStyle w:val="Hyperlink"/>
+          </w:rPr>
+          <w:t xml:space="preserve">HLS</w:t>
+        </w:r>
+      </w:hyperlink>
+      <w:r>
+        <w:t xml:space="preserve"> </w:t>
+      </w:r>
+      <w:r>
+        <w:t xml:space="preserve">streaming.</w:t>
+      </w:r>
+    </w:p>
+    <w:p>
+      <w:pPr>
+        <w:pStyle w:val="Compact"/>
+        <w:numPr>
+          <w:ilvl w:val="0"/>
+          <w:numId w:val="1009"/>
+        </w:numPr>
+      </w:pPr>
+      <w:r>
+        <w:t xml:space="preserve">Established the technical direction of these projects, promoted adoption across the organization, published comprehensive documentation, and offered ongoing integration guidance.</w:t>
+      </w:r>
+    </w:p>
+    <w:p>
+      <w:pPr>
+        <w:pStyle w:val="Compact"/>
+        <w:numPr>
+          <w:ilvl w:val="0"/>
+          <w:numId w:val="1009"/>
+        </w:numPr>
+      </w:pPr>
+      <w:r>
+        <w:t xml:space="preserve">Accelerated the adoption of CI/CD, rapid deployment practices, and Docker containers, shortening the feedback loop for developers and increasing the reliability of deployments.</w:t>
+      </w:r>
+    </w:p>
+    <w:p>
+      <w:pPr>
+        <w:pStyle w:val="Compact"/>
+        <w:numPr>
+          <w:ilvl w:val="0"/>
+          <w:numId w:val="1009"/>
         </w:numPr>
       </w:pPr>
       <w:r>
@@ -1538,40 +2088,124 @@
       <w:r>
         <w:t xml:space="preserve"> </w:t>
       </w:r>
+      <w:hyperlink r:id="rId38">
+        <w:r>
+          <w:rPr>
+            <w:rStyle w:val="Hyperlink"/>
+          </w:rPr>
+          <w:t xml:space="preserve">Amazon ECS</w:t>
+        </w:r>
+      </w:hyperlink>
+      <w:r>
+        <w:t xml:space="preserve">,</w:t>
+      </w:r>
+      <w:r>
+        <w:t xml:space="preserve"> </w:t>
+      </w:r>
       <w:hyperlink r:id="rId32">
         <w:r>
           <w:rPr>
             <w:rStyle w:val="Hyperlink"/>
           </w:rPr>
-          <w:t xml:space="preserve">AWS</w:t>
-        </w:r>
-      </w:hyperlink>
-      <w:r>
-        <w:t xml:space="preserve">,</w:t>
-      </w:r>
-      <w:r>
-        <w:t xml:space="preserve"> </w:t>
-      </w:r>
-      <w:hyperlink r:id="rId48">
-        <w:r>
-          <w:rPr>
-            <w:rStyle w:val="Hyperlink"/>
-          </w:rPr>
-          <w:t xml:space="preserve">Bash</w:t>
-        </w:r>
-      </w:hyperlink>
-      <w:r>
-        <w:t xml:space="preserve">,</w:t>
-      </w:r>
-      <w:r>
-        <w:t xml:space="preserve"> </w:t>
-      </w:r>
-      <w:hyperlink r:id="rId42">
-        <w:r>
-          <w:rPr>
-            <w:rStyle w:val="Hyperlink"/>
-          </w:rPr>
-          <w:t xml:space="preserve">CIS</w:t>
+          <w:t xml:space="preserve">Docker</w:t>
+        </w:r>
+      </w:hyperlink>
+      <w:r>
+        <w:t xml:space="preserve">,</w:t>
+      </w:r>
+      <w:r>
+        <w:t xml:space="preserve"> </w:t>
+      </w:r>
+      <w:hyperlink r:id="rId71">
+        <w:r>
+          <w:rPr>
+            <w:rStyle w:val="Hyperlink"/>
+          </w:rPr>
+          <w:t xml:space="preserve">ePubs</w:t>
+        </w:r>
+      </w:hyperlink>
+      <w:r>
+        <w:t xml:space="preserve">,</w:t>
+      </w:r>
+      <w:r>
+        <w:t xml:space="preserve"> </w:t>
+      </w:r>
+      <w:hyperlink r:id="rId73">
+        <w:r>
+          <w:rPr>
+            <w:rStyle w:val="Hyperlink"/>
+          </w:rPr>
+          <w:t xml:space="preserve">ffmpeg</w:t>
+        </w:r>
+      </w:hyperlink>
+      <w:r>
+        <w:t xml:space="preserve">,</w:t>
+      </w:r>
+      <w:r>
+        <w:t xml:space="preserve"> </w:t>
+      </w:r>
+      <w:hyperlink r:id="rId69">
+        <w:r>
+          <w:rPr>
+            <w:rStyle w:val="Hyperlink"/>
+          </w:rPr>
+          <w:t xml:space="preserve">GraphQL</w:t>
+        </w:r>
+      </w:hyperlink>
+      <w:r>
+        <w:t xml:space="preserve">,</w:t>
+      </w:r>
+      <w:r>
+        <w:t xml:space="preserve"> </w:t>
+      </w:r>
+      <w:hyperlink r:id="rId74">
+        <w:r>
+          <w:rPr>
+            <w:rStyle w:val="Hyperlink"/>
+          </w:rPr>
+          <w:t xml:space="preserve">HLS</w:t>
+        </w:r>
+      </w:hyperlink>
+      <w:r>
+        <w:t xml:space="preserve">,</w:t>
+      </w:r>
+      <w:r>
+        <w:t xml:space="preserve"> </w:t>
+      </w:r>
+      <w:hyperlink r:id="rId60">
+        <w:r>
+          <w:rPr>
+            <w:rStyle w:val="Hyperlink"/>
+          </w:rPr>
+          <w:t xml:space="preserve">Packer</w:t>
+        </w:r>
+      </w:hyperlink>
+      <w:r>
+        <w:t xml:space="preserve">,</w:t>
+      </w:r>
+      <w:r>
+        <w:t xml:space="preserve"> </w:t>
+      </w:r>
+      <w:hyperlink r:id="rId75">
+        <w:r>
+          <w:rPr>
+            <w:rStyle w:val="Hyperlink"/>
+          </w:rPr>
+          <w:t xml:space="preserve">PHP</w:t>
+        </w:r>
+      </w:hyperlink>
+      <w:r>
+        <w:t xml:space="preserve">,</w:t>
+      </w:r>
+      <w:r>
+        <w:t xml:space="preserve"> </w:t>
+      </w:r>
+      <w:hyperlink r:id="rId68">
+        <w:r>
+          <w:rPr>
+            <w:rStyle w:val="Hyperlink"/>
+          </w:rPr>
+          <w:t xml:space="preserve">REST</w:t>
         </w:r>
       </w:hyperlink>
       <w:r>
@@ -1585,142 +2219,155 @@
           <w:rPr>
             <w:rStyle w:val="Hyperlink"/>
           </w:rPr>
-          <w:t xml:space="preserve">CloudFront</w:t>
-        </w:r>
-      </w:hyperlink>
-      <w:r>
-        <w:t xml:space="preserve">,</w:t>
-      </w:r>
-      <w:r>
-        <w:t xml:space="preserve"> </w:t>
-      </w:r>
-      <w:hyperlink r:id="rId51">
-        <w:r>
-          <w:rPr>
-            <w:rStyle w:val="Hyperlink"/>
-          </w:rPr>
-          <w:t xml:space="preserve">Datadog</w:t>
-        </w:r>
-      </w:hyperlink>
-      <w:r>
-        <w:t xml:space="preserve">,</w:t>
-      </w:r>
-      <w:r>
-        <w:t xml:space="preserve"> </w:t>
-      </w:r>
-      <w:hyperlink r:id="rId29">
-        <w:r>
-          <w:rPr>
-            <w:rStyle w:val="Hyperlink"/>
-          </w:rPr>
-          <w:t xml:space="preserve">Docker</w:t>
-        </w:r>
-      </w:hyperlink>
-      <w:r>
-        <w:t xml:space="preserve">,</w:t>
-      </w:r>
-      <w:r>
-        <w:t xml:space="preserve"> </w:t>
-      </w:r>
-      <w:hyperlink r:id="rId34">
-        <w:r>
-          <w:rPr>
-            <w:rStyle w:val="Hyperlink"/>
-          </w:rPr>
-          <w:t xml:space="preserve">EC2</w:t>
-        </w:r>
-      </w:hyperlink>
-      <w:r>
-        <w:t xml:space="preserve">,</w:t>
-      </w:r>
-      <w:r>
-        <w:t xml:space="preserve"> </w:t>
-      </w:r>
-      <w:hyperlink r:id="rId35">
-        <w:r>
-          <w:rPr>
-            <w:rStyle w:val="Hyperlink"/>
-          </w:rPr>
-          <w:t xml:space="preserve">ECS</w:t>
-        </w:r>
-      </w:hyperlink>
-      <w:r>
-        <w:t xml:space="preserve">,</w:t>
-      </w:r>
-      <w:r>
-        <w:t xml:space="preserve"> </w:t>
-      </w:r>
-      <w:hyperlink r:id="rId52">
-        <w:r>
-          <w:rPr>
-            <w:rStyle w:val="Hyperlink"/>
-          </w:rPr>
-          <w:t xml:space="preserve">GitHub Actions</w:t>
-        </w:r>
-      </w:hyperlink>
-      <w:r>
-        <w:t xml:space="preserve">,</w:t>
-      </w:r>
-      <w:r>
-        <w:t xml:space="preserve"> </w:t>
-      </w:r>
-      <w:hyperlink r:id="rId31">
-        <w:r>
-          <w:rPr>
-            <w:rStyle w:val="Hyperlink"/>
-          </w:rPr>
-          <w:t xml:space="preserve">GitOps</w:t>
-        </w:r>
-      </w:hyperlink>
-      <w:r>
-        <w:t xml:space="preserve">,</w:t>
-      </w:r>
-      <w:r>
-        <w:t xml:space="preserve"> </w:t>
-      </w:r>
-      <w:hyperlink r:id="rId28">
-        <w:r>
-          <w:rPr>
-            <w:rStyle w:val="Hyperlink"/>
-          </w:rPr>
-          <w:t xml:space="preserve">Go</w:t>
-        </w:r>
-      </w:hyperlink>
-      <w:r>
-        <w:t xml:space="preserve">,</w:t>
-      </w:r>
-      <w:r>
-        <w:t xml:space="preserve"> </w:t>
-      </w:r>
-      <w:hyperlink r:id="rId37">
-        <w:r>
-          <w:rPr>
-            <w:rStyle w:val="Hyperlink"/>
-          </w:rPr>
-          <w:t xml:space="preserve">IAM</w:t>
-        </w:r>
-      </w:hyperlink>
-      <w:r>
-        <w:t xml:space="preserve">,</w:t>
-      </w:r>
-      <w:r>
-        <w:t xml:space="preserve"> </w:t>
-      </w:r>
-      <w:hyperlink r:id="rId38">
-        <w:r>
-          <w:rPr>
-            <w:rStyle w:val="Hyperlink"/>
-          </w:rPr>
-          <w:t xml:space="preserve">Lambda</w:t>
-        </w:r>
-      </w:hyperlink>
-      <w:r>
-        <w:t xml:space="preserve">,</w:t>
-      </w:r>
-      <w:r>
-        <w:t xml:space="preserve"> </w:t>
-      </w:r>
-      <w:hyperlink r:id="rId55">
+          <w:t xml:space="preserve">Terraform</w:t>
+        </w:r>
+      </w:hyperlink>
+      <w:r>
+        <w:t xml:space="preserve">, observability, technical leadership, technical writing.</w:t>
+      </w:r>
+    </w:p>
+    <w:bookmarkEnd w:id="76"/>
+    <w:bookmarkEnd w:id="77"/>
+    <w:bookmarkStart w:id="90" w:name="wepay--redwood-city-ca"/>
+    <w:p>
+      <w:pPr>
+        <w:pStyle w:val="Heading3"/>
+      </w:pPr>
+      <w:hyperlink r:id="rId78">
+        <w:r>
+          <w:rPr>
+            <w:rStyle w:val="Hyperlink"/>
+          </w:rPr>
+          <w:t xml:space="preserve">WePay</w:t>
+        </w:r>
+      </w:hyperlink>
+      <w:r>
+        <w:t xml:space="preserve"> </w:t>
+      </w:r>
+      <w:r>
+        <w:t xml:space="preserve">— Redwood City, CA</w:t>
+      </w:r>
+    </w:p>
+    <w:p>
+      <w:pPr>
+        <w:pStyle w:val="BlockText"/>
+      </w:pPr>
+      <w:r>
+        <w:t xml:space="preserve">WePay is an online payment service provider which provides “payments for platforms”, where examples of platforms were GoFundMe, Care.com, and Xbox. JPMorgan Chase acquired WePay in October 2017.</w:t>
+      </w:r>
+    </w:p>
+    <w:bookmarkStart w:id="82" w:name="Xdec534679361bad3495b96f8fff62025730684e"/>
+    <w:p>
+      <w:pPr>
+        <w:pStyle w:val="Heading4"/>
+      </w:pPr>
+      <w:r>
+        <w:t xml:space="preserve">Senior DevOps Engineer (April 2015—September 2016)</w:t>
+      </w:r>
+    </w:p>
+    <w:p>
+      <w:pPr>
+        <w:pStyle w:val="Compact"/>
+        <w:numPr>
+          <w:ilvl w:val="0"/>
+          <w:numId w:val="1010"/>
+        </w:numPr>
+      </w:pPr>
+      <w:r>
+        <w:t xml:space="preserve">Led a cross-company initiative to upgrade the monolithic application from</w:t>
+      </w:r>
+      <w:r>
+        <w:t xml:space="preserve"> </w:t>
+      </w:r>
+      <w:hyperlink r:id="rId75">
+        <w:r>
+          <w:rPr>
+            <w:rStyle w:val="Hyperlink"/>
+          </w:rPr>
+          <w:t xml:space="preserve">PHP</w:t>
+        </w:r>
+      </w:hyperlink>
+      <w:r>
+        <w:t xml:space="preserve"> </w:t>
+      </w:r>
+      <w:r>
+        <w:t xml:space="preserve">5.4 to PHP 5.6 (the latest at the time). Facilitated cross-team collaboration among all major engineering teams and QA departments to achieve results (</w:t>
+      </w:r>
+      <w:hyperlink r:id="rId75">
+        <w:r>
+          <w:rPr>
+            <w:rStyle w:val="Hyperlink"/>
+          </w:rPr>
+          <w:t xml:space="preserve">PHP</w:t>
+        </w:r>
+      </w:hyperlink>
+      <w:r>
+        <w:t xml:space="preserve">, project management).</w:t>
+      </w:r>
+    </w:p>
+    <w:p>
+      <w:pPr>
+        <w:pStyle w:val="Compact"/>
+        <w:numPr>
+          <w:ilvl w:val="0"/>
+          <w:numId w:val="1010"/>
+        </w:numPr>
+      </w:pPr>
+      <w:r>
+        <w:t xml:space="preserve">Initiated a program to automate the creation of base server images for cloud servers. This allowed new servers to boot and begin serving traffic ~75% faster (</w:t>
+      </w:r>
+      <w:hyperlink r:id="rId79">
+        <w:r>
+          <w:rPr>
+            <w:rStyle w:val="Hyperlink"/>
+          </w:rPr>
+          <w:t xml:space="preserve">GCP</w:t>
+        </w:r>
+      </w:hyperlink>
+      <w:r>
+        <w:t xml:space="preserve">,</w:t>
+      </w:r>
+      <w:r>
+        <w:t xml:space="preserve"> </w:t>
+      </w:r>
+      <w:hyperlink r:id="rId62">
+        <w:r>
+          <w:rPr>
+            <w:rStyle w:val="Hyperlink"/>
+          </w:rPr>
+          <w:t xml:space="preserve">Python</w:t>
+        </w:r>
+      </w:hyperlink>
+      <w:r>
+        <w:t xml:space="preserve">,</w:t>
+      </w:r>
+      <w:r>
+        <w:t xml:space="preserve"> </w:t>
+      </w:r>
+      <w:hyperlink r:id="rId80">
+        <w:r>
+          <w:rPr>
+            <w:rStyle w:val="Hyperlink"/>
+          </w:rPr>
+          <w:t xml:space="preserve">Ansible</w:t>
+        </w:r>
+      </w:hyperlink>
+      <w:r>
+        <w:t xml:space="preserve">).</w:t>
+      </w:r>
+    </w:p>
+    <w:p>
+      <w:pPr>
+        <w:pStyle w:val="Compact"/>
+        <w:numPr>
+          <w:ilvl w:val="0"/>
+          <w:numId w:val="1010"/>
+        </w:numPr>
+      </w:pPr>
+      <w:r>
+        <w:t xml:space="preserve">Invested in observability systems to prevent customer-facing issues (</w:t>
+      </w:r>
+      <w:hyperlink r:id="rId58">
         <w:r>
           <w:rPr>
             <w:rStyle w:val="Hyperlink"/>
@@ -1734,571 +2381,12 @@
       <w:r>
         <w:t xml:space="preserve"> </w:t>
       </w:r>
-      <w:hyperlink r:id="rId57">
-        <w:r>
-          <w:rPr>
-            <w:rStyle w:val="Hyperlink"/>
-          </w:rPr>
-          <w:t xml:space="preserve">Packer</w:t>
-        </w:r>
-      </w:hyperlink>
-      <w:r>
-        <w:t xml:space="preserve">,</w:t>
-      </w:r>
-      <w:r>
-        <w:t xml:space="preserve"> </w:t>
-      </w:r>
-      <w:hyperlink r:id="rId58">
-        <w:r>
-          <w:rPr>
-            <w:rStyle w:val="Hyperlink"/>
-          </w:rPr>
-          <w:t xml:space="preserve">PostgreSQL</w:t>
-        </w:r>
-      </w:hyperlink>
-      <w:r>
-        <w:t xml:space="preserve">,</w:t>
-      </w:r>
-      <w:r>
-        <w:t xml:space="preserve"> </w:t>
-      </w:r>
-      <w:hyperlink r:id="rId59">
-        <w:r>
-          <w:rPr>
-            <w:rStyle w:val="Hyperlink"/>
-          </w:rPr>
-          <w:t xml:space="preserve">Python</w:t>
-        </w:r>
-      </w:hyperlink>
-      <w:r>
-        <w:t xml:space="preserve">,</w:t>
-      </w:r>
-      <w:r>
-        <w:t xml:space="preserve"> </w:t>
-      </w:r>
-      <w:hyperlink r:id="rId39">
-        <w:r>
-          <w:rPr>
-            <w:rStyle w:val="Hyperlink"/>
-          </w:rPr>
-          <w:t xml:space="preserve">S3</w:t>
-        </w:r>
-      </w:hyperlink>
-      <w:r>
-        <w:t xml:space="preserve">,</w:t>
-      </w:r>
-      <w:r>
-        <w:t xml:space="preserve"> </w:t>
-      </w:r>
-      <w:hyperlink r:id="rId47">
-        <w:r>
-          <w:rPr>
-            <w:rStyle w:val="Hyperlink"/>
-          </w:rPr>
-          <w:t xml:space="preserve">Secrets Manager</w:t>
-        </w:r>
-      </w:hyperlink>
-      <w:r>
-        <w:t xml:space="preserve">,</w:t>
-      </w:r>
-      <w:r>
-        <w:t xml:space="preserve"> </w:t>
-      </w:r>
-      <w:hyperlink r:id="rId30">
-        <w:r>
-          <w:rPr>
-            <w:rStyle w:val="Hyperlink"/>
-          </w:rPr>
-          <w:t xml:space="preserve">Terraform</w:t>
-        </w:r>
-      </w:hyperlink>
-      <w:r>
-        <w:t xml:space="preserve">, async/concurrency, cybersecurity, observability, platform engineering.</w:t>
-      </w:r>
-    </w:p>
-    <w:bookmarkEnd w:id="64"/>
-    <w:bookmarkStart w:id="73" w:name="Xbb0df5850d4c183c9a79a02a33b92ad2a2543dd"/>
-    <w:p>
-      <w:pPr>
-        <w:pStyle w:val="Heading4"/>
-      </w:pPr>
-      <w:r>
-        <w:t xml:space="preserve">Staff Software Engineer (October 2016—October 2018)</w:t>
-      </w:r>
-    </w:p>
-    <w:p>
-      <w:pPr>
-        <w:pStyle w:val="Compact"/>
-        <w:numPr>
-          <w:ilvl w:val="0"/>
-          <w:numId w:val="1008"/>
-        </w:numPr>
-      </w:pPr>
-      <w:r>
-        <w:t xml:space="preserve">Led the development of Tier-1 services within the educational content authoring pipeline, leveraging technologies such as</w:t>
-      </w:r>
-      <w:r>
-        <w:t xml:space="preserve"> </w:t>
-      </w:r>
-      <w:hyperlink r:id="rId65">
-        <w:r>
-          <w:rPr>
-            <w:rStyle w:val="Hyperlink"/>
-          </w:rPr>
-          <w:t xml:space="preserve">REST</w:t>
-        </w:r>
-      </w:hyperlink>
-      <w:r>
-        <w:t xml:space="preserve">,</w:t>
-      </w:r>
-      <w:r>
-        <w:t xml:space="preserve"> </w:t>
-      </w:r>
-      <w:hyperlink r:id="rId66">
-        <w:r>
-          <w:rPr>
-            <w:rStyle w:val="Hyperlink"/>
-          </w:rPr>
-          <w:t xml:space="preserve">GraphQL</w:t>
-        </w:r>
-      </w:hyperlink>
-      <w:r>
-        <w:t xml:space="preserve">, API design,</w:t>
-      </w:r>
-      <w:r>
-        <w:t xml:space="preserve"> </w:t>
-      </w:r>
-      <w:hyperlink r:id="rId35">
-        <w:r>
-          <w:rPr>
-            <w:rStyle w:val="Hyperlink"/>
-          </w:rPr>
-          <w:t xml:space="preserve">Amazon ECS</w:t>
-        </w:r>
-      </w:hyperlink>
-      <w:r>
-        <w:t xml:space="preserve"> </w:t>
-      </w:r>
-      <w:r>
-        <w:t xml:space="preserve">(similar to</w:t>
-      </w:r>
-      <w:r>
-        <w:t xml:space="preserve"> </w:t>
-      </w:r>
-      <w:hyperlink r:id="rId67">
-        <w:r>
-          <w:rPr>
-            <w:rStyle w:val="Hyperlink"/>
-          </w:rPr>
-          <w:t xml:space="preserve">Kubernetes</w:t>
-        </w:r>
-      </w:hyperlink>
-      <w:r>
-        <w:t xml:space="preserve">),</w:t>
-      </w:r>
-      <w:r>
-        <w:t xml:space="preserve"> </w:t>
-      </w:r>
-      <w:hyperlink r:id="rId29">
-        <w:r>
-          <w:rPr>
-            <w:rStyle w:val="Hyperlink"/>
-          </w:rPr>
-          <w:t xml:space="preserve">Docker</w:t>
-        </w:r>
-      </w:hyperlink>
-      <w:r>
-        <w:t xml:space="preserve">,</w:t>
-      </w:r>
-      <w:r>
-        <w:t xml:space="preserve"> </w:t>
-      </w:r>
-      <w:hyperlink r:id="rId30">
-        <w:r>
-          <w:rPr>
-            <w:rStyle w:val="Hyperlink"/>
-          </w:rPr>
-          <w:t xml:space="preserve">Terraform</w:t>
-        </w:r>
-      </w:hyperlink>
-      <w:r>
-        <w:t xml:space="preserve">,</w:t>
-      </w:r>
-      <w:r>
-        <w:t xml:space="preserve"> </w:t>
-      </w:r>
-      <w:hyperlink r:id="rId68">
-        <w:r>
-          <w:rPr>
-            <w:rStyle w:val="Hyperlink"/>
-          </w:rPr>
-          <w:t xml:space="preserve">ePubs</w:t>
-        </w:r>
-      </w:hyperlink>
-      <w:r>
-        <w:t xml:space="preserve">, and security best practices.</w:t>
-      </w:r>
-    </w:p>
-    <w:p>
-      <w:pPr>
-        <w:pStyle w:val="Compact"/>
-        <w:numPr>
-          <w:ilvl w:val="0"/>
-          <w:numId w:val="1008"/>
-        </w:numPr>
-      </w:pPr>
-      <w:r>
-        <w:t xml:space="preserve">Led the development of the authoring component of the</w:t>
-      </w:r>
-      <w:r>
-        <w:t xml:space="preserve"> </w:t>
-      </w:r>
-      <w:hyperlink r:id="rId69">
-        <w:r>
-          <w:rPr>
-            <w:rStyle w:val="Hyperlink"/>
-          </w:rPr>
-          <w:t xml:space="preserve">SmartBook 2.0 product</w:t>
-        </w:r>
-      </w:hyperlink>
-      <w:r>
-        <w:t xml:space="preserve">, and the internal system which indexes authored content, builds ePubs, and encodes images/video for the ePub CDN using</w:t>
-      </w:r>
-      <w:r>
-        <w:t xml:space="preserve"> </w:t>
-      </w:r>
-      <w:hyperlink r:id="rId70">
-        <w:r>
-          <w:rPr>
-            <w:rStyle w:val="Hyperlink"/>
-          </w:rPr>
-          <w:t xml:space="preserve">ffmpeg</w:t>
-        </w:r>
-      </w:hyperlink>
-      <w:r>
-        <w:t xml:space="preserve"> </w:t>
-      </w:r>
-      <w:r>
-        <w:t xml:space="preserve">and</w:t>
-      </w:r>
-      <w:r>
-        <w:t xml:space="preserve"> </w:t>
-      </w:r>
-      <w:hyperlink r:id="rId71">
-        <w:r>
-          <w:rPr>
-            <w:rStyle w:val="Hyperlink"/>
-          </w:rPr>
-          <w:t xml:space="preserve">HLS</w:t>
-        </w:r>
-      </w:hyperlink>
-      <w:r>
-        <w:t xml:space="preserve"> </w:t>
-      </w:r>
-      <w:r>
-        <w:t xml:space="preserve">streaming.</w:t>
-      </w:r>
-    </w:p>
-    <w:p>
-      <w:pPr>
-        <w:pStyle w:val="Compact"/>
-        <w:numPr>
-          <w:ilvl w:val="0"/>
-          <w:numId w:val="1008"/>
-        </w:numPr>
-      </w:pPr>
-      <w:r>
-        <w:t xml:space="preserve">Established the technical direction of these projects, promoted adoption across the organization, published comprehensive documentation, and offered ongoing integration guidance.</w:t>
-      </w:r>
-    </w:p>
-    <w:p>
-      <w:pPr>
-        <w:pStyle w:val="Compact"/>
-        <w:numPr>
-          <w:ilvl w:val="0"/>
-          <w:numId w:val="1008"/>
-        </w:numPr>
-      </w:pPr>
-      <w:r>
-        <w:t xml:space="preserve">Accelerated the adoption of CI/CD, rapid deployment practices, and Docker containers, shortening the feedback loop for developers and increasing the reliability of deployments.</w:t>
-      </w:r>
-    </w:p>
-    <w:p>
-      <w:pPr>
-        <w:pStyle w:val="Compact"/>
-        <w:numPr>
-          <w:ilvl w:val="0"/>
-          <w:numId w:val="1008"/>
-        </w:numPr>
-      </w:pPr>
-      <w:r>
-        <w:t xml:space="preserve">Skills:</w:t>
-      </w:r>
-      <w:r>
-        <w:t xml:space="preserve"> </w:t>
-      </w:r>
-      <w:hyperlink r:id="rId35">
-        <w:r>
-          <w:rPr>
-            <w:rStyle w:val="Hyperlink"/>
-          </w:rPr>
-          <w:t xml:space="preserve">Amazon ECS</w:t>
-        </w:r>
-      </w:hyperlink>
-      <w:r>
-        <w:t xml:space="preserve">,</w:t>
-      </w:r>
-      <w:r>
-        <w:t xml:space="preserve"> </w:t>
-      </w:r>
-      <w:hyperlink r:id="rId29">
-        <w:r>
-          <w:rPr>
-            <w:rStyle w:val="Hyperlink"/>
-          </w:rPr>
-          <w:t xml:space="preserve">Docker</w:t>
-        </w:r>
-      </w:hyperlink>
-      <w:r>
-        <w:t xml:space="preserve">,</w:t>
-      </w:r>
-      <w:r>
-        <w:t xml:space="preserve"> </w:t>
-      </w:r>
-      <w:hyperlink r:id="rId68">
-        <w:r>
-          <w:rPr>
-            <w:rStyle w:val="Hyperlink"/>
-          </w:rPr>
-          <w:t xml:space="preserve">ePubs</w:t>
-        </w:r>
-      </w:hyperlink>
-      <w:r>
-        <w:t xml:space="preserve">,</w:t>
-      </w:r>
-      <w:r>
-        <w:t xml:space="preserve"> </w:t>
-      </w:r>
-      <w:hyperlink r:id="rId70">
-        <w:r>
-          <w:rPr>
-            <w:rStyle w:val="Hyperlink"/>
-          </w:rPr>
-          <w:t xml:space="preserve">ffmpeg</w:t>
-        </w:r>
-      </w:hyperlink>
-      <w:r>
-        <w:t xml:space="preserve">,</w:t>
-      </w:r>
-      <w:r>
-        <w:t xml:space="preserve"> </w:t>
-      </w:r>
-      <w:hyperlink r:id="rId66">
-        <w:r>
-          <w:rPr>
-            <w:rStyle w:val="Hyperlink"/>
-          </w:rPr>
-          <w:t xml:space="preserve">GraphQL</w:t>
-        </w:r>
-      </w:hyperlink>
-      <w:r>
-        <w:t xml:space="preserve">,</w:t>
-      </w:r>
-      <w:r>
-        <w:t xml:space="preserve"> </w:t>
-      </w:r>
-      <w:hyperlink r:id="rId71">
-        <w:r>
-          <w:rPr>
-            <w:rStyle w:val="Hyperlink"/>
-          </w:rPr>
-          <w:t xml:space="preserve">HLS</w:t>
-        </w:r>
-      </w:hyperlink>
-      <w:r>
-        <w:t xml:space="preserve">,</w:t>
-      </w:r>
-      <w:r>
-        <w:t xml:space="preserve"> </w:t>
-      </w:r>
-      <w:hyperlink r:id="rId57">
-        <w:r>
-          <w:rPr>
-            <w:rStyle w:val="Hyperlink"/>
-          </w:rPr>
-          <w:t xml:space="preserve">Packer</w:t>
-        </w:r>
-      </w:hyperlink>
-      <w:r>
-        <w:t xml:space="preserve">,</w:t>
-      </w:r>
-      <w:r>
-        <w:t xml:space="preserve"> </w:t>
-      </w:r>
-      <w:hyperlink r:id="rId72">
-        <w:r>
-          <w:rPr>
-            <w:rStyle w:val="Hyperlink"/>
-          </w:rPr>
-          <w:t xml:space="preserve">PHP</w:t>
-        </w:r>
-      </w:hyperlink>
-      <w:r>
-        <w:t xml:space="preserve">,</w:t>
-      </w:r>
-      <w:r>
-        <w:t xml:space="preserve"> </w:t>
-      </w:r>
-      <w:hyperlink r:id="rId65">
-        <w:r>
-          <w:rPr>
-            <w:rStyle w:val="Hyperlink"/>
-          </w:rPr>
-          <w:t xml:space="preserve">REST</w:t>
-        </w:r>
-      </w:hyperlink>
-      <w:r>
-        <w:t xml:space="preserve">,</w:t>
-      </w:r>
-      <w:r>
-        <w:t xml:space="preserve"> </w:t>
-      </w:r>
-      <w:hyperlink r:id="rId30">
-        <w:r>
-          <w:rPr>
-            <w:rStyle w:val="Hyperlink"/>
-          </w:rPr>
-          <w:t xml:space="preserve">Terraform</w:t>
-        </w:r>
-      </w:hyperlink>
-      <w:r>
-        <w:t xml:space="preserve">, observability, technical leadership, technical writing.</w:t>
-      </w:r>
-    </w:p>
-    <w:bookmarkEnd w:id="73"/>
-    <w:bookmarkEnd w:id="74"/>
-    <w:bookmarkStart w:id="87" w:name="wepay--redwood-city-ca"/>
-    <w:p>
-      <w:pPr>
-        <w:pStyle w:val="Heading3"/>
-      </w:pPr>
-      <w:hyperlink r:id="rId75">
-        <w:r>
-          <w:rPr>
-            <w:rStyle w:val="Hyperlink"/>
-          </w:rPr>
-          <w:t xml:space="preserve">WePay</w:t>
-        </w:r>
-      </w:hyperlink>
-      <w:r>
-        <w:t xml:space="preserve"> </w:t>
-      </w:r>
-      <w:r>
-        <w:t xml:space="preserve">— Redwood City, CA</w:t>
-      </w:r>
-    </w:p>
-    <w:p>
-      <w:pPr>
-        <w:pStyle w:val="BlockText"/>
-      </w:pPr>
-      <w:r>
-        <w:t xml:space="preserve">WePay is an online payment service provider which provides “payments for platforms”, where examples of platforms were GoFundMe, Care.com, and Xbox. JPMorgan Chase acquired WePay in October 2017.</w:t>
-      </w:r>
-    </w:p>
-    <w:bookmarkStart w:id="79" w:name="Xdec534679361bad3495b96f8fff62025730684e"/>
-    <w:p>
-      <w:pPr>
-        <w:pStyle w:val="Heading4"/>
-      </w:pPr>
-      <w:r>
-        <w:t xml:space="preserve">Senior DevOps Engineer (April 2015—September 2016)</w:t>
-      </w:r>
-    </w:p>
-    <w:p>
-      <w:pPr>
-        <w:pStyle w:val="Compact"/>
-        <w:numPr>
-          <w:ilvl w:val="0"/>
-          <w:numId w:val="1009"/>
-        </w:numPr>
-      </w:pPr>
-      <w:r>
-        <w:t xml:space="preserve">Led a cross-company initiative to upgrade the monolithic application from</w:t>
-      </w:r>
-      <w:r>
-        <w:t xml:space="preserve"> </w:t>
-      </w:r>
-      <w:hyperlink r:id="rId72">
-        <w:r>
-          <w:rPr>
-            <w:rStyle w:val="Hyperlink"/>
-          </w:rPr>
-          <w:t xml:space="preserve">PHP</w:t>
-        </w:r>
-      </w:hyperlink>
-      <w:r>
-        <w:t xml:space="preserve"> </w:t>
-      </w:r>
-      <w:r>
-        <w:t xml:space="preserve">5.4 to PHP 5.6 (the latest at the time). Facilitated cross-team collaboration among all major engineering teams and QA departments to achieve results (</w:t>
-      </w:r>
-      <w:hyperlink r:id="rId72">
-        <w:r>
-          <w:rPr>
-            <w:rStyle w:val="Hyperlink"/>
-          </w:rPr>
-          <w:t xml:space="preserve">PHP</w:t>
-        </w:r>
-      </w:hyperlink>
-      <w:r>
-        <w:t xml:space="preserve">, project management).</w:t>
-      </w:r>
-    </w:p>
-    <w:p>
-      <w:pPr>
-        <w:pStyle w:val="Compact"/>
-        <w:numPr>
-          <w:ilvl w:val="0"/>
-          <w:numId w:val="1009"/>
-        </w:numPr>
-      </w:pPr>
-      <w:r>
-        <w:t xml:space="preserve">Initiated a program to automate the creation of base server images for cloud servers. This allowed new servers to boot and begin serving traffic ~75% faster (</w:t>
-      </w:r>
-      <w:hyperlink r:id="rId76">
-        <w:r>
-          <w:rPr>
-            <w:rStyle w:val="Hyperlink"/>
-          </w:rPr>
-          <w:t xml:space="preserve">GCP</w:t>
-        </w:r>
-      </w:hyperlink>
-      <w:r>
-        <w:t xml:space="preserve">,</w:t>
-      </w:r>
-      <w:r>
-        <w:t xml:space="preserve"> </w:t>
-      </w:r>
-      <w:hyperlink r:id="rId59">
-        <w:r>
-          <w:rPr>
-            <w:rStyle w:val="Hyperlink"/>
-          </w:rPr>
-          <w:t xml:space="preserve">Python</w:t>
-        </w:r>
-      </w:hyperlink>
-      <w:r>
-        <w:t xml:space="preserve">,</w:t>
-      </w:r>
-      <w:r>
-        <w:t xml:space="preserve"> </w:t>
-      </w:r>
-      <w:hyperlink r:id="rId77">
-        <w:r>
-          <w:rPr>
-            <w:rStyle w:val="Hyperlink"/>
-          </w:rPr>
-          <w:t xml:space="preserve">Ansible</w:t>
+      <w:hyperlink r:id="rId81">
+        <w:r>
+          <w:rPr>
+            <w:rStyle w:val="Hyperlink"/>
+          </w:rPr>
+          <w:t xml:space="preserve">Grafana</w:t>
         </w:r>
       </w:hyperlink>
       <w:r>
@@ -2310,44 +2398,7 @@
         <w:pStyle w:val="Compact"/>
         <w:numPr>
           <w:ilvl w:val="0"/>
-          <w:numId w:val="1009"/>
-        </w:numPr>
-      </w:pPr>
-      <w:r>
-        <w:t xml:space="preserve">Invested in observability systems to prevent customer-facing issues (</w:t>
-      </w:r>
-      <w:hyperlink r:id="rId55">
-        <w:r>
-          <w:rPr>
-            <w:rStyle w:val="Hyperlink"/>
-          </w:rPr>
-          <w:t xml:space="preserve">New Relic</w:t>
-        </w:r>
-      </w:hyperlink>
-      <w:r>
-        <w:t xml:space="preserve">,</w:t>
-      </w:r>
-      <w:r>
-        <w:t xml:space="preserve"> </w:t>
-      </w:r>
-      <w:hyperlink r:id="rId78">
-        <w:r>
-          <w:rPr>
-            <w:rStyle w:val="Hyperlink"/>
-          </w:rPr>
-          <w:t xml:space="preserve">Grafana</w:t>
-        </w:r>
-      </w:hyperlink>
-      <w:r>
-        <w:t xml:space="preserve">).</w:t>
-      </w:r>
-    </w:p>
-    <w:p>
-      <w:pPr>
-        <w:pStyle w:val="Compact"/>
-        <w:numPr>
-          <w:ilvl w:val="0"/>
-          <w:numId w:val="1009"/>
+          <w:numId w:val="1010"/>
         </w:numPr>
       </w:pPr>
       <w:r>
@@ -2372,7 +2423,7 @@
       <w:r>
         <w:t xml:space="preserve"> </w:t>
       </w:r>
-      <w:hyperlink r:id="rId76">
+      <w:hyperlink r:id="rId79">
         <w:r>
           <w:rPr>
             <w:rStyle w:val="Hyperlink"/>
@@ -2386,7 +2437,7 @@
       <w:r>
         <w:t xml:space="preserve">to improve reliability and efficiency (</w:t>
       </w:r>
-      <w:hyperlink r:id="rId59">
+      <w:hyperlink r:id="rId62">
         <w:r>
           <w:rPr>
             <w:rStyle w:val="Hyperlink"/>
@@ -2400,7 +2451,7 @@
       <w:r>
         <w:t xml:space="preserve"> </w:t>
       </w:r>
-      <w:hyperlink r:id="rId30">
+      <w:hyperlink r:id="rId33">
         <w:r>
           <w:rPr>
             <w:rStyle w:val="Hyperlink"/>
@@ -2412,8 +2463,8 @@
         <w:t xml:space="preserve">).</w:t>
       </w:r>
     </w:p>
-    <w:bookmarkEnd w:id="79"/>
-    <w:bookmarkStart w:id="86" w:name="senior-api-engineer-april-2014april-2015"/>
+    <w:bookmarkEnd w:id="82"/>
+    <w:bookmarkStart w:id="89" w:name="senior-api-engineer-april-2014april-2015"/>
     <w:p>
       <w:pPr>
         <w:pStyle w:val="Heading4"/>
@@ -2427,7 +2478,7 @@
         <w:pStyle w:val="Compact"/>
         <w:numPr>
           <w:ilvl w:val="0"/>
-          <w:numId w:val="1010"/>
+          <w:numId w:val="1011"/>
         </w:numPr>
       </w:pPr>
       <w:r>
@@ -2436,7 +2487,7 @@
       <w:r>
         <w:t xml:space="preserve"> </w:t>
       </w:r>
-      <w:hyperlink r:id="rId80">
+      <w:hyperlink r:id="rId83">
         <w:r>
           <w:rPr>
             <w:rStyle w:val="Hyperlink"/>
@@ -2456,13 +2507,13 @@
         <w:pStyle w:val="Compact"/>
         <w:numPr>
           <w:ilvl w:val="0"/>
-          <w:numId w:val="1010"/>
+          <w:numId w:val="1011"/>
         </w:numPr>
       </w:pPr>
       <w:r>
         <w:t xml:space="preserve">Brought performance improvements, new features, improved testing processes, and new QA tooling to WePay (</w:t>
       </w:r>
-      <w:hyperlink r:id="rId72">
+      <w:hyperlink r:id="rId75">
         <w:r>
           <w:rPr>
             <w:rStyle w:val="Hyperlink"/>
@@ -2476,7 +2527,7 @@
       <w:r>
         <w:t xml:space="preserve"> </w:t>
       </w:r>
-      <w:hyperlink r:id="rId81">
+      <w:hyperlink r:id="rId84">
         <w:r>
           <w:rPr>
             <w:rStyle w:val="Hyperlink"/>
@@ -2490,7 +2541,7 @@
       <w:r>
         <w:t xml:space="preserve"> </w:t>
       </w:r>
-      <w:hyperlink r:id="rId82">
+      <w:hyperlink r:id="rId85">
         <w:r>
           <w:rPr>
             <w:rStyle w:val="Hyperlink"/>
@@ -2507,7 +2558,7 @@
         <w:pStyle w:val="Compact"/>
         <w:numPr>
           <w:ilvl w:val="0"/>
-          <w:numId w:val="1010"/>
+          <w:numId w:val="1011"/>
         </w:numPr>
       </w:pPr>
       <w:r>
@@ -2516,7 +2567,7 @@
       <w:r>
         <w:t xml:space="preserve"> </w:t>
       </w:r>
-      <w:hyperlink r:id="rId83">
+      <w:hyperlink r:id="rId86">
         <w:r>
           <w:rPr>
             <w:rStyle w:val="Hyperlink"/>
@@ -2533,7 +2584,7 @@
       <w:r>
         <w:t xml:space="preserve"> </w:t>
       </w:r>
-      <w:hyperlink r:id="rId84">
+      <w:hyperlink r:id="rId87">
         <w:r>
           <w:rPr>
             <w:rStyle w:val="Hyperlink"/>
@@ -2550,7 +2601,7 @@
         <w:pStyle w:val="Compact"/>
         <w:numPr>
           <w:ilvl w:val="0"/>
-          <w:numId w:val="1010"/>
+          <w:numId w:val="1011"/>
         </w:numPr>
       </w:pPr>
       <w:r>
@@ -2559,7 +2610,7 @@
       <w:r>
         <w:t xml:space="preserve"> </w:t>
       </w:r>
-      <w:hyperlink r:id="rId85">
+      <w:hyperlink r:id="rId88">
         <w:r>
           <w:rPr>
             <w:rStyle w:val="Hyperlink"/>
@@ -2571,9 +2622,9 @@
         <w:t xml:space="preserve">).</w:t>
       </w:r>
     </w:p>
-    <w:bookmarkEnd w:id="86"/>
-    <w:bookmarkEnd w:id="87"/>
-    <w:bookmarkStart w:id="97" w:name="older-roles-side-projects"/>
+    <w:bookmarkEnd w:id="89"/>
+    <w:bookmarkEnd w:id="90"/>
+    <w:bookmarkStart w:id="100" w:name="older-roles-side-projects"/>
     <w:p>
       <w:pPr>
         <w:pStyle w:val="Heading3"/>
@@ -2589,7 +2640,7 @@
       <w:r>
         <w:t xml:space="preserve">See “</w:t>
       </w:r>
-      <w:hyperlink r:id="rId88">
+      <w:hyperlink r:id="rId91">
         <w:r>
           <w:rPr>
             <w:rStyle w:val="Hyperlink"/>
@@ -2606,10 +2657,10 @@
         <w:pStyle w:val="Compact"/>
         <w:numPr>
           <w:ilvl w:val="0"/>
-          <w:numId w:val="1011"/>
-        </w:numPr>
-      </w:pPr>
-      <w:hyperlink r:id="rId89">
+          <w:numId w:val="1012"/>
+        </w:numPr>
+      </w:pPr>
+      <w:hyperlink r:id="rId92">
         <w:r>
           <w:rPr>
             <w:rStyle w:val="Hyperlink"/>
@@ -2629,7 +2680,7 @@
         <w:pStyle w:val="Compact"/>
         <w:numPr>
           <w:ilvl w:val="0"/>
-          <w:numId w:val="1011"/>
+          <w:numId w:val="1012"/>
         </w:numPr>
       </w:pPr>
       <w:r>
@@ -2641,7 +2692,7 @@
         <w:pStyle w:val="Compact"/>
         <w:numPr>
           <w:ilvl w:val="0"/>
-          <w:numId w:val="1011"/>
+          <w:numId w:val="1012"/>
         </w:numPr>
       </w:pPr>
       <w:r>
@@ -2653,10 +2704,10 @@
         <w:pStyle w:val="Compact"/>
         <w:numPr>
           <w:ilvl w:val="0"/>
-          <w:numId w:val="1011"/>
-        </w:numPr>
-      </w:pPr>
-      <w:hyperlink r:id="rId90">
+          <w:numId w:val="1012"/>
+        </w:numPr>
+      </w:pPr>
+      <w:hyperlink r:id="rId93">
         <w:r>
           <w:rPr>
             <w:rStyle w:val="Hyperlink"/>
@@ -2676,7 +2727,7 @@
         <w:pStyle w:val="Compact"/>
         <w:numPr>
           <w:ilvl w:val="0"/>
-          <w:numId w:val="1011"/>
+          <w:numId w:val="1012"/>
         </w:numPr>
       </w:pPr>
       <w:r>
@@ -2685,7 +2736,7 @@
       <w:r>
         <w:t xml:space="preserve"> </w:t>
       </w:r>
-      <w:hyperlink r:id="rId91">
+      <w:hyperlink r:id="rId94">
         <w:r>
           <w:rPr>
             <w:rStyle w:val="Hyperlink"/>
@@ -2702,10 +2753,10 @@
         <w:pStyle w:val="Compact"/>
         <w:numPr>
           <w:ilvl w:val="0"/>
-          <w:numId w:val="1011"/>
-        </w:numPr>
-      </w:pPr>
-      <w:hyperlink r:id="rId92">
+          <w:numId w:val="1012"/>
+        </w:numPr>
+      </w:pPr>
+      <w:hyperlink r:id="rId95">
         <w:r>
           <w:rPr>
             <w:rStyle w:val="Hyperlink"/>
@@ -2725,10 +2776,10 @@
         <w:pStyle w:val="Compact"/>
         <w:numPr>
           <w:ilvl w:val="0"/>
-          <w:numId w:val="1011"/>
-        </w:numPr>
-      </w:pPr>
-      <w:hyperlink r:id="rId93">
+          <w:numId w:val="1012"/>
+        </w:numPr>
+      </w:pPr>
+      <w:hyperlink r:id="rId96">
         <w:r>
           <w:rPr>
             <w:rStyle w:val="Hyperlink"/>
@@ -2748,10 +2799,10 @@
         <w:pStyle w:val="Compact"/>
         <w:numPr>
           <w:ilvl w:val="0"/>
-          <w:numId w:val="1011"/>
-        </w:numPr>
-      </w:pPr>
-      <w:hyperlink r:id="rId94">
+          <w:numId w:val="1012"/>
+        </w:numPr>
+      </w:pPr>
+      <w:hyperlink r:id="rId97">
         <w:r>
           <w:rPr>
             <w:rStyle w:val="Hyperlink"/>
@@ -2771,10 +2822,10 @@
         <w:pStyle w:val="Compact"/>
         <w:numPr>
           <w:ilvl w:val="0"/>
-          <w:numId w:val="1011"/>
-        </w:numPr>
-      </w:pPr>
-      <w:hyperlink r:id="rId95">
+          <w:numId w:val="1012"/>
+        </w:numPr>
+      </w:pPr>
+      <w:hyperlink r:id="rId98">
         <w:r>
           <w:rPr>
             <w:rStyle w:val="Hyperlink"/>
@@ -2791,7 +2842,7 @@
       <w:r>
         <w:t xml:space="preserve"> </w:t>
       </w:r>
-      <w:hyperlink r:id="rId96">
+      <w:hyperlink r:id="rId99">
         <w:r>
           <w:rPr>
             <w:rStyle w:val="Hyperlink"/>
@@ -2803,9 +2854,9 @@
         <w:t xml:space="preserve">) — Production Specialist (March 2004—April 2005)</w:t>
       </w:r>
     </w:p>
-    <w:bookmarkEnd w:id="97"/>
-    <w:bookmarkEnd w:id="98"/>
-    <w:bookmarkStart w:id="107" w:name="projects"/>
+    <w:bookmarkEnd w:id="100"/>
+    <w:bookmarkEnd w:id="101"/>
+    <w:bookmarkStart w:id="106" w:name="projects"/>
     <w:p>
       <w:pPr>
         <w:pStyle w:val="Heading2"/>
@@ -2827,99 +2878,7 @@
         <w:pStyle w:val="Compact"/>
         <w:numPr>
           <w:ilvl w:val="0"/>
-          <w:numId w:val="1012"/>
-        </w:numPr>
-      </w:pPr>
-      <w:r>
-        <w:rPr>
-          <w:b/>
-          <w:bCs/>
-        </w:rPr>
-        <w:t xml:space="preserve">DevSec Tools:</w:t>
-      </w:r>
-      <w:r>
-        <w:t xml:space="preserve"> </w:t>
-      </w:r>
-      <w:r>
-        <w:t xml:space="preserve">Building a</w:t>
-      </w:r>
-      <w:r>
-        <w:t xml:space="preserve"> </w:t>
-      </w:r>
-      <w:hyperlink r:id="rId99">
-        <w:r>
-          <w:rPr>
-            <w:rStyle w:val="Hyperlink"/>
-          </w:rPr>
-          <w:t xml:space="preserve">website</w:t>
-        </w:r>
-      </w:hyperlink>
-      <w:r>
-        <w:t xml:space="preserve">,</w:t>
-      </w:r>
-      <w:r>
-        <w:t xml:space="preserve"> </w:t>
-      </w:r>
-      <w:hyperlink r:id="rId100">
-        <w:r>
-          <w:rPr>
-            <w:rStyle w:val="Hyperlink"/>
-          </w:rPr>
-          <w:t xml:space="preserve">CLI tool, and Go library</w:t>
-        </w:r>
-      </w:hyperlink>
-      <w:r>
-        <w:t xml:space="preserve"> </w:t>
-      </w:r>
-      <w:r>
-        <w:t xml:space="preserve">for identifying potential security configuration issues (in-progress).</w:t>
-      </w:r>
-    </w:p>
-    <w:p>
-      <w:pPr>
-        <w:pStyle w:val="Compact"/>
-        <w:numPr>
-          <w:ilvl w:val="0"/>
-          <w:numId w:val="1012"/>
-        </w:numPr>
-      </w:pPr>
-      <w:r>
-        <w:rPr>
-          <w:b/>
-          <w:bCs/>
-        </w:rPr>
-        <w:t xml:space="preserve">Custom Linux Packages:</w:t>
-      </w:r>
-      <w:r>
-        <w:t xml:space="preserve"> </w:t>
-      </w:r>
-      <w:r>
-        <w:t xml:space="preserve">Building a</w:t>
-      </w:r>
-      <w:r>
-        <w:t xml:space="preserve"> </w:t>
-      </w:r>
-      <w:hyperlink r:id="rId101">
-        <w:r>
-          <w:rPr>
-            <w:rStyle w:val="Hyperlink"/>
-          </w:rPr>
-          <w:t xml:space="preserve">repository of custom Linux packages</w:t>
-        </w:r>
-      </w:hyperlink>
-      <w:r>
-        <w:t xml:space="preserve"> </w:t>
-      </w:r>
-      <w:r>
-        <w:t xml:space="preserve">(in-progress).</w:t>
-      </w:r>
-    </w:p>
-    <w:p>
-      <w:pPr>
-        <w:pStyle w:val="Compact"/>
-        <w:numPr>
-          <w:ilvl w:val="0"/>
-          <w:numId w:val="1012"/>
+          <w:numId w:val="1013"/>
         </w:numPr>
       </w:pPr>
       <w:r>
@@ -2958,46 +2917,7 @@
         <w:pStyle w:val="Compact"/>
         <w:numPr>
           <w:ilvl w:val="0"/>
-          <w:numId w:val="1012"/>
-        </w:numPr>
-      </w:pPr>
-      <w:r>
-        <w:rPr>
-          <w:b/>
-          <w:bCs/>
-        </w:rPr>
-        <w:t xml:space="preserve">Multi-Platform Docker:</w:t>
-      </w:r>
-      <w:r>
-        <w:t xml:space="preserve"> </w:t>
-      </w:r>
-      <w:r>
-        <w:t xml:space="preserve">Built a</w:t>
-      </w:r>
-      <w:r>
-        <w:t xml:space="preserve"> </w:t>
-      </w:r>
-      <w:hyperlink r:id="rId103">
-        <w:r>
-          <w:rPr>
-            <w:rStyle w:val="Hyperlink"/>
-          </w:rPr>
-          <w:t xml:space="preserve">downloader for GitHub release assets</w:t>
-        </w:r>
-      </w:hyperlink>
-      <w:r>
-        <w:t xml:space="preserve"> </w:t>
-      </w:r>
-      <w:r>
-        <w:t xml:space="preserve">which simplifies building multi-platform images.</w:t>
-      </w:r>
-    </w:p>
-    <w:p>
-      <w:pPr>
-        <w:pStyle w:val="Compact"/>
-        <w:numPr>
-          <w:ilvl w:val="0"/>
-          <w:numId w:val="1012"/>
+          <w:numId w:val="1013"/>
         </w:numPr>
       </w:pPr>
       <w:r>
@@ -3016,7 +2936,7 @@
       <w:r>
         <w:t xml:space="preserve"> </w:t>
       </w:r>
-      <w:hyperlink r:id="rId104">
+      <w:hyperlink r:id="rId103">
         <w:r>
           <w:rPr>
             <w:rStyle w:val="Hyperlink"/>
@@ -3036,7 +2956,7 @@
         <w:pStyle w:val="Compact"/>
         <w:numPr>
           <w:ilvl w:val="0"/>
-          <w:numId w:val="1012"/>
+          <w:numId w:val="1013"/>
         </w:numPr>
       </w:pPr>
       <w:r>
@@ -3055,28 +2975,28 @@
       <w:r>
         <w:t xml:space="preserve"> </w:t>
       </w:r>
+      <w:hyperlink r:id="rId104">
+        <w:r>
+          <w:rPr>
+            <w:rStyle w:val="Hyperlink"/>
+          </w:rPr>
+          <w:t xml:space="preserve">TUI</w:t>
+        </w:r>
+      </w:hyperlink>
+      <w:r>
+        <w:t xml:space="preserve"> </w:t>
+      </w:r>
+      <w:r>
+        <w:t xml:space="preserve">for</w:t>
+      </w:r>
+      <w:r>
+        <w:t xml:space="preserve"> </w:t>
+      </w:r>
       <w:hyperlink r:id="rId105">
         <w:r>
           <w:rPr>
             <w:rStyle w:val="Hyperlink"/>
           </w:rPr>
-          <w:t xml:space="preserve">TUI</w:t>
-        </w:r>
-      </w:hyperlink>
-      <w:r>
-        <w:t xml:space="preserve"> </w:t>
-      </w:r>
-      <w:r>
-        <w:t xml:space="preserve">for</w:t>
-      </w:r>
-      <w:r>
-        <w:t xml:space="preserve"> </w:t>
-      </w:r>
-      <w:hyperlink r:id="rId106">
-        <w:r>
-          <w:rPr>
-            <w:rStyle w:val="Hyperlink"/>
-          </w:rPr>
           <w:t xml:space="preserve">simplifying connections to SSM-enabled EC2 instances</w:t>
         </w:r>
       </w:hyperlink>
@@ -3087,8 +3007,8 @@
         <w:t xml:space="preserve">using your Terminal.</w:t>
       </w:r>
     </w:p>
-    <w:bookmarkEnd w:id="107"/>
-    <w:bookmarkStart w:id="115" w:name="examples-of-technical-documentation"/>
+    <w:bookmarkEnd w:id="106"/>
+    <w:bookmarkStart w:id="111" w:name="examples-of-technical-documentation"/>
     <w:p>
       <w:pPr>
         <w:pStyle w:val="Heading2"/>
@@ -3110,7 +3030,24 @@
         <w:pStyle w:val="Compact"/>
         <w:numPr>
           <w:ilvl w:val="0"/>
-          <w:numId w:val="1013"/>
+          <w:numId w:val="1014"/>
+        </w:numPr>
+      </w:pPr>
+      <w:hyperlink r:id="rId107">
+        <w:r>
+          <w:rPr>
+            <w:rStyle w:val="Hyperlink"/>
+          </w:rPr>
+          <w:t xml:space="preserve">Local development environment (devsec-tools)</w:t>
+        </w:r>
+      </w:hyperlink>
+    </w:p>
+    <w:p>
+      <w:pPr>
+        <w:pStyle w:val="Compact"/>
+        <w:numPr>
+          <w:ilvl w:val="0"/>
+          <w:numId w:val="1014"/>
         </w:numPr>
       </w:pPr>
       <w:hyperlink r:id="rId108">
@@ -3118,71 +3055,72 @@
           <w:rPr>
             <w:rStyle w:val="Hyperlink"/>
           </w:rPr>
-          <w:t xml:space="preserve">Setting up macOS for development</w:t>
-        </w:r>
-      </w:hyperlink>
-    </w:p>
-    <w:p>
-      <w:pPr>
-        <w:pStyle w:val="Compact"/>
-        <w:numPr>
-          <w:ilvl w:val="0"/>
-          <w:numId w:val="1013"/>
-        </w:numPr>
-      </w:pPr>
+          <w:t xml:space="preserve">Configuring DataGrip for Valkey (devsec-tools)</w:t>
+        </w:r>
+      </w:hyperlink>
+    </w:p>
+    <w:p>
+      <w:pPr>
+        <w:pStyle w:val="Compact"/>
+        <w:numPr>
+          <w:ilvl w:val="0"/>
+          <w:numId w:val="1014"/>
+        </w:numPr>
+      </w:pPr>
+      <w:r>
+        <w:t xml:space="preserve">Diagrams of Artifactory</w:t>
+      </w:r>
+      <w:r>
+        <w:t xml:space="preserve"> </w:t>
+      </w:r>
       <w:hyperlink r:id="rId109">
         <w:r>
           <w:rPr>
             <w:rStyle w:val="Hyperlink"/>
           </w:rPr>
-          <w:t xml:space="preserve">Local AWS Lambda environments (with Go)</w:t>
-        </w:r>
-      </w:hyperlink>
-    </w:p>
-    <w:p>
-      <w:pPr>
-        <w:pStyle w:val="Compact"/>
-        <w:numPr>
-          <w:ilvl w:val="0"/>
-          <w:numId w:val="1013"/>
-        </w:numPr>
-      </w:pPr>
+          <w:t xml:space="preserve">infrastructure</w:t>
+        </w:r>
+      </w:hyperlink>
+      <w:r>
+        <w:t xml:space="preserve"> </w:t>
+      </w:r>
+      <w:r>
+        <w:t xml:space="preserve">and</w:t>
+      </w:r>
+      <w:r>
+        <w:t xml:space="preserve"> </w:t>
+      </w:r>
       <w:hyperlink r:id="rId110">
         <w:r>
           <w:rPr>
             <w:rStyle w:val="Hyperlink"/>
           </w:rPr>
-          <w:t xml:space="preserve">Local development environment (devsec-tools)</w:t>
-        </w:r>
-      </w:hyperlink>
-    </w:p>
-    <w:p>
-      <w:pPr>
-        <w:pStyle w:val="Compact"/>
-        <w:numPr>
-          <w:ilvl w:val="0"/>
-          <w:numId w:val="1013"/>
-        </w:numPr>
-      </w:pPr>
-      <w:hyperlink r:id="rId111">
-        <w:r>
-          <w:rPr>
-            <w:rStyle w:val="Hyperlink"/>
-          </w:rPr>
-          <w:t xml:space="preserve">Configuring DataGrip for Valkey (devsec-tools)</w:t>
-        </w:r>
-      </w:hyperlink>
-    </w:p>
-    <w:p>
-      <w:pPr>
-        <w:pStyle w:val="Compact"/>
-        <w:numPr>
-          <w:ilvl w:val="0"/>
-          <w:numId w:val="1013"/>
-        </w:numPr>
-      </w:pPr>
-      <w:r>
-        <w:t xml:space="preserve">Diagrams of Artifactory</w:t>
+          <w:t xml:space="preserve">software</w:t>
+        </w:r>
+      </w:hyperlink>
+      <w:r>
+        <w:t xml:space="preserve"> </w:t>
+      </w:r>
+      <w:r>
+        <w:t xml:space="preserve">configuration.</w:t>
+      </w:r>
+    </w:p>
+    <w:bookmarkEnd w:id="111"/>
+    <w:bookmarkStart w:id="113" w:name="recommendations"/>
+    <w:p>
+      <w:pPr>
+        <w:pStyle w:val="Heading2"/>
+      </w:pPr>
+      <w:r>
+        <w:t xml:space="preserve">Recommendations</w:t>
+      </w:r>
+    </w:p>
+    <w:p>
+      <w:pPr>
+        <w:pStyle w:val="FirstParagraph"/>
+      </w:pPr>
+      <w:r>
+        <w:t xml:space="preserve">See a</w:t>
       </w:r>
       <w:r>
         <w:t xml:space="preserve"> </w:t>
@@ -3192,43 +3130,65 @@
           <w:rPr>
             <w:rStyle w:val="Hyperlink"/>
           </w:rPr>
-          <w:t xml:space="preserve">infrastructure</w:t>
-        </w:r>
-      </w:hyperlink>
-      <w:r>
-        <w:t xml:space="preserve"> </w:t>
-      </w:r>
-      <w:r>
-        <w:t xml:space="preserve">and</w:t>
-      </w:r>
-      <w:r>
-        <w:t xml:space="preserve"> </w:t>
-      </w:r>
-      <w:hyperlink r:id="rId113">
-        <w:r>
-          <w:rPr>
-            <w:rStyle w:val="Hyperlink"/>
-          </w:rPr>
-          <w:t xml:space="preserve">software</w:t>
-        </w:r>
-      </w:hyperlink>
-      <w:r>
-        <w:t xml:space="preserve"> </w:t>
-      </w:r>
-      <w:r>
-        <w:t xml:space="preserve">configuration.</w:t>
-      </w:r>
-    </w:p>
-    <w:p>
-      <w:pPr>
-        <w:pStyle w:val="Compact"/>
-        <w:numPr>
-          <w:ilvl w:val="0"/>
-          <w:numId w:val="1013"/>
-        </w:numPr>
-      </w:pPr>
-      <w:r>
-        <w:t xml:space="preserve">Diagram of a</w:t>
+          <w:t xml:space="preserve">selective list of recommendations</w:t>
+        </w:r>
+      </w:hyperlink>
+      <w:r>
+        <w:t xml:space="preserve"> </w:t>
+      </w:r>
+      <w:r>
+        <w:t xml:space="preserve">from co-workers and peers.</w:t>
+      </w:r>
+    </w:p>
+    <w:bookmarkEnd w:id="113"/>
+    <w:bookmarkStart w:id="118" w:name="patents-and-notable-open-source"/>
+    <w:p>
+      <w:pPr>
+        <w:pStyle w:val="Heading2"/>
+      </w:pPr>
+      <w:r>
+        <w:t xml:space="preserve">Patents and Notable Open-Source</w:t>
+      </w:r>
+    </w:p>
+    <w:p>
+      <w:pPr>
+        <w:pStyle w:val="Compact"/>
+        <w:numPr>
+          <w:ilvl w:val="0"/>
+          <w:numId w:val="1015"/>
+        </w:numPr>
+      </w:pPr>
+      <w:r>
+        <w:t xml:space="preserve">U.S. patent filing,</w:t>
+      </w:r>
+      <w:r>
+        <w:t xml:space="preserve"> </w:t>
+      </w:r>
+      <w:hyperlink r:id="rId88">
+        <w:r>
+          <w:rPr>
+            <w:rStyle w:val="Hyperlink"/>
+          </w:rPr>
+          <w:t xml:space="preserve">“System and Methods for User Authentication across Multiple Domains”</w:t>
+        </w:r>
+      </w:hyperlink>
+      <w:r>
+        <w:t xml:space="preserve"> </w:t>
+      </w:r>
+      <w:r>
+        <w:t xml:space="preserve">(US15042104) (2016)</w:t>
+      </w:r>
+    </w:p>
+    <w:p>
+      <w:pPr>
+        <w:pStyle w:val="Compact"/>
+        <w:numPr>
+          <w:ilvl w:val="0"/>
+          <w:numId w:val="1015"/>
+        </w:numPr>
+      </w:pPr>
+      <w:r>
+        <w:t xml:space="preserve">U.S. patent filing,</w:t>
       </w:r>
       <w:r>
         <w:t xml:space="preserve"> </w:t>
@@ -3238,21 +3198,101 @@
           <w:rPr>
             <w:rStyle w:val="Hyperlink"/>
           </w:rPr>
-          <w:t xml:space="preserve">secrets-rotation system</w:t>
-        </w:r>
-      </w:hyperlink>
-      <w:r>
-        <w:t xml:space="preserve">.</w:t>
-      </w:r>
-    </w:p>
-    <w:bookmarkEnd w:id="115"/>
-    <w:bookmarkStart w:id="117" w:name="recommendations"/>
+          <w:t xml:space="preserve">“Hive-based Peer-to-Peer Network”</w:t>
+        </w:r>
+      </w:hyperlink>
+      <w:r>
+        <w:t xml:space="preserve"> </w:t>
+      </w:r>
+      <w:r>
+        <w:t xml:space="preserve">(US8103870B2) (2007)</w:t>
+      </w:r>
+    </w:p>
+    <w:p>
+      <w:pPr>
+        <w:pStyle w:val="Compact"/>
+        <w:numPr>
+          <w:ilvl w:val="0"/>
+          <w:numId w:val="1015"/>
+        </w:numPr>
+      </w:pPr>
+      <w:hyperlink r:id="rId115">
+        <w:r>
+          <w:rPr>
+            <w:rStyle w:val="Hyperlink"/>
+          </w:rPr>
+          <w:t xml:space="preserve">SimplePie</w:t>
+        </w:r>
+      </w:hyperlink>
+      <w:r>
+        <w:t xml:space="preserve"> </w:t>
+      </w:r>
+      <w:r>
+        <w:t xml:space="preserve">— An RSS parser for PHP; founded in 2004; integrated into</w:t>
+      </w:r>
+      <w:r>
+        <w:t xml:space="preserve"> </w:t>
+      </w:r>
+      <w:hyperlink r:id="rId116">
+        <w:r>
+          <w:rPr>
+            <w:rStyle w:val="Hyperlink"/>
+          </w:rPr>
+          <w:t xml:space="preserve">WordPress</w:t>
+        </w:r>
+      </w:hyperlink>
+      <w:r>
+        <w:t xml:space="preserve"> </w:t>
+      </w:r>
+      <w:r>
+        <w:t xml:space="preserve">core since 2009. Millions of global users.</w:t>
+      </w:r>
+    </w:p>
+    <w:p>
+      <w:pPr>
+        <w:pStyle w:val="Compact"/>
+        <w:numPr>
+          <w:ilvl w:val="0"/>
+          <w:numId w:val="1015"/>
+        </w:numPr>
+      </w:pPr>
+      <w:hyperlink r:id="rId117">
+        <w:r>
+          <w:rPr>
+            <w:rStyle w:val="Hyperlink"/>
+          </w:rPr>
+          <w:t xml:space="preserve">CloudFusion</w:t>
+        </w:r>
+      </w:hyperlink>
+      <w:r>
+        <w:t xml:space="preserve"> </w:t>
+      </w:r>
+      <w:r>
+        <w:t xml:space="preserve">— A PHP SDK for AWS; founded in 2005; later became the official</w:t>
+      </w:r>
+      <w:r>
+        <w:t xml:space="preserve"> </w:t>
+      </w:r>
+      <w:hyperlink r:id="rId117">
+        <w:r>
+          <w:rPr>
+            <w:rStyle w:val="Hyperlink"/>
+          </w:rPr>
+          <w:t xml:space="preserve">AWS SDK for PHP</w:t>
+        </w:r>
+      </w:hyperlink>
+      <w:r>
+        <w:t xml:space="preserve">. Millions of global users.</w:t>
+      </w:r>
+    </w:p>
+    <w:bookmarkEnd w:id="118"/>
+    <w:bookmarkStart w:id="125" w:name="skills"/>
     <w:p>
       <w:pPr>
         <w:pStyle w:val="Heading2"/>
       </w:pPr>
       <w:r>
-        <w:t xml:space="preserve">Recommendations</w:t>
+        <w:t xml:space="preserve">Skills</w:t>
       </w:r>
     </w:p>
     <w:p>
@@ -3260,115 +3300,85 @@
         <w:pStyle w:val="FirstParagraph"/>
       </w:pPr>
       <w:r>
-        <w:t xml:space="preserve">See a</w:t>
-      </w:r>
-      <w:r>
-        <w:t xml:space="preserve"> </w:t>
-      </w:r>
-      <w:hyperlink r:id="rId116">
-        <w:r>
-          <w:rPr>
-            <w:rStyle w:val="Hyperlink"/>
-          </w:rPr>
-          <w:t xml:space="preserve">selective list of recommendations</w:t>
-        </w:r>
-      </w:hyperlink>
-      <w:r>
-        <w:t xml:space="preserve"> </w:t>
-      </w:r>
-      <w:r>
-        <w:t xml:space="preserve">from co-workers and peers.</w:t>
-      </w:r>
-    </w:p>
-    <w:bookmarkEnd w:id="117"/>
-    <w:bookmarkStart w:id="122" w:name="patents-and-notable-open-source"/>
-    <w:p>
-      <w:pPr>
-        <w:pStyle w:val="Heading2"/>
-      </w:pPr>
-      <w:r>
-        <w:t xml:space="preserve">Patents and Notable Open-Source</w:t>
-      </w:r>
-    </w:p>
-    <w:p>
-      <w:pPr>
-        <w:pStyle w:val="Compact"/>
-        <w:numPr>
-          <w:ilvl w:val="0"/>
-          <w:numId w:val="1014"/>
-        </w:numPr>
-      </w:pPr>
-      <w:r>
-        <w:t xml:space="preserve">U.S. patent filing,</w:t>
-      </w:r>
-      <w:r>
-        <w:t xml:space="preserve"> </w:t>
-      </w:r>
-      <w:hyperlink r:id="rId85">
-        <w:r>
-          <w:rPr>
-            <w:rStyle w:val="Hyperlink"/>
-          </w:rPr>
-          <w:t xml:space="preserve">“System and Methods for User Authentication across Multiple Domains”</w:t>
-        </w:r>
-      </w:hyperlink>
-      <w:r>
-        <w:t xml:space="preserve"> </w:t>
-      </w:r>
-      <w:r>
-        <w:t xml:space="preserve">(US15042104) (2016)</w:t>
-      </w:r>
-    </w:p>
-    <w:p>
-      <w:pPr>
-        <w:pStyle w:val="Compact"/>
-        <w:numPr>
-          <w:ilvl w:val="0"/>
-          <w:numId w:val="1014"/>
-        </w:numPr>
-      </w:pPr>
-      <w:r>
-        <w:t xml:space="preserve">U.S. patent filing,</w:t>
-      </w:r>
-      <w:r>
-        <w:t xml:space="preserve"> </w:t>
-      </w:r>
-      <w:hyperlink r:id="rId118">
-        <w:r>
-          <w:rPr>
-            <w:rStyle w:val="Hyperlink"/>
-          </w:rPr>
-          <w:t xml:space="preserve">“Hive-based Peer-to-Peer Network”</w:t>
-        </w:r>
-      </w:hyperlink>
-      <w:r>
-        <w:t xml:space="preserve"> </w:t>
-      </w:r>
-      <w:r>
-        <w:t xml:space="preserve">(US8103870B2) (2007)</w:t>
-      </w:r>
-    </w:p>
-    <w:p>
-      <w:pPr>
-        <w:pStyle w:val="Compact"/>
-        <w:numPr>
-          <w:ilvl w:val="0"/>
-          <w:numId w:val="1014"/>
-        </w:numPr>
-      </w:pPr>
+        <w:t xml:space="preserve">This list is not exhaustive, but these are software and hard skills I leveraged in the roles above which are most relevant to Software Engineering and DevTools roles.</w:t>
+      </w:r>
+    </w:p>
+    <w:p>
+      <w:pPr>
+        <w:pStyle w:val="BodyText"/>
+      </w:pPr>
+      <w:r>
+        <w:t xml:space="preserve">CI/CD,</w:t>
+      </w:r>
+      <w:r>
+        <w:t xml:space="preserve"> </w:t>
+      </w:r>
+      <w:hyperlink r:id="rId35">
+        <w:r>
+          <w:rPr>
+            <w:rStyle w:val="Hyperlink"/>
+          </w:rPr>
+          <w:t xml:space="preserve">AWS</w:t>
+        </w:r>
+      </w:hyperlink>
+      <w:r>
+        <w:t xml:space="preserve">,</w:t>
+      </w:r>
+      <w:r>
+        <w:t xml:space="preserve"> </w:t>
+      </w:r>
+      <w:hyperlink r:id="rId51">
+        <w:r>
+          <w:rPr>
+            <w:rStyle w:val="Hyperlink"/>
+          </w:rPr>
+          <w:t xml:space="preserve">Bash</w:t>
+        </w:r>
+      </w:hyperlink>
+      <w:r>
+        <w:t xml:space="preserve">,</w:t>
+      </w:r>
+      <w:r>
+        <w:t xml:space="preserve"> </w:t>
+      </w:r>
       <w:hyperlink r:id="rId119">
         <w:r>
           <w:rPr>
             <w:rStyle w:val="Hyperlink"/>
           </w:rPr>
-          <w:t xml:space="preserve">SimplePie</w:t>
-        </w:r>
-      </w:hyperlink>
-      <w:r>
-        <w:t xml:space="preserve"> </w:t>
-      </w:r>
-      <w:r>
-        <w:t xml:space="preserve">— An RSS parser for PHP; founded in 2004; integrated into</w:t>
+          <w:t xml:space="preserve">CircleCI</w:t>
+        </w:r>
+      </w:hyperlink>
+      <w:r>
+        <w:t xml:space="preserve">,</w:t>
+      </w:r>
+      <w:r>
+        <w:t xml:space="preserve"> </w:t>
+      </w:r>
+      <w:hyperlink r:id="rId32">
+        <w:r>
+          <w:rPr>
+            <w:rStyle w:val="Hyperlink"/>
+          </w:rPr>
+          <w:t xml:space="preserve">Docker</w:t>
+        </w:r>
+      </w:hyperlink>
+      <w:r>
+        <w:t xml:space="preserve">,</w:t>
+      </w:r>
+      <w:r>
+        <w:t xml:space="preserve"> </w:t>
+      </w:r>
+      <w:hyperlink r:id="rId55">
+        <w:r>
+          <w:rPr>
+            <w:rStyle w:val="Hyperlink"/>
+          </w:rPr>
+          <w:t xml:space="preserve">GitHub Actions</w:t>
+        </w:r>
+      </w:hyperlink>
+      <w:r>
+        <w:t xml:space="preserve">,</w:t>
       </w:r>
       <w:r>
         <w:t xml:space="preserve"> </w:t>
@@ -3378,101 +3388,105 @@
           <w:rPr>
             <w:rStyle w:val="Hyperlink"/>
           </w:rPr>
-          <w:t xml:space="preserve">WordPress</w:t>
-        </w:r>
-      </w:hyperlink>
-      <w:r>
-        <w:t xml:space="preserve"> </w:t>
-      </w:r>
-      <w:r>
-        <w:t xml:space="preserve">core since 2009. Millions of global users.</w:t>
-      </w:r>
-    </w:p>
-    <w:p>
-      <w:pPr>
-        <w:pStyle w:val="Compact"/>
-        <w:numPr>
-          <w:ilvl w:val="0"/>
-          <w:numId w:val="1014"/>
-        </w:numPr>
-      </w:pPr>
+          <w:t xml:space="preserve">Git</w:t>
+        </w:r>
+      </w:hyperlink>
+      <w:r>
+        <w:t xml:space="preserve">,</w:t>
+      </w:r>
+      <w:r>
+        <w:t xml:space="preserve"> </w:t>
+      </w:r>
+      <w:hyperlink r:id="rId31">
+        <w:r>
+          <w:rPr>
+            <w:rStyle w:val="Hyperlink"/>
+          </w:rPr>
+          <w:t xml:space="preserve">Go</w:t>
+        </w:r>
+      </w:hyperlink>
+      <w:r>
+        <w:t xml:space="preserve">,</w:t>
+      </w:r>
+      <w:r>
+        <w:t xml:space="preserve"> </w:t>
+      </w:r>
+      <w:hyperlink r:id="rId69">
+        <w:r>
+          <w:rPr>
+            <w:rStyle w:val="Hyperlink"/>
+          </w:rPr>
+          <w:t xml:space="preserve">GraphQL</w:t>
+        </w:r>
+      </w:hyperlink>
+      <w:r>
+        <w:t xml:space="preserve">,</w:t>
+      </w:r>
+      <w:r>
+        <w:t xml:space="preserve"> </w:t>
+      </w:r>
+      <w:hyperlink r:id="rId74">
+        <w:r>
+          <w:rPr>
+            <w:rStyle w:val="Hyperlink"/>
+          </w:rPr>
+          <w:t xml:space="preserve">HLS</w:t>
+        </w:r>
+      </w:hyperlink>
+      <w:r>
+        <w:t xml:space="preserve">,</w:t>
+      </w:r>
+      <w:r>
+        <w:t xml:space="preserve"> </w:t>
+      </w:r>
       <w:hyperlink r:id="rId121">
         <w:r>
           <w:rPr>
             <w:rStyle w:val="Hyperlink"/>
           </w:rPr>
-          <w:t xml:space="preserve">CloudFusion</w:t>
-        </w:r>
-      </w:hyperlink>
-      <w:r>
-        <w:t xml:space="preserve"> </w:t>
-      </w:r>
-      <w:r>
-        <w:t xml:space="preserve">— A PHP SDK for AWS; founded in 2005; later became the official</w:t>
-      </w:r>
-      <w:r>
-        <w:t xml:space="preserve"> </w:t>
-      </w:r>
-      <w:hyperlink r:id="rId121">
-        <w:r>
-          <w:rPr>
-            <w:rStyle w:val="Hyperlink"/>
-          </w:rPr>
-          <w:t xml:space="preserve">AWS SDK for PHP</w:t>
-        </w:r>
-      </w:hyperlink>
-      <w:r>
-        <w:t xml:space="preserve">. Millions of global users.</w:t>
-      </w:r>
-    </w:p>
-    <w:bookmarkEnd w:id="122"/>
-    <w:bookmarkStart w:id="129" w:name="skills"/>
-    <w:p>
-      <w:pPr>
-        <w:pStyle w:val="Heading2"/>
-      </w:pPr>
-      <w:r>
-        <w:t xml:space="preserve">Skills</w:t>
-      </w:r>
-    </w:p>
-    <w:p>
-      <w:pPr>
-        <w:pStyle w:val="FirstParagraph"/>
-      </w:pPr>
-      <w:r>
-        <w:t xml:space="preserve">This list is not exhaustive, but these are software and hard skills I leveraged in the roles above which are most relevant to Software Engineering and DevTools roles.</w:t>
-      </w:r>
-    </w:p>
-    <w:p>
-      <w:pPr>
-        <w:pStyle w:val="BodyText"/>
-      </w:pPr>
-      <w:r>
-        <w:t xml:space="preserve">CI/CD,</w:t>
-      </w:r>
-      <w:r>
-        <w:t xml:space="preserve"> </w:t>
-      </w:r>
-      <w:hyperlink r:id="rId32">
-        <w:r>
-          <w:rPr>
-            <w:rStyle w:val="Hyperlink"/>
-          </w:rPr>
-          <w:t xml:space="preserve">AWS</w:t>
-        </w:r>
-      </w:hyperlink>
-      <w:r>
-        <w:t xml:space="preserve">,</w:t>
-      </w:r>
-      <w:r>
-        <w:t xml:space="preserve"> </w:t>
-      </w:r>
-      <w:hyperlink r:id="rId48">
-        <w:r>
-          <w:rPr>
-            <w:rStyle w:val="Hyperlink"/>
-          </w:rPr>
-          <w:t xml:space="preserve">Bash</w:t>
+          <w:t xml:space="preserve">JWT</w:t>
+        </w:r>
+      </w:hyperlink>
+      <w:r>
+        <w:t xml:space="preserve">,</w:t>
+      </w:r>
+      <w:r>
+        <w:t xml:space="preserve"> </w:t>
+      </w:r>
+      <w:hyperlink r:id="rId122">
+        <w:r>
+          <w:rPr>
+            <w:rStyle w:val="Hyperlink"/>
+          </w:rPr>
+          <w:t xml:space="preserve">JavaScript</w:t>
+        </w:r>
+      </w:hyperlink>
+      <w:r>
+        <w:t xml:space="preserve">,</w:t>
+      </w:r>
+      <w:r>
+        <w:t xml:space="preserve"> </w:t>
+      </w:r>
+      <w:hyperlink r:id="rId75">
+        <w:r>
+          <w:rPr>
+            <w:rStyle w:val="Hyperlink"/>
+          </w:rPr>
+          <w:t xml:space="preserve">PHP</w:t>
+        </w:r>
+      </w:hyperlink>
+      <w:r>
+        <w:t xml:space="preserve">,</w:t>
+      </w:r>
+      <w:r>
+        <w:t xml:space="preserve"> </w:t>
+      </w:r>
+      <w:hyperlink r:id="rId62">
+        <w:r>
+          <w:rPr>
+            <w:rStyle w:val="Hyperlink"/>
+          </w:rPr>
+          <w:t xml:space="preserve">Python</w:t>
         </w:r>
       </w:hyperlink>
       <w:r>
@@ -3486,35 +3500,35 @@
           <w:rPr>
             <w:rStyle w:val="Hyperlink"/>
           </w:rPr>
-          <w:t xml:space="preserve">CircleCI</w:t>
-        </w:r>
-      </w:hyperlink>
-      <w:r>
-        <w:t xml:space="preserve">,</w:t>
-      </w:r>
-      <w:r>
-        <w:t xml:space="preserve"> </w:t>
-      </w:r>
-      <w:hyperlink r:id="rId29">
-        <w:r>
-          <w:rPr>
-            <w:rStyle w:val="Hyperlink"/>
-          </w:rPr>
-          <w:t xml:space="preserve">Docker</w:t>
-        </w:r>
-      </w:hyperlink>
-      <w:r>
-        <w:t xml:space="preserve">,</w:t>
-      </w:r>
-      <w:r>
-        <w:t xml:space="preserve"> </w:t>
-      </w:r>
-      <w:hyperlink r:id="rId52">
-        <w:r>
-          <w:rPr>
-            <w:rStyle w:val="Hyperlink"/>
-          </w:rPr>
-          <w:t xml:space="preserve">GitHub Actions</w:t>
+          <w:t xml:space="preserve">Redis</w:t>
+        </w:r>
+      </w:hyperlink>
+      <w:r>
+        <w:t xml:space="preserve">,</w:t>
+      </w:r>
+      <w:r>
+        <w:t xml:space="preserve"> </w:t>
+      </w:r>
+      <w:hyperlink r:id="rId86">
+        <w:r>
+          <w:rPr>
+            <w:rStyle w:val="Hyperlink"/>
+          </w:rPr>
+          <w:t xml:space="preserve">Vagrant</w:t>
+        </w:r>
+      </w:hyperlink>
+      <w:r>
+        <w:t xml:space="preserve">,</w:t>
+      </w:r>
+      <w:r>
+        <w:t xml:space="preserve"> </w:t>
+      </w:r>
+      <w:hyperlink r:id="rId73">
+        <w:r>
+          <w:rPr>
+            <w:rStyle w:val="Hyperlink"/>
+          </w:rPr>
+          <w:t xml:space="preserve">ffmpeg</w:t>
         </w:r>
       </w:hyperlink>
       <w:r>
@@ -3528,160 +3542,6 @@
           <w:rPr>
             <w:rStyle w:val="Hyperlink"/>
           </w:rPr>
-          <w:t xml:space="preserve">Git</w:t>
-        </w:r>
-      </w:hyperlink>
-      <w:r>
-        <w:t xml:space="preserve">,</w:t>
-      </w:r>
-      <w:r>
-        <w:t xml:space="preserve"> </w:t>
-      </w:r>
-      <w:hyperlink r:id="rId28">
-        <w:r>
-          <w:rPr>
-            <w:rStyle w:val="Hyperlink"/>
-          </w:rPr>
-          <w:t xml:space="preserve">Go</w:t>
-        </w:r>
-      </w:hyperlink>
-      <w:r>
-        <w:t xml:space="preserve">,</w:t>
-      </w:r>
-      <w:r>
-        <w:t xml:space="preserve"> </w:t>
-      </w:r>
-      <w:hyperlink r:id="rId66">
-        <w:r>
-          <w:rPr>
-            <w:rStyle w:val="Hyperlink"/>
-          </w:rPr>
-          <w:t xml:space="preserve">GraphQL</w:t>
-        </w:r>
-      </w:hyperlink>
-      <w:r>
-        <w:t xml:space="preserve">,</w:t>
-      </w:r>
-      <w:r>
-        <w:t xml:space="preserve"> </w:t>
-      </w:r>
-      <w:hyperlink r:id="rId71">
-        <w:r>
-          <w:rPr>
-            <w:rStyle w:val="Hyperlink"/>
-          </w:rPr>
-          <w:t xml:space="preserve">HLS</w:t>
-        </w:r>
-      </w:hyperlink>
-      <w:r>
-        <w:t xml:space="preserve">,</w:t>
-      </w:r>
-      <w:r>
-        <w:t xml:space="preserve"> </w:t>
-      </w:r>
-      <w:hyperlink r:id="rId125">
-        <w:r>
-          <w:rPr>
-            <w:rStyle w:val="Hyperlink"/>
-          </w:rPr>
-          <w:t xml:space="preserve">JWT</w:t>
-        </w:r>
-      </w:hyperlink>
-      <w:r>
-        <w:t xml:space="preserve">,</w:t>
-      </w:r>
-      <w:r>
-        <w:t xml:space="preserve"> </w:t>
-      </w:r>
-      <w:hyperlink r:id="rId126">
-        <w:r>
-          <w:rPr>
-            <w:rStyle w:val="Hyperlink"/>
-          </w:rPr>
-          <w:t xml:space="preserve">JavaScript</w:t>
-        </w:r>
-      </w:hyperlink>
-      <w:r>
-        <w:t xml:space="preserve">,</w:t>
-      </w:r>
-      <w:r>
-        <w:t xml:space="preserve"> </w:t>
-      </w:r>
-      <w:hyperlink r:id="rId72">
-        <w:r>
-          <w:rPr>
-            <w:rStyle w:val="Hyperlink"/>
-          </w:rPr>
-          <w:t xml:space="preserve">PHP</w:t>
-        </w:r>
-      </w:hyperlink>
-      <w:r>
-        <w:t xml:space="preserve">,</w:t>
-      </w:r>
-      <w:r>
-        <w:t xml:space="preserve"> </w:t>
-      </w:r>
-      <w:hyperlink r:id="rId59">
-        <w:r>
-          <w:rPr>
-            <w:rStyle w:val="Hyperlink"/>
-          </w:rPr>
-          <w:t xml:space="preserve">Python</w:t>
-        </w:r>
-      </w:hyperlink>
-      <w:r>
-        <w:t xml:space="preserve">,</w:t>
-      </w:r>
-      <w:r>
-        <w:t xml:space="preserve"> </w:t>
-      </w:r>
-      <w:hyperlink r:id="rId127">
-        <w:r>
-          <w:rPr>
-            <w:rStyle w:val="Hyperlink"/>
-          </w:rPr>
-          <w:t xml:space="preserve">Redis</w:t>
-        </w:r>
-      </w:hyperlink>
-      <w:r>
-        <w:t xml:space="preserve">,</w:t>
-      </w:r>
-      <w:r>
-        <w:t xml:space="preserve"> </w:t>
-      </w:r>
-      <w:hyperlink r:id="rId83">
-        <w:r>
-          <w:rPr>
-            <w:rStyle w:val="Hyperlink"/>
-          </w:rPr>
-          <w:t xml:space="preserve">Vagrant</w:t>
-        </w:r>
-      </w:hyperlink>
-      <w:r>
-        <w:t xml:space="preserve">,</w:t>
-      </w:r>
-      <w:r>
-        <w:t xml:space="preserve"> </w:t>
-      </w:r>
-      <w:hyperlink r:id="rId70">
-        <w:r>
-          <w:rPr>
-            <w:rStyle w:val="Hyperlink"/>
-          </w:rPr>
-          <w:t xml:space="preserve">ffmpeg</w:t>
-        </w:r>
-      </w:hyperlink>
-      <w:r>
-        <w:t xml:space="preserve">,</w:t>
-      </w:r>
-      <w:r>
-        <w:t xml:space="preserve"> </w:t>
-      </w:r>
-      <w:hyperlink r:id="rId128">
-        <w:r>
-          <w:rPr>
-            <w:rStyle w:val="Hyperlink"/>
-          </w:rPr>
           <w:t xml:space="preserve">twelve-factor applications</w:t>
         </w:r>
       </w:hyperlink>
@@ -3689,8 +3549,8 @@
         <w:t xml:space="preserve">, automation, code generation, concurrency, containerization, debugging, documentation, microservices, multi-platform, optimization, performance, platforms, refactoring, scalability, security, test-driven development, testing.</w:t>
       </w:r>
     </w:p>
-    <w:bookmarkEnd w:id="129"/>
-    <w:bookmarkStart w:id="131" w:name="education"/>
+    <w:bookmarkEnd w:id="125"/>
+    <w:bookmarkStart w:id="127" w:name="education"/>
     <w:p>
       <w:pPr>
         <w:pStyle w:val="Heading2"/>
@@ -3719,7 +3579,7 @@
       <w:r>
         <w:t xml:space="preserve"> </w:t>
       </w:r>
-      <w:hyperlink r:id="rId130">
+      <w:hyperlink r:id="rId126">
         <w:r>
           <w:rPr>
             <w:rStyle w:val="Hyperlink"/>
@@ -3741,8 +3601,8 @@
         <w:t xml:space="preserve">Design and Visualization</w:t>
       </w:r>
     </w:p>
-    <w:bookmarkEnd w:id="131"/>
-    <w:bookmarkEnd w:id="132"/>
+    <w:bookmarkEnd w:id="127"/>
+    <w:bookmarkEnd w:id="128"/>
     <w:sectPr>
       <w:pgSz w:h="15840" w:w="12240"/>
       <w:pgMar w:bottom="1440" w:footer="720" w:gutter="0" w:header="720" w:left="1440" w:right="1440" w:top="1440"/>
@@ -4216,6 +4076,9 @@
     <w:abstractNumId w:val="991"/>
   </w:num>
   <w:num w:numId="1014">
+    <w:abstractNumId w:val="991"/>
+  </w:num>
+  <w:num w:numId="1015">
     <w:abstractNumId w:val="991"/>
   </w:num>
 </w:numbering>

--- a/resumes/ryanparman-software-engineer-devtools-devex.docx
+++ b/resumes/ryanparman-software-engineer-devtools-devex.docx
@@ -331,13 +331,13 @@
         <w:t xml:space="preserve">Trusted partner in cloud solutions, offering management and support services across private, hybrid, and public cloud.</w:t>
       </w:r>
     </w:p>
-    <w:bookmarkStart w:id="21" w:name="cloud-architect-december-2025present"/>
+    <w:bookmarkStart w:id="21" w:name="Xe696b14de2311f0a3554426688ce898d1824ed8"/>
     <w:p>
       <w:pPr>
         <w:pStyle w:val="Heading4"/>
       </w:pPr>
       <w:r>
-        <w:t xml:space="preserve">Cloud Architect (December 2025—Present)</w:t>
+        <w:t xml:space="preserve">Cloud Solutions Architect (December 2025—Present)</w:t>
       </w:r>
     </w:p>
     <w:p>

--- a/resumes/ryanparman-software-engineer-devtools-devex.docx
+++ b/resumes/ryanparman-software-engineer-devtools-devex.docx
@@ -2,7 +2,7 @@
 <file path=word/document.xml><?xml version="1.0" encoding="utf-8"?>
 <w:document xmlns:w="http://schemas.openxmlformats.org/wordprocessingml/2006/main" xmlns:m="http://schemas.openxmlformats.org/officeDocument/2006/math" xmlns:r="http://schemas.openxmlformats.org/officeDocument/2006/relationships" xmlns:o="urn:schemas-microsoft-com:office:office" xmlns:v="urn:schemas-microsoft-com:vml" xmlns:w10="urn:schemas-microsoft-com:office:word" xmlns:a="http://schemas.openxmlformats.org/drawingml/2006/main" xmlns:pic="http://schemas.openxmlformats.org/drawingml/2006/picture" xmlns:wp="http://schemas.openxmlformats.org/drawingml/2006/wordprocessingDrawing">
   <w:body>
-    <w:bookmarkStart w:id="128" w:name="ryan-parman--jobsryanparmancom"/>
+    <w:bookmarkStart w:id="118" w:name="ryan-parman--jobsryanparmancom"/>
     <w:p>
       <w:pPr>
         <w:pStyle w:val="Heading1"/>
@@ -294,7 +294,7 @@
     </w:p>
     <w:bookmarkEnd w:id="18"/>
     <w:bookmarkEnd w:id="19"/>
-    <w:bookmarkStart w:id="101" w:name="work-experience"/>
+    <w:bookmarkStart w:id="89" w:name="work-experience"/>
     <w:p>
       <w:pPr>
         <w:pStyle w:val="Heading2"/>
@@ -349,7 +349,31 @@
         </w:numPr>
       </w:pPr>
       <w:r>
-        <w:t xml:space="preserve">TBD</w:t>
+        <w:t xml:space="preserve">Worked with a variety of clients in different industries.</w:t>
+      </w:r>
+    </w:p>
+    <w:p>
+      <w:pPr>
+        <w:pStyle w:val="Compact"/>
+        <w:numPr>
+          <w:ilvl w:val="0"/>
+          <w:numId w:val="1004"/>
+        </w:numPr>
+      </w:pPr>
+      <w:r>
+        <w:t xml:space="preserve">Invested in approaches to get agentic development agents to provide high-quality results (e.g., spec-driven development, steering files, determinate validation of agentic results, custom MCP servers, token management).</w:t>
+      </w:r>
+    </w:p>
+    <w:p>
+      <w:pPr>
+        <w:pStyle w:val="Compact"/>
+        <w:numPr>
+          <w:ilvl w:val="0"/>
+          <w:numId w:val="1004"/>
+        </w:numPr>
+      </w:pPr>
+      <w:r>
+        <w:t xml:space="preserve">Terraform, AWS, and Go development (odds and ends).</w:t>
       </w:r>
     </w:p>
     <w:bookmarkEnd w:id="21"/>
@@ -2228,16 +2252,94 @@
     </w:p>
     <w:bookmarkEnd w:id="76"/>
     <w:bookmarkEnd w:id="77"/>
-    <w:bookmarkStart w:id="90" w:name="wepay--redwood-city-ca"/>
+    <w:bookmarkStart w:id="88" w:name="older-roles-side-projects"/>
     <w:p>
       <w:pPr>
         <w:pStyle w:val="Heading3"/>
       </w:pPr>
+      <w:r>
+        <w:t xml:space="preserve">Older roles, side projects</w:t>
+      </w:r>
+    </w:p>
+    <w:p>
+      <w:pPr>
+        <w:pStyle w:val="FirstParagraph"/>
+      </w:pPr>
+      <w:r>
+        <w:t xml:space="preserve">See “</w:t>
+      </w:r>
       <w:hyperlink r:id="rId78">
         <w:r>
           <w:rPr>
             <w:rStyle w:val="Hyperlink"/>
           </w:rPr>
+          <w:t xml:space="preserve">Previous experience, side projects</w:t>
+        </w:r>
+      </w:hyperlink>
+      <w:r>
+        <w:t xml:space="preserve">” for additional details.</w:t>
+      </w:r>
+    </w:p>
+    <w:p>
+      <w:pPr>
+        <w:pStyle w:val="Compact"/>
+        <w:numPr>
+          <w:ilvl w:val="0"/>
+          <w:numId w:val="1010"/>
+        </w:numPr>
+      </w:pPr>
+      <w:hyperlink r:id="rId79">
+        <w:r>
+          <w:rPr>
+            <w:rStyle w:val="Hyperlink"/>
+          </w:rPr>
+          <w:t xml:space="preserve">Northwood Labs</w:t>
+        </w:r>
+      </w:hyperlink>
+      <w:r>
+        <w:t xml:space="preserve"> </w:t>
+      </w:r>
+      <w:r>
+        <w:t xml:space="preserve">— Owner</w:t>
+      </w:r>
+    </w:p>
+    <w:p>
+      <w:pPr>
+        <w:pStyle w:val="Compact"/>
+        <w:numPr>
+          <w:ilvl w:val="0"/>
+          <w:numId w:val="1010"/>
+        </w:numPr>
+      </w:pPr>
+      <w:r>
+        <w:t xml:space="preserve">PCR Publishing (Side-Project) — Editor, Typesetter, Publisher, Book Producer</w:t>
+      </w:r>
+    </w:p>
+    <w:p>
+      <w:pPr>
+        <w:pStyle w:val="Compact"/>
+        <w:numPr>
+          <w:ilvl w:val="0"/>
+          <w:numId w:val="1010"/>
+        </w:numPr>
+      </w:pPr>
+      <w:r>
+        <w:t xml:space="preserve">Perimeter of Wisdom, LLC (defunct) — Co-Owner, CTO, Producer</w:t>
+      </w:r>
+    </w:p>
+    <w:p>
+      <w:pPr>
+        <w:pStyle w:val="Compact"/>
+        <w:numPr>
+          <w:ilvl w:val="0"/>
+          <w:numId w:val="1010"/>
+        </w:numPr>
+      </w:pPr>
+      <w:hyperlink r:id="rId80">
+        <w:r>
+          <w:rPr>
+            <w:rStyle w:val="Hyperlink"/>
+          </w:rPr>
           <w:t xml:space="preserve">WePay</w:t>
         </w:r>
       </w:hyperlink>
@@ -2245,24 +2347,7 @@
         <w:t xml:space="preserve"> </w:t>
       </w:r>
       <w:r>
-        <w:t xml:space="preserve">— Redwood City, CA</w:t>
-      </w:r>
-    </w:p>
-    <w:p>
-      <w:pPr>
-        <w:pStyle w:val="BlockText"/>
-      </w:pPr>
-      <w:r>
-        <w:t xml:space="preserve">WePay is an online payment service provider which provides “payments for platforms”, where examples of platforms were GoFundMe, Care.com, and Xbox. JPMorgan Chase acquired WePay in October 2017.</w:t>
-      </w:r>
-    </w:p>
-    <w:bookmarkStart w:id="82" w:name="Xdec534679361bad3495b96f8fff62025730684e"/>
-    <w:p>
-      <w:pPr>
-        <w:pStyle w:val="Heading4"/>
-      </w:pPr>
-      <w:r>
-        <w:t xml:space="preserve">Senior DevOps Engineer (April 2015—September 2016)</w:t>
+        <w:t xml:space="preserve">— Senior API/DevOps Engineer</w:t>
       </w:r>
     </w:p>
     <w:p>
@@ -2273,36 +2358,19 @@
           <w:numId w:val="1010"/>
         </w:numPr>
       </w:pPr>
-      <w:r>
-        <w:t xml:space="preserve">Led a cross-company initiative to upgrade the monolithic application from</w:t>
-      </w:r>
-      <w:r>
-        <w:t xml:space="preserve"> </w:t>
-      </w:r>
-      <w:hyperlink r:id="rId75">
-        <w:r>
-          <w:rPr>
-            <w:rStyle w:val="Hyperlink"/>
-          </w:rPr>
-          <w:t xml:space="preserve">PHP</w:t>
-        </w:r>
-      </w:hyperlink>
-      <w:r>
-        <w:t xml:space="preserve"> </w:t>
-      </w:r>
-      <w:r>
-        <w:t xml:space="preserve">5.4 to PHP 5.6 (the latest at the time). Facilitated cross-team collaboration among all major engineering teams and QA departments to achieve results (</w:t>
-      </w:r>
-      <w:hyperlink r:id="rId75">
-        <w:r>
-          <w:rPr>
-            <w:rStyle w:val="Hyperlink"/>
-          </w:rPr>
-          <w:t xml:space="preserve">PHP</w:t>
-        </w:r>
-      </w:hyperlink>
-      <w:r>
-        <w:t xml:space="preserve">, project management).</w:t>
+      <w:hyperlink r:id="rId81">
+        <w:r>
+          <w:rPr>
+            <w:rStyle w:val="Hyperlink"/>
+          </w:rPr>
+          <w:t xml:space="preserve">Amazon Web Services</w:t>
+        </w:r>
+      </w:hyperlink>
+      <w:r>
+        <w:t xml:space="preserve"> </w:t>
+      </w:r>
+      <w:r>
+        <w:t xml:space="preserve">— AWS SDK Developer</w:t>
       </w:r>
     </w:p>
     <w:p>
@@ -2314,46 +2382,21 @@
         </w:numPr>
       </w:pPr>
       <w:r>
-        <w:t xml:space="preserve">Initiated a program to automate the creation of base server images for cloud servers. This allowed new servers to boot and begin serving traffic ~75% faster (</w:t>
-      </w:r>
-      <w:hyperlink r:id="rId79">
-        <w:r>
-          <w:rPr>
-            <w:rStyle w:val="Hyperlink"/>
-          </w:rPr>
-          <w:t xml:space="preserve">GCP</w:t>
-        </w:r>
-      </w:hyperlink>
-      <w:r>
-        <w:t xml:space="preserve">,</w:t>
-      </w:r>
-      <w:r>
-        <w:t xml:space="preserve"> </w:t>
-      </w:r>
-      <w:hyperlink r:id="rId62">
-        <w:r>
-          <w:rPr>
-            <w:rStyle w:val="Hyperlink"/>
-          </w:rPr>
-          <w:t xml:space="preserve">Python</w:t>
-        </w:r>
-      </w:hyperlink>
-      <w:r>
-        <w:t xml:space="preserve">,</w:t>
-      </w:r>
-      <w:r>
-        <w:t xml:space="preserve"> </w:t>
-      </w:r>
-      <w:hyperlink r:id="rId80">
-        <w:r>
-          <w:rPr>
-            <w:rStyle w:val="Hyperlink"/>
-          </w:rPr>
-          <w:t xml:space="preserve">Ansible</w:t>
-        </w:r>
-      </w:hyperlink>
-      <w:r>
-        <w:t xml:space="preserve">).</w:t>
+        <w:t xml:space="preserve">Rearden Commerce (now</w:t>
+      </w:r>
+      <w:r>
+        <w:t xml:space="preserve"> </w:t>
+      </w:r>
+      <w:hyperlink r:id="rId82">
+        <w:r>
+          <w:rPr>
+            <w:rStyle w:val="Hyperlink"/>
+          </w:rPr>
+          <w:t xml:space="preserve">Deem</w:t>
+        </w:r>
+      </w:hyperlink>
+      <w:r>
+        <w:t xml:space="preserve">) — Senior User Experience Developer</w:t>
       </w:r>
     </w:p>
     <w:p>
@@ -2364,33 +2407,19 @@
           <w:numId w:val="1010"/>
         </w:numPr>
       </w:pPr>
-      <w:r>
-        <w:t xml:space="preserve">Invested in observability systems to prevent customer-facing issues (</w:t>
-      </w:r>
-      <w:hyperlink r:id="rId58">
-        <w:r>
-          <w:rPr>
-            <w:rStyle w:val="Hyperlink"/>
-          </w:rPr>
-          <w:t xml:space="preserve">New Relic</w:t>
-        </w:r>
-      </w:hyperlink>
-      <w:r>
-        <w:t xml:space="preserve">,</w:t>
-      </w:r>
-      <w:r>
-        <w:t xml:space="preserve"> </w:t>
-      </w:r>
-      <w:hyperlink r:id="rId81">
-        <w:r>
-          <w:rPr>
-            <w:rStyle w:val="Hyperlink"/>
-          </w:rPr>
-          <w:t xml:space="preserve">Grafana</w:t>
-        </w:r>
-      </w:hyperlink>
-      <w:r>
-        <w:t xml:space="preserve">).</w:t>
+      <w:hyperlink r:id="rId83">
+        <w:r>
+          <w:rPr>
+            <w:rStyle w:val="Hyperlink"/>
+          </w:rPr>
+          <w:t xml:space="preserve">WarpShare</w:t>
+        </w:r>
+      </w:hyperlink>
+      <w:r>
+        <w:t xml:space="preserve"> </w:t>
+      </w:r>
+      <w:r>
+        <w:t xml:space="preserve">(defunct) — Co-Founder and Chief Information Officer</w:t>
       </w:r>
     </w:p>
     <w:p>
@@ -2401,76 +2430,98 @@
           <w:numId w:val="1010"/>
         </w:numPr>
       </w:pPr>
-      <w:r>
-        <w:t xml:space="preserve">Explored</w:t>
-      </w:r>
-      <w:r>
-        <w:t xml:space="preserve"> </w:t>
-      </w:r>
-      <w:r>
-        <w:rPr>
-          <w:i/>
-          <w:iCs/>
-        </w:rPr>
-        <w:t xml:space="preserve">configuration-as-code</w:t>
-      </w:r>
-      <w:r>
-        <w:t xml:space="preserve"> </w:t>
-      </w:r>
-      <w:r>
-        <w:t xml:space="preserve">for cloud infrastructure in</w:t>
-      </w:r>
-      <w:r>
-        <w:t xml:space="preserve"> </w:t>
-      </w:r>
-      <w:hyperlink r:id="rId79">
-        <w:r>
-          <w:rPr>
-            <w:rStyle w:val="Hyperlink"/>
-          </w:rPr>
-          <w:t xml:space="preserve">Google Cloud</w:t>
-        </w:r>
-      </w:hyperlink>
-      <w:r>
-        <w:t xml:space="preserve"> </w:t>
-      </w:r>
-      <w:r>
-        <w:t xml:space="preserve">to improve reliability and efficiency (</w:t>
-      </w:r>
-      <w:hyperlink r:id="rId62">
-        <w:r>
-          <w:rPr>
-            <w:rStyle w:val="Hyperlink"/>
-          </w:rPr>
-          <w:t xml:space="preserve">Python</w:t>
-        </w:r>
-      </w:hyperlink>
-      <w:r>
-        <w:t xml:space="preserve">,</w:t>
-      </w:r>
-      <w:r>
-        <w:t xml:space="preserve"> </w:t>
-      </w:r>
-      <w:hyperlink r:id="rId33">
-        <w:r>
-          <w:rPr>
-            <w:rStyle w:val="Hyperlink"/>
-          </w:rPr>
-          <w:t xml:space="preserve">Terraform</w:t>
-        </w:r>
-      </w:hyperlink>
-      <w:r>
-        <w:t xml:space="preserve">).</w:t>
-      </w:r>
-    </w:p>
-    <w:bookmarkEnd w:id="82"/>
-    <w:bookmarkStart w:id="89" w:name="senior-api-engineer-april-2014april-2015"/>
-    <w:p>
-      <w:pPr>
-        <w:pStyle w:val="Heading4"/>
-      </w:pPr>
-      <w:r>
-        <w:t xml:space="preserve">Senior API Engineer (April 2014—April 2015)</w:t>
+      <w:hyperlink r:id="rId84">
+        <w:r>
+          <w:rPr>
+            <w:rStyle w:val="Hyperlink"/>
+          </w:rPr>
+          <w:t xml:space="preserve">Yahoo!</w:t>
+        </w:r>
+      </w:hyperlink>
+      <w:r>
+        <w:t xml:space="preserve"> </w:t>
+      </w:r>
+      <w:r>
+        <w:t xml:space="preserve">— Front-end Developer (Contract), Yahoo! Messenger</w:t>
+      </w:r>
+    </w:p>
+    <w:p>
+      <w:pPr>
+        <w:pStyle w:val="Compact"/>
+        <w:numPr>
+          <w:ilvl w:val="0"/>
+          <w:numId w:val="1010"/>
+        </w:numPr>
+      </w:pPr>
+      <w:hyperlink r:id="rId85">
+        <w:r>
+          <w:rPr>
+            <w:rStyle w:val="Hyperlink"/>
+          </w:rPr>
+          <w:t xml:space="preserve">Stryker</w:t>
+        </w:r>
+      </w:hyperlink>
+      <w:r>
+        <w:t xml:space="preserve"> </w:t>
+      </w:r>
+      <w:r>
+        <w:t xml:space="preserve">— User Interface Developer (Contract)</w:t>
+      </w:r>
+    </w:p>
+    <w:p>
+      <w:pPr>
+        <w:pStyle w:val="Compact"/>
+        <w:numPr>
+          <w:ilvl w:val="0"/>
+          <w:numId w:val="1010"/>
+        </w:numPr>
+      </w:pPr>
+      <w:hyperlink r:id="rId86">
+        <w:r>
+          <w:rPr>
+            <w:rStyle w:val="Hyperlink"/>
+          </w:rPr>
+          <w:t xml:space="preserve">Digital Impact</w:t>
+        </w:r>
+      </w:hyperlink>
+      <w:r>
+        <w:t xml:space="preserve"> </w:t>
+      </w:r>
+      <w:r>
+        <w:t xml:space="preserve">(now part of</w:t>
+      </w:r>
+      <w:r>
+        <w:t xml:space="preserve"> </w:t>
+      </w:r>
+      <w:hyperlink r:id="rId87">
+        <w:r>
+          <w:rPr>
+            <w:rStyle w:val="Hyperlink"/>
+          </w:rPr>
+          <w:t xml:space="preserve">Axciom</w:t>
+        </w:r>
+      </w:hyperlink>
+      <w:r>
+        <w:t xml:space="preserve">) — Production Specialist</w:t>
+      </w:r>
+    </w:p>
+    <w:bookmarkEnd w:id="88"/>
+    <w:bookmarkEnd w:id="89"/>
+    <w:bookmarkStart w:id="94" w:name="projects"/>
+    <w:p>
+      <w:pPr>
+        <w:pStyle w:val="Heading2"/>
+      </w:pPr>
+      <w:r>
+        <w:t xml:space="preserve">Projects</w:t>
+      </w:r>
+    </w:p>
+    <w:p>
+      <w:pPr>
+        <w:pStyle w:val="FirstParagraph"/>
+      </w:pPr>
+      <w:r>
+        <w:t xml:space="preserve">Proof that I can code, call APIs, interact with SDKs, and build user-facing software.</w:t>
       </w:r>
     </w:p>
     <w:p>
@@ -2479,406 +2530,6 @@
         <w:numPr>
           <w:ilvl w:val="0"/>
           <w:numId w:val="1011"/>
-        </w:numPr>
-      </w:pPr>
-      <w:r>
-        <w:t xml:space="preserve">Led the company’s</w:t>
-      </w:r>
-      <w:r>
-        <w:t xml:space="preserve"> </w:t>
-      </w:r>
-      <w:hyperlink r:id="rId83">
-        <w:r>
-          <w:rPr>
-            <w:rStyle w:val="Hyperlink"/>
-          </w:rPr>
-          <w:t xml:space="preserve">HackerOne</w:t>
-        </w:r>
-      </w:hyperlink>
-      <w:r>
-        <w:t xml:space="preserve"> </w:t>
-      </w:r>
-      <w:r>
-        <w:t xml:space="preserve">security program, coordinating across teams to address security issues.</w:t>
-      </w:r>
-    </w:p>
-    <w:p>
-      <w:pPr>
-        <w:pStyle w:val="Compact"/>
-        <w:numPr>
-          <w:ilvl w:val="0"/>
-          <w:numId w:val="1011"/>
-        </w:numPr>
-      </w:pPr>
-      <w:r>
-        <w:t xml:space="preserve">Brought performance improvements, new features, improved testing processes, and new QA tooling to WePay (</w:t>
-      </w:r>
-      <w:hyperlink r:id="rId75">
-        <w:r>
-          <w:rPr>
-            <w:rStyle w:val="Hyperlink"/>
-          </w:rPr>
-          <w:t xml:space="preserve">PHP</w:t>
-        </w:r>
-      </w:hyperlink>
-      <w:r>
-        <w:t xml:space="preserve">,</w:t>
-      </w:r>
-      <w:r>
-        <w:t xml:space="preserve"> </w:t>
-      </w:r>
-      <w:hyperlink r:id="rId84">
-        <w:r>
-          <w:rPr>
-            <w:rStyle w:val="Hyperlink"/>
-          </w:rPr>
-          <w:t xml:space="preserve">BDD</w:t>
-        </w:r>
-      </w:hyperlink>
-      <w:r>
-        <w:t xml:space="preserve">,</w:t>
-      </w:r>
-      <w:r>
-        <w:t xml:space="preserve"> </w:t>
-      </w:r>
-      <w:hyperlink r:id="rId85">
-        <w:r>
-          <w:rPr>
-            <w:rStyle w:val="Hyperlink"/>
-          </w:rPr>
-          <w:t xml:space="preserve">TDD</w:t>
-        </w:r>
-      </w:hyperlink>
-      <w:r>
-        <w:t xml:space="preserve">).</w:t>
-      </w:r>
-    </w:p>
-    <w:p>
-      <w:pPr>
-        <w:pStyle w:val="Compact"/>
-        <w:numPr>
-          <w:ilvl w:val="0"/>
-          <w:numId w:val="1011"/>
-        </w:numPr>
-      </w:pPr>
-      <w:r>
-        <w:t xml:space="preserve">Built a local development environment for engineering teams using</w:t>
-      </w:r>
-      <w:r>
-        <w:t xml:space="preserve"> </w:t>
-      </w:r>
-      <w:hyperlink r:id="rId86">
-        <w:r>
-          <w:rPr>
-            <w:rStyle w:val="Hyperlink"/>
-          </w:rPr>
-          <w:t xml:space="preserve">Vagrant</w:t>
-        </w:r>
-      </w:hyperlink>
-      <w:r>
-        <w:t xml:space="preserve"> </w:t>
-      </w:r>
-      <w:r>
-        <w:t xml:space="preserve">and</w:t>
-      </w:r>
-      <w:r>
-        <w:t xml:space="preserve"> </w:t>
-      </w:r>
-      <w:hyperlink r:id="rId87">
-        <w:r>
-          <w:rPr>
-            <w:rStyle w:val="Hyperlink"/>
-          </w:rPr>
-          <w:t xml:space="preserve">VMWare Fusion</w:t>
-        </w:r>
-      </w:hyperlink>
-      <w:r>
-        <w:t xml:space="preserve">. Eliminated "works on my machine", and reduced new engineer onboarding time from 2 weeks to 1 day (measured by when a new employee could make their first commit).</w:t>
-      </w:r>
-    </w:p>
-    <w:p>
-      <w:pPr>
-        <w:pStyle w:val="Compact"/>
-        <w:numPr>
-          <w:ilvl w:val="0"/>
-          <w:numId w:val="1011"/>
-        </w:numPr>
-      </w:pPr>
-      <w:r>
-        <w:t xml:space="preserve">Expanded WePay’s payment security offerings by designing MFA-as-a-Service (U.S. patent filing</w:t>
-      </w:r>
-      <w:r>
-        <w:t xml:space="preserve"> </w:t>
-      </w:r>
-      <w:hyperlink r:id="rId88">
-        <w:r>
-          <w:rPr>
-            <w:rStyle w:val="Hyperlink"/>
-          </w:rPr>
-          <w:t xml:space="preserve">US15042104</w:t>
-        </w:r>
-      </w:hyperlink>
-      <w:r>
-        <w:t xml:space="preserve">).</w:t>
-      </w:r>
-    </w:p>
-    <w:bookmarkEnd w:id="89"/>
-    <w:bookmarkEnd w:id="90"/>
-    <w:bookmarkStart w:id="100" w:name="older-roles-side-projects"/>
-    <w:p>
-      <w:pPr>
-        <w:pStyle w:val="Heading3"/>
-      </w:pPr>
-      <w:r>
-        <w:t xml:space="preserve">Older roles, side projects</w:t>
-      </w:r>
-    </w:p>
-    <w:p>
-      <w:pPr>
-        <w:pStyle w:val="FirstParagraph"/>
-      </w:pPr>
-      <w:r>
-        <w:t xml:space="preserve">See “</w:t>
-      </w:r>
-      <w:hyperlink r:id="rId91">
-        <w:r>
-          <w:rPr>
-            <w:rStyle w:val="Hyperlink"/>
-          </w:rPr>
-          <w:t xml:space="preserve">Previous experience, side projects</w:t>
-        </w:r>
-      </w:hyperlink>
-      <w:r>
-        <w:t xml:space="preserve">” for additional details.</w:t>
-      </w:r>
-    </w:p>
-    <w:p>
-      <w:pPr>
-        <w:pStyle w:val="Compact"/>
-        <w:numPr>
-          <w:ilvl w:val="0"/>
-          <w:numId w:val="1012"/>
-        </w:numPr>
-      </w:pPr>
-      <w:hyperlink r:id="rId92">
-        <w:r>
-          <w:rPr>
-            <w:rStyle w:val="Hyperlink"/>
-          </w:rPr>
-          <w:t xml:space="preserve">Northwood Labs</w:t>
-        </w:r>
-      </w:hyperlink>
-      <w:r>
-        <w:t xml:space="preserve"> </w:t>
-      </w:r>
-      <w:r>
-        <w:t xml:space="preserve">— Owner (January 2024—Present)</w:t>
-      </w:r>
-    </w:p>
-    <w:p>
-      <w:pPr>
-        <w:pStyle w:val="Compact"/>
-        <w:numPr>
-          <w:ilvl w:val="0"/>
-          <w:numId w:val="1012"/>
-        </w:numPr>
-      </w:pPr>
-      <w:r>
-        <w:t xml:space="preserve">PCR Publishing (Side-Project) — Editor, Typesetter, Publisher, Book Producer (April 2021–April 2022)</w:t>
-      </w:r>
-    </w:p>
-    <w:p>
-      <w:pPr>
-        <w:pStyle w:val="Compact"/>
-        <w:numPr>
-          <w:ilvl w:val="0"/>
-          <w:numId w:val="1012"/>
-        </w:numPr>
-      </w:pPr>
-      <w:r>
-        <w:t xml:space="preserve">Perimeter of Wisdom, LLC (defunct) — Co-Owner, CTO, Producer (February 2015—2018)</w:t>
-      </w:r>
-    </w:p>
-    <w:p>
-      <w:pPr>
-        <w:pStyle w:val="Compact"/>
-        <w:numPr>
-          <w:ilvl w:val="0"/>
-          <w:numId w:val="1012"/>
-        </w:numPr>
-      </w:pPr>
-      <w:hyperlink r:id="rId93">
-        <w:r>
-          <w:rPr>
-            <w:rStyle w:val="Hyperlink"/>
-          </w:rPr>
-          <w:t xml:space="preserve">Amazon Web Services</w:t>
-        </w:r>
-      </w:hyperlink>
-      <w:r>
-        <w:t xml:space="preserve"> </w:t>
-      </w:r>
-      <w:r>
-        <w:t xml:space="preserve">— AWS SDK Developer (March 2010—April 2014)</w:t>
-      </w:r>
-    </w:p>
-    <w:p>
-      <w:pPr>
-        <w:pStyle w:val="Compact"/>
-        <w:numPr>
-          <w:ilvl w:val="0"/>
-          <w:numId w:val="1012"/>
-        </w:numPr>
-      </w:pPr>
-      <w:r>
-        <w:t xml:space="preserve">Rearden Commerce (now</w:t>
-      </w:r>
-      <w:r>
-        <w:t xml:space="preserve"> </w:t>
-      </w:r>
-      <w:hyperlink r:id="rId94">
-        <w:r>
-          <w:rPr>
-            <w:rStyle w:val="Hyperlink"/>
-          </w:rPr>
-          <w:t xml:space="preserve">Deem</w:t>
-        </w:r>
-      </w:hyperlink>
-      <w:r>
-        <w:t xml:space="preserve">) — Senior User Experience Developer (July 2008—March 2010)</w:t>
-      </w:r>
-    </w:p>
-    <w:p>
-      <w:pPr>
-        <w:pStyle w:val="Compact"/>
-        <w:numPr>
-          <w:ilvl w:val="0"/>
-          <w:numId w:val="1012"/>
-        </w:numPr>
-      </w:pPr>
-      <w:hyperlink r:id="rId95">
-        <w:r>
-          <w:rPr>
-            <w:rStyle w:val="Hyperlink"/>
-          </w:rPr>
-          <w:t xml:space="preserve">WarpShare</w:t>
-        </w:r>
-      </w:hyperlink>
-      <w:r>
-        <w:t xml:space="preserve"> </w:t>
-      </w:r>
-      <w:r>
-        <w:t xml:space="preserve">(defunct) — Co-Founder and Chief Information Officer (September 2006—March 2010)</w:t>
-      </w:r>
-    </w:p>
-    <w:p>
-      <w:pPr>
-        <w:pStyle w:val="Compact"/>
-        <w:numPr>
-          <w:ilvl w:val="0"/>
-          <w:numId w:val="1012"/>
-        </w:numPr>
-      </w:pPr>
-      <w:hyperlink r:id="rId96">
-        <w:r>
-          <w:rPr>
-            <w:rStyle w:val="Hyperlink"/>
-          </w:rPr>
-          <w:t xml:space="preserve">Yahoo!</w:t>
-        </w:r>
-      </w:hyperlink>
-      <w:r>
-        <w:t xml:space="preserve"> </w:t>
-      </w:r>
-      <w:r>
-        <w:t xml:space="preserve">— Front-end Developer (Contract), Yahoo! Messenger (November 2007—January 2008)</w:t>
-      </w:r>
-    </w:p>
-    <w:p>
-      <w:pPr>
-        <w:pStyle w:val="Compact"/>
-        <w:numPr>
-          <w:ilvl w:val="0"/>
-          <w:numId w:val="1012"/>
-        </w:numPr>
-      </w:pPr>
-      <w:hyperlink r:id="rId97">
-        <w:r>
-          <w:rPr>
-            <w:rStyle w:val="Hyperlink"/>
-          </w:rPr>
-          <w:t xml:space="preserve">Stryker</w:t>
-        </w:r>
-      </w:hyperlink>
-      <w:r>
-        <w:t xml:space="preserve"> </w:t>
-      </w:r>
-      <w:r>
-        <w:t xml:space="preserve">— User Interface Developer (Contract) (May 2005—September 2006)</w:t>
-      </w:r>
-    </w:p>
-    <w:p>
-      <w:pPr>
-        <w:pStyle w:val="Compact"/>
-        <w:numPr>
-          <w:ilvl w:val="0"/>
-          <w:numId w:val="1012"/>
-        </w:numPr>
-      </w:pPr>
-      <w:hyperlink r:id="rId98">
-        <w:r>
-          <w:rPr>
-            <w:rStyle w:val="Hyperlink"/>
-          </w:rPr>
-          <w:t xml:space="preserve">Digital Impact</w:t>
-        </w:r>
-      </w:hyperlink>
-      <w:r>
-        <w:t xml:space="preserve"> </w:t>
-      </w:r>
-      <w:r>
-        <w:t xml:space="preserve">(now part of</w:t>
-      </w:r>
-      <w:r>
-        <w:t xml:space="preserve"> </w:t>
-      </w:r>
-      <w:hyperlink r:id="rId99">
-        <w:r>
-          <w:rPr>
-            <w:rStyle w:val="Hyperlink"/>
-          </w:rPr>
-          <w:t xml:space="preserve">Axciom</w:t>
-        </w:r>
-      </w:hyperlink>
-      <w:r>
-        <w:t xml:space="preserve">) — Production Specialist (March 2004—April 2005)</w:t>
-      </w:r>
-    </w:p>
-    <w:bookmarkEnd w:id="100"/>
-    <w:bookmarkEnd w:id="101"/>
-    <w:bookmarkStart w:id="106" w:name="projects"/>
-    <w:p>
-      <w:pPr>
-        <w:pStyle w:val="Heading2"/>
-      </w:pPr>
-      <w:r>
-        <w:t xml:space="preserve">Projects</w:t>
-      </w:r>
-    </w:p>
-    <w:p>
-      <w:pPr>
-        <w:pStyle w:val="FirstParagraph"/>
-      </w:pPr>
-      <w:r>
-        <w:t xml:space="preserve">Proof that I can code, call APIs, interact with SDKs, and build user-facing software.</w:t>
-      </w:r>
-    </w:p>
-    <w:p>
-      <w:pPr>
-        <w:pStyle w:val="Compact"/>
-        <w:numPr>
-          <w:ilvl w:val="0"/>
-          <w:numId w:val="1013"/>
         </w:numPr>
       </w:pPr>
       <w:r>
@@ -2897,7 +2548,7 @@
       <w:r>
         <w:t xml:space="preserve"> </w:t>
       </w:r>
-      <w:hyperlink r:id="rId102">
+      <w:hyperlink r:id="rId90">
         <w:r>
           <w:rPr>
             <w:rStyle w:val="Hyperlink"/>
@@ -2917,7 +2568,7 @@
         <w:pStyle w:val="Compact"/>
         <w:numPr>
           <w:ilvl w:val="0"/>
-          <w:numId w:val="1013"/>
+          <w:numId w:val="1011"/>
         </w:numPr>
       </w:pPr>
       <w:r>
@@ -2936,7 +2587,7 @@
       <w:r>
         <w:t xml:space="preserve"> </w:t>
       </w:r>
-      <w:hyperlink r:id="rId103">
+      <w:hyperlink r:id="rId91">
         <w:r>
           <w:rPr>
             <w:rStyle w:val="Hyperlink"/>
@@ -2956,7 +2607,7 @@
         <w:pStyle w:val="Compact"/>
         <w:numPr>
           <w:ilvl w:val="0"/>
-          <w:numId w:val="1013"/>
+          <w:numId w:val="1011"/>
         </w:numPr>
       </w:pPr>
       <w:r>
@@ -2975,19 +2626,260 @@
       <w:r>
         <w:t xml:space="preserve"> </w:t>
       </w:r>
+      <w:hyperlink r:id="rId92">
+        <w:r>
+          <w:rPr>
+            <w:rStyle w:val="Hyperlink"/>
+          </w:rPr>
+          <w:t xml:space="preserve">TUI</w:t>
+        </w:r>
+      </w:hyperlink>
+      <w:r>
+        <w:t xml:space="preserve"> </w:t>
+      </w:r>
+      <w:r>
+        <w:t xml:space="preserve">for</w:t>
+      </w:r>
+      <w:r>
+        <w:t xml:space="preserve"> </w:t>
+      </w:r>
+      <w:hyperlink r:id="rId93">
+        <w:r>
+          <w:rPr>
+            <w:rStyle w:val="Hyperlink"/>
+          </w:rPr>
+          <w:t xml:space="preserve">simplifying connections to SSM-enabled EC2 instances</w:t>
+        </w:r>
+      </w:hyperlink>
+      <w:r>
+        <w:t xml:space="preserve"> </w:t>
+      </w:r>
+      <w:r>
+        <w:t xml:space="preserve">using your Terminal.</w:t>
+      </w:r>
+    </w:p>
+    <w:bookmarkEnd w:id="94"/>
+    <w:bookmarkStart w:id="99" w:name="examples-of-technical-documentation"/>
+    <w:p>
+      <w:pPr>
+        <w:pStyle w:val="Heading2"/>
+      </w:pPr>
+      <w:r>
+        <w:t xml:space="preserve">Examples of Technical Documentation</w:t>
+      </w:r>
+    </w:p>
+    <w:p>
+      <w:pPr>
+        <w:pStyle w:val="FirstParagraph"/>
+      </w:pPr>
+      <w:r>
+        <w:t xml:space="preserve">Here are examples of my public-facing documentation:</w:t>
+      </w:r>
+    </w:p>
+    <w:p>
+      <w:pPr>
+        <w:pStyle w:val="Compact"/>
+        <w:numPr>
+          <w:ilvl w:val="0"/>
+          <w:numId w:val="1012"/>
+        </w:numPr>
+      </w:pPr>
+      <w:hyperlink r:id="rId95">
+        <w:r>
+          <w:rPr>
+            <w:rStyle w:val="Hyperlink"/>
+          </w:rPr>
+          <w:t xml:space="preserve">Local development environment (devsec-tools)</w:t>
+        </w:r>
+      </w:hyperlink>
+    </w:p>
+    <w:p>
+      <w:pPr>
+        <w:pStyle w:val="Compact"/>
+        <w:numPr>
+          <w:ilvl w:val="0"/>
+          <w:numId w:val="1012"/>
+        </w:numPr>
+      </w:pPr>
+      <w:hyperlink r:id="rId96">
+        <w:r>
+          <w:rPr>
+            <w:rStyle w:val="Hyperlink"/>
+          </w:rPr>
+          <w:t xml:space="preserve">Configuring DataGrip for Valkey (devsec-tools)</w:t>
+        </w:r>
+      </w:hyperlink>
+    </w:p>
+    <w:p>
+      <w:pPr>
+        <w:pStyle w:val="Compact"/>
+        <w:numPr>
+          <w:ilvl w:val="0"/>
+          <w:numId w:val="1012"/>
+        </w:numPr>
+      </w:pPr>
+      <w:r>
+        <w:t xml:space="preserve">Diagrams of Artifactory</w:t>
+      </w:r>
+      <w:r>
+        <w:t xml:space="preserve"> </w:t>
+      </w:r>
+      <w:hyperlink r:id="rId97">
+        <w:r>
+          <w:rPr>
+            <w:rStyle w:val="Hyperlink"/>
+          </w:rPr>
+          <w:t xml:space="preserve">infrastructure</w:t>
+        </w:r>
+      </w:hyperlink>
+      <w:r>
+        <w:t xml:space="preserve"> </w:t>
+      </w:r>
+      <w:r>
+        <w:t xml:space="preserve">and</w:t>
+      </w:r>
+      <w:r>
+        <w:t xml:space="preserve"> </w:t>
+      </w:r>
+      <w:hyperlink r:id="rId98">
+        <w:r>
+          <w:rPr>
+            <w:rStyle w:val="Hyperlink"/>
+          </w:rPr>
+          <w:t xml:space="preserve">software</w:t>
+        </w:r>
+      </w:hyperlink>
+      <w:r>
+        <w:t xml:space="preserve"> </w:t>
+      </w:r>
+      <w:r>
+        <w:t xml:space="preserve">configuration.</w:t>
+      </w:r>
+    </w:p>
+    <w:bookmarkEnd w:id="99"/>
+    <w:bookmarkStart w:id="101" w:name="recommendations"/>
+    <w:p>
+      <w:pPr>
+        <w:pStyle w:val="Heading2"/>
+      </w:pPr>
+      <w:r>
+        <w:t xml:space="preserve">Recommendations</w:t>
+      </w:r>
+    </w:p>
+    <w:p>
+      <w:pPr>
+        <w:pStyle w:val="FirstParagraph"/>
+      </w:pPr>
+      <w:r>
+        <w:t xml:space="preserve">See a</w:t>
+      </w:r>
+      <w:r>
+        <w:t xml:space="preserve"> </w:t>
+      </w:r>
+      <w:hyperlink r:id="rId100">
+        <w:r>
+          <w:rPr>
+            <w:rStyle w:val="Hyperlink"/>
+          </w:rPr>
+          <w:t xml:space="preserve">selective list of recommendations</w:t>
+        </w:r>
+      </w:hyperlink>
+      <w:r>
+        <w:t xml:space="preserve"> </w:t>
+      </w:r>
+      <w:r>
+        <w:t xml:space="preserve">from co-workers and peers.</w:t>
+      </w:r>
+    </w:p>
+    <w:bookmarkEnd w:id="101"/>
+    <w:bookmarkStart w:id="107" w:name="patents-and-notable-open-source"/>
+    <w:p>
+      <w:pPr>
+        <w:pStyle w:val="Heading2"/>
+      </w:pPr>
+      <w:r>
+        <w:t xml:space="preserve">Patents and Notable Open-Source</w:t>
+      </w:r>
+    </w:p>
+    <w:p>
+      <w:pPr>
+        <w:pStyle w:val="Compact"/>
+        <w:numPr>
+          <w:ilvl w:val="0"/>
+          <w:numId w:val="1013"/>
+        </w:numPr>
+      </w:pPr>
+      <w:r>
+        <w:t xml:space="preserve">U.S. patent filing,</w:t>
+      </w:r>
+      <w:r>
+        <w:t xml:space="preserve"> </w:t>
+      </w:r>
+      <w:hyperlink r:id="rId102">
+        <w:r>
+          <w:rPr>
+            <w:rStyle w:val="Hyperlink"/>
+          </w:rPr>
+          <w:t xml:space="preserve">“System and Methods for User Authentication across Multiple Domains”</w:t>
+        </w:r>
+      </w:hyperlink>
+      <w:r>
+        <w:t xml:space="preserve"> </w:t>
+      </w:r>
+      <w:r>
+        <w:t xml:space="preserve">(US15042104) (2016)</w:t>
+      </w:r>
+    </w:p>
+    <w:p>
+      <w:pPr>
+        <w:pStyle w:val="Compact"/>
+        <w:numPr>
+          <w:ilvl w:val="0"/>
+          <w:numId w:val="1013"/>
+        </w:numPr>
+      </w:pPr>
+      <w:r>
+        <w:t xml:space="preserve">U.S. patent filing,</w:t>
+      </w:r>
+      <w:r>
+        <w:t xml:space="preserve"> </w:t>
+      </w:r>
+      <w:hyperlink r:id="rId103">
+        <w:r>
+          <w:rPr>
+            <w:rStyle w:val="Hyperlink"/>
+          </w:rPr>
+          <w:t xml:space="preserve">“Hive-based Peer-to-Peer Network”</w:t>
+        </w:r>
+      </w:hyperlink>
+      <w:r>
+        <w:t xml:space="preserve"> </w:t>
+      </w:r>
+      <w:r>
+        <w:t xml:space="preserve">(US8103870B2) (2007)</w:t>
+      </w:r>
+    </w:p>
+    <w:p>
+      <w:pPr>
+        <w:pStyle w:val="Compact"/>
+        <w:numPr>
+          <w:ilvl w:val="0"/>
+          <w:numId w:val="1013"/>
+        </w:numPr>
+      </w:pPr>
       <w:hyperlink r:id="rId104">
         <w:r>
           <w:rPr>
             <w:rStyle w:val="Hyperlink"/>
           </w:rPr>
-          <w:t xml:space="preserve">TUI</w:t>
-        </w:r>
-      </w:hyperlink>
-      <w:r>
-        <w:t xml:space="preserve"> </w:t>
-      </w:r>
-      <w:r>
-        <w:t xml:space="preserve">for</w:t>
+          <w:t xml:space="preserve">SimplePie</w:t>
+        </w:r>
+      </w:hyperlink>
+      <w:r>
+        <w:t xml:space="preserve"> </w:t>
+      </w:r>
+      <w:r>
+        <w:t xml:space="preserve">— An RSS parser for PHP; founded in 2004; integrated into</w:t>
       </w:r>
       <w:r>
         <w:t xml:space="preserve"> </w:t>
@@ -2997,24 +2889,61 @@
           <w:rPr>
             <w:rStyle w:val="Hyperlink"/>
           </w:rPr>
-          <w:t xml:space="preserve">simplifying connections to SSM-enabled EC2 instances</w:t>
-        </w:r>
-      </w:hyperlink>
-      <w:r>
-        <w:t xml:space="preserve"> </w:t>
-      </w:r>
-      <w:r>
-        <w:t xml:space="preserve">using your Terminal.</w:t>
-      </w:r>
-    </w:p>
-    <w:bookmarkEnd w:id="106"/>
-    <w:bookmarkStart w:id="111" w:name="examples-of-technical-documentation"/>
+          <w:t xml:space="preserve">WordPress</w:t>
+        </w:r>
+      </w:hyperlink>
+      <w:r>
+        <w:t xml:space="preserve"> </w:t>
+      </w:r>
+      <w:r>
+        <w:t xml:space="preserve">core since 2009. Millions of global users.</w:t>
+      </w:r>
+    </w:p>
+    <w:p>
+      <w:pPr>
+        <w:pStyle w:val="Compact"/>
+        <w:numPr>
+          <w:ilvl w:val="0"/>
+          <w:numId w:val="1013"/>
+        </w:numPr>
+      </w:pPr>
+      <w:hyperlink r:id="rId106">
+        <w:r>
+          <w:rPr>
+            <w:rStyle w:val="Hyperlink"/>
+          </w:rPr>
+          <w:t xml:space="preserve">CloudFusion</w:t>
+        </w:r>
+      </w:hyperlink>
+      <w:r>
+        <w:t xml:space="preserve"> </w:t>
+      </w:r>
+      <w:r>
+        <w:t xml:space="preserve">— A PHP SDK for AWS; founded in 2005; later became the official</w:t>
+      </w:r>
+      <w:r>
+        <w:t xml:space="preserve"> </w:t>
+      </w:r>
+      <w:hyperlink r:id="rId106">
+        <w:r>
+          <w:rPr>
+            <w:rStyle w:val="Hyperlink"/>
+          </w:rPr>
+          <w:t xml:space="preserve">AWS SDK for PHP</w:t>
+        </w:r>
+      </w:hyperlink>
+      <w:r>
+        <w:t xml:space="preserve">. Millions of global users.</w:t>
+      </w:r>
+    </w:p>
+    <w:bookmarkEnd w:id="107"/>
+    <w:bookmarkStart w:id="115" w:name="skills"/>
     <w:p>
       <w:pPr>
         <w:pStyle w:val="Heading2"/>
       </w:pPr>
       <w:r>
-        <w:t xml:space="preserve">Examples of Technical Documentation</w:t>
+        <w:t xml:space="preserve">Skills</w:t>
       </w:r>
     </w:p>
     <w:p>
@@ -3022,53 +2951,85 @@
         <w:pStyle w:val="FirstParagraph"/>
       </w:pPr>
       <w:r>
-        <w:t xml:space="preserve">Here are examples of my public-facing documentation:</w:t>
-      </w:r>
-    </w:p>
-    <w:p>
-      <w:pPr>
-        <w:pStyle w:val="Compact"/>
-        <w:numPr>
-          <w:ilvl w:val="0"/>
-          <w:numId w:val="1014"/>
-        </w:numPr>
-      </w:pPr>
-      <w:hyperlink r:id="rId107">
-        <w:r>
-          <w:rPr>
-            <w:rStyle w:val="Hyperlink"/>
-          </w:rPr>
-          <w:t xml:space="preserve">Local development environment (devsec-tools)</w:t>
-        </w:r>
-      </w:hyperlink>
-    </w:p>
-    <w:p>
-      <w:pPr>
-        <w:pStyle w:val="Compact"/>
-        <w:numPr>
-          <w:ilvl w:val="0"/>
-          <w:numId w:val="1014"/>
-        </w:numPr>
-      </w:pPr>
+        <w:t xml:space="preserve">This list is not exhaustive, but these are software and hard skills I leveraged in the roles above which are most relevant to Software Engineering and DevTools roles.</w:t>
+      </w:r>
+    </w:p>
+    <w:p>
+      <w:pPr>
+        <w:pStyle w:val="BodyText"/>
+      </w:pPr>
+      <w:r>
+        <w:t xml:space="preserve">CI/CD,</w:t>
+      </w:r>
+      <w:r>
+        <w:t xml:space="preserve"> </w:t>
+      </w:r>
+      <w:hyperlink r:id="rId35">
+        <w:r>
+          <w:rPr>
+            <w:rStyle w:val="Hyperlink"/>
+          </w:rPr>
+          <w:t xml:space="preserve">AWS</w:t>
+        </w:r>
+      </w:hyperlink>
+      <w:r>
+        <w:t xml:space="preserve">,</w:t>
+      </w:r>
+      <w:r>
+        <w:t xml:space="preserve"> </w:t>
+      </w:r>
+      <w:hyperlink r:id="rId51">
+        <w:r>
+          <w:rPr>
+            <w:rStyle w:val="Hyperlink"/>
+          </w:rPr>
+          <w:t xml:space="preserve">Bash</w:t>
+        </w:r>
+      </w:hyperlink>
+      <w:r>
+        <w:t xml:space="preserve">,</w:t>
+      </w:r>
+      <w:r>
+        <w:t xml:space="preserve"> </w:t>
+      </w:r>
       <w:hyperlink r:id="rId108">
         <w:r>
           <w:rPr>
             <w:rStyle w:val="Hyperlink"/>
           </w:rPr>
-          <w:t xml:space="preserve">Configuring DataGrip for Valkey (devsec-tools)</w:t>
-        </w:r>
-      </w:hyperlink>
-    </w:p>
-    <w:p>
-      <w:pPr>
-        <w:pStyle w:val="Compact"/>
-        <w:numPr>
-          <w:ilvl w:val="0"/>
-          <w:numId w:val="1014"/>
-        </w:numPr>
-      </w:pPr>
-      <w:r>
-        <w:t xml:space="preserve">Diagrams of Artifactory</w:t>
+          <w:t xml:space="preserve">CircleCI</w:t>
+        </w:r>
+      </w:hyperlink>
+      <w:r>
+        <w:t xml:space="preserve">,</w:t>
+      </w:r>
+      <w:r>
+        <w:t xml:space="preserve"> </w:t>
+      </w:r>
+      <w:hyperlink r:id="rId32">
+        <w:r>
+          <w:rPr>
+            <w:rStyle w:val="Hyperlink"/>
+          </w:rPr>
+          <w:t xml:space="preserve">Docker</w:t>
+        </w:r>
+      </w:hyperlink>
+      <w:r>
+        <w:t xml:space="preserve">,</w:t>
+      </w:r>
+      <w:r>
+        <w:t xml:space="preserve"> </w:t>
+      </w:r>
+      <w:hyperlink r:id="rId55">
+        <w:r>
+          <w:rPr>
+            <w:rStyle w:val="Hyperlink"/>
+          </w:rPr>
+          <w:t xml:space="preserve">GitHub Actions</w:t>
+        </w:r>
+      </w:hyperlink>
+      <w:r>
+        <w:t xml:space="preserve">,</w:t>
       </w:r>
       <w:r>
         <w:t xml:space="preserve"> </w:t>
@@ -3078,14 +3039,53 @@
           <w:rPr>
             <w:rStyle w:val="Hyperlink"/>
           </w:rPr>
-          <w:t xml:space="preserve">infrastructure</w:t>
-        </w:r>
-      </w:hyperlink>
-      <w:r>
-        <w:t xml:space="preserve"> </w:t>
-      </w:r>
-      <w:r>
-        <w:t xml:space="preserve">and</w:t>
+          <w:t xml:space="preserve">Git</w:t>
+        </w:r>
+      </w:hyperlink>
+      <w:r>
+        <w:t xml:space="preserve">,</w:t>
+      </w:r>
+      <w:r>
+        <w:t xml:space="preserve"> </w:t>
+      </w:r>
+      <w:hyperlink r:id="rId31">
+        <w:r>
+          <w:rPr>
+            <w:rStyle w:val="Hyperlink"/>
+          </w:rPr>
+          <w:t xml:space="preserve">Go</w:t>
+        </w:r>
+      </w:hyperlink>
+      <w:r>
+        <w:t xml:space="preserve">,</w:t>
+      </w:r>
+      <w:r>
+        <w:t xml:space="preserve"> </w:t>
+      </w:r>
+      <w:hyperlink r:id="rId69">
+        <w:r>
+          <w:rPr>
+            <w:rStyle w:val="Hyperlink"/>
+          </w:rPr>
+          <w:t xml:space="preserve">GraphQL</w:t>
+        </w:r>
+      </w:hyperlink>
+      <w:r>
+        <w:t xml:space="preserve">,</w:t>
+      </w:r>
+      <w:r>
+        <w:t xml:space="preserve"> </w:t>
+      </w:r>
+      <w:hyperlink r:id="rId74">
+        <w:r>
+          <w:rPr>
+            <w:rStyle w:val="Hyperlink"/>
+          </w:rPr>
+          <w:t xml:space="preserve">HLS</w:t>
+        </w:r>
+      </w:hyperlink>
+      <w:r>
+        <w:t xml:space="preserve">,</w:t>
       </w:r>
       <w:r>
         <w:t xml:space="preserve"> </w:t>
@@ -3095,32 +3095,53 @@
           <w:rPr>
             <w:rStyle w:val="Hyperlink"/>
           </w:rPr>
-          <w:t xml:space="preserve">software</w:t>
-        </w:r>
-      </w:hyperlink>
-      <w:r>
-        <w:t xml:space="preserve"> </w:t>
-      </w:r>
-      <w:r>
-        <w:t xml:space="preserve">configuration.</w:t>
-      </w:r>
-    </w:p>
-    <w:bookmarkEnd w:id="111"/>
-    <w:bookmarkStart w:id="113" w:name="recommendations"/>
-    <w:p>
-      <w:pPr>
-        <w:pStyle w:val="Heading2"/>
-      </w:pPr>
-      <w:r>
-        <w:t xml:space="preserve">Recommendations</w:t>
-      </w:r>
-    </w:p>
-    <w:p>
-      <w:pPr>
-        <w:pStyle w:val="FirstParagraph"/>
-      </w:pPr>
-      <w:r>
-        <w:t xml:space="preserve">See a</w:t>
+          <w:t xml:space="preserve">JWT</w:t>
+        </w:r>
+      </w:hyperlink>
+      <w:r>
+        <w:t xml:space="preserve">,</w:t>
+      </w:r>
+      <w:r>
+        <w:t xml:space="preserve"> </w:t>
+      </w:r>
+      <w:hyperlink r:id="rId111">
+        <w:r>
+          <w:rPr>
+            <w:rStyle w:val="Hyperlink"/>
+          </w:rPr>
+          <w:t xml:space="preserve">JavaScript</w:t>
+        </w:r>
+      </w:hyperlink>
+      <w:r>
+        <w:t xml:space="preserve">,</w:t>
+      </w:r>
+      <w:r>
+        <w:t xml:space="preserve"> </w:t>
+      </w:r>
+      <w:hyperlink r:id="rId75">
+        <w:r>
+          <w:rPr>
+            <w:rStyle w:val="Hyperlink"/>
+          </w:rPr>
+          <w:t xml:space="preserve">PHP</w:t>
+        </w:r>
+      </w:hyperlink>
+      <w:r>
+        <w:t xml:space="preserve">,</w:t>
+      </w:r>
+      <w:r>
+        <w:t xml:space="preserve"> </w:t>
+      </w:r>
+      <w:hyperlink r:id="rId62">
+        <w:r>
+          <w:rPr>
+            <w:rStyle w:val="Hyperlink"/>
+          </w:rPr>
+          <w:t xml:space="preserve">Python</w:t>
+        </w:r>
+      </w:hyperlink>
+      <w:r>
+        <w:t xml:space="preserve">,</w:t>
       </w:r>
       <w:r>
         <w:t xml:space="preserve"> </w:t>
@@ -3130,65 +3151,39 @@
           <w:rPr>
             <w:rStyle w:val="Hyperlink"/>
           </w:rPr>
-          <w:t xml:space="preserve">selective list of recommendations</w:t>
-        </w:r>
-      </w:hyperlink>
-      <w:r>
-        <w:t xml:space="preserve"> </w:t>
-      </w:r>
-      <w:r>
-        <w:t xml:space="preserve">from co-workers and peers.</w:t>
-      </w:r>
-    </w:p>
-    <w:bookmarkEnd w:id="113"/>
-    <w:bookmarkStart w:id="118" w:name="patents-and-notable-open-source"/>
-    <w:p>
-      <w:pPr>
-        <w:pStyle w:val="Heading2"/>
-      </w:pPr>
-      <w:r>
-        <w:t xml:space="preserve">Patents and Notable Open-Source</w:t>
-      </w:r>
-    </w:p>
-    <w:p>
-      <w:pPr>
-        <w:pStyle w:val="Compact"/>
-        <w:numPr>
-          <w:ilvl w:val="0"/>
-          <w:numId w:val="1015"/>
-        </w:numPr>
-      </w:pPr>
-      <w:r>
-        <w:t xml:space="preserve">U.S. patent filing,</w:t>
-      </w:r>
-      <w:r>
-        <w:t xml:space="preserve"> </w:t>
-      </w:r>
-      <w:hyperlink r:id="rId88">
-        <w:r>
-          <w:rPr>
-            <w:rStyle w:val="Hyperlink"/>
-          </w:rPr>
-          <w:t xml:space="preserve">“System and Methods for User Authentication across Multiple Domains”</w:t>
-        </w:r>
-      </w:hyperlink>
-      <w:r>
-        <w:t xml:space="preserve"> </w:t>
-      </w:r>
-      <w:r>
-        <w:t xml:space="preserve">(US15042104) (2016)</w:t>
-      </w:r>
-    </w:p>
-    <w:p>
-      <w:pPr>
-        <w:pStyle w:val="Compact"/>
-        <w:numPr>
-          <w:ilvl w:val="0"/>
-          <w:numId w:val="1015"/>
-        </w:numPr>
-      </w:pPr>
-      <w:r>
-        <w:t xml:space="preserve">U.S. patent filing,</w:t>
+          <w:t xml:space="preserve">Redis</w:t>
+        </w:r>
+      </w:hyperlink>
+      <w:r>
+        <w:t xml:space="preserve">,</w:t>
+      </w:r>
+      <w:r>
+        <w:t xml:space="preserve"> </w:t>
+      </w:r>
+      <w:hyperlink r:id="rId113">
+        <w:r>
+          <w:rPr>
+            <w:rStyle w:val="Hyperlink"/>
+          </w:rPr>
+          <w:t xml:space="preserve">Vagrant</w:t>
+        </w:r>
+      </w:hyperlink>
+      <w:r>
+        <w:t xml:space="preserve">,</w:t>
+      </w:r>
+      <w:r>
+        <w:t xml:space="preserve"> </w:t>
+      </w:r>
+      <w:hyperlink r:id="rId73">
+        <w:r>
+          <w:rPr>
+            <w:rStyle w:val="Hyperlink"/>
+          </w:rPr>
+          <w:t xml:space="preserve">ffmpeg</w:t>
+        </w:r>
+      </w:hyperlink>
+      <w:r>
+        <w:t xml:space="preserve">,</w:t>
       </w:r>
       <w:r>
         <w:t xml:space="preserve"> </w:t>
@@ -3198,350 +3193,6 @@
           <w:rPr>
             <w:rStyle w:val="Hyperlink"/>
           </w:rPr>
-          <w:t xml:space="preserve">“Hive-based Peer-to-Peer Network”</w:t>
-        </w:r>
-      </w:hyperlink>
-      <w:r>
-        <w:t xml:space="preserve"> </w:t>
-      </w:r>
-      <w:r>
-        <w:t xml:space="preserve">(US8103870B2) (2007)</w:t>
-      </w:r>
-    </w:p>
-    <w:p>
-      <w:pPr>
-        <w:pStyle w:val="Compact"/>
-        <w:numPr>
-          <w:ilvl w:val="0"/>
-          <w:numId w:val="1015"/>
-        </w:numPr>
-      </w:pPr>
-      <w:hyperlink r:id="rId115">
-        <w:r>
-          <w:rPr>
-            <w:rStyle w:val="Hyperlink"/>
-          </w:rPr>
-          <w:t xml:space="preserve">SimplePie</w:t>
-        </w:r>
-      </w:hyperlink>
-      <w:r>
-        <w:t xml:space="preserve"> </w:t>
-      </w:r>
-      <w:r>
-        <w:t xml:space="preserve">— An RSS parser for PHP; founded in 2004; integrated into</w:t>
-      </w:r>
-      <w:r>
-        <w:t xml:space="preserve"> </w:t>
-      </w:r>
-      <w:hyperlink r:id="rId116">
-        <w:r>
-          <w:rPr>
-            <w:rStyle w:val="Hyperlink"/>
-          </w:rPr>
-          <w:t xml:space="preserve">WordPress</w:t>
-        </w:r>
-      </w:hyperlink>
-      <w:r>
-        <w:t xml:space="preserve"> </w:t>
-      </w:r>
-      <w:r>
-        <w:t xml:space="preserve">core since 2009. Millions of global users.</w:t>
-      </w:r>
-    </w:p>
-    <w:p>
-      <w:pPr>
-        <w:pStyle w:val="Compact"/>
-        <w:numPr>
-          <w:ilvl w:val="0"/>
-          <w:numId w:val="1015"/>
-        </w:numPr>
-      </w:pPr>
-      <w:hyperlink r:id="rId117">
-        <w:r>
-          <w:rPr>
-            <w:rStyle w:val="Hyperlink"/>
-          </w:rPr>
-          <w:t xml:space="preserve">CloudFusion</w:t>
-        </w:r>
-      </w:hyperlink>
-      <w:r>
-        <w:t xml:space="preserve"> </w:t>
-      </w:r>
-      <w:r>
-        <w:t xml:space="preserve">— A PHP SDK for AWS; founded in 2005; later became the official</w:t>
-      </w:r>
-      <w:r>
-        <w:t xml:space="preserve"> </w:t>
-      </w:r>
-      <w:hyperlink r:id="rId117">
-        <w:r>
-          <w:rPr>
-            <w:rStyle w:val="Hyperlink"/>
-          </w:rPr>
-          <w:t xml:space="preserve">AWS SDK for PHP</w:t>
-        </w:r>
-      </w:hyperlink>
-      <w:r>
-        <w:t xml:space="preserve">. Millions of global users.</w:t>
-      </w:r>
-    </w:p>
-    <w:bookmarkEnd w:id="118"/>
-    <w:bookmarkStart w:id="125" w:name="skills"/>
-    <w:p>
-      <w:pPr>
-        <w:pStyle w:val="Heading2"/>
-      </w:pPr>
-      <w:r>
-        <w:t xml:space="preserve">Skills</w:t>
-      </w:r>
-    </w:p>
-    <w:p>
-      <w:pPr>
-        <w:pStyle w:val="FirstParagraph"/>
-      </w:pPr>
-      <w:r>
-        <w:t xml:space="preserve">This list is not exhaustive, but these are software and hard skills I leveraged in the roles above which are most relevant to Software Engineering and DevTools roles.</w:t>
-      </w:r>
-    </w:p>
-    <w:p>
-      <w:pPr>
-        <w:pStyle w:val="BodyText"/>
-      </w:pPr>
-      <w:r>
-        <w:t xml:space="preserve">CI/CD,</w:t>
-      </w:r>
-      <w:r>
-        <w:t xml:space="preserve"> </w:t>
-      </w:r>
-      <w:hyperlink r:id="rId35">
-        <w:r>
-          <w:rPr>
-            <w:rStyle w:val="Hyperlink"/>
-          </w:rPr>
-          <w:t xml:space="preserve">AWS</w:t>
-        </w:r>
-      </w:hyperlink>
-      <w:r>
-        <w:t xml:space="preserve">,</w:t>
-      </w:r>
-      <w:r>
-        <w:t xml:space="preserve"> </w:t>
-      </w:r>
-      <w:hyperlink r:id="rId51">
-        <w:r>
-          <w:rPr>
-            <w:rStyle w:val="Hyperlink"/>
-          </w:rPr>
-          <w:t xml:space="preserve">Bash</w:t>
-        </w:r>
-      </w:hyperlink>
-      <w:r>
-        <w:t xml:space="preserve">,</w:t>
-      </w:r>
-      <w:r>
-        <w:t xml:space="preserve"> </w:t>
-      </w:r>
-      <w:hyperlink r:id="rId119">
-        <w:r>
-          <w:rPr>
-            <w:rStyle w:val="Hyperlink"/>
-          </w:rPr>
-          <w:t xml:space="preserve">CircleCI</w:t>
-        </w:r>
-      </w:hyperlink>
-      <w:r>
-        <w:t xml:space="preserve">,</w:t>
-      </w:r>
-      <w:r>
-        <w:t xml:space="preserve"> </w:t>
-      </w:r>
-      <w:hyperlink r:id="rId32">
-        <w:r>
-          <w:rPr>
-            <w:rStyle w:val="Hyperlink"/>
-          </w:rPr>
-          <w:t xml:space="preserve">Docker</w:t>
-        </w:r>
-      </w:hyperlink>
-      <w:r>
-        <w:t xml:space="preserve">,</w:t>
-      </w:r>
-      <w:r>
-        <w:t xml:space="preserve"> </w:t>
-      </w:r>
-      <w:hyperlink r:id="rId55">
-        <w:r>
-          <w:rPr>
-            <w:rStyle w:val="Hyperlink"/>
-          </w:rPr>
-          <w:t xml:space="preserve">GitHub Actions</w:t>
-        </w:r>
-      </w:hyperlink>
-      <w:r>
-        <w:t xml:space="preserve">,</w:t>
-      </w:r>
-      <w:r>
-        <w:t xml:space="preserve"> </w:t>
-      </w:r>
-      <w:hyperlink r:id="rId120">
-        <w:r>
-          <w:rPr>
-            <w:rStyle w:val="Hyperlink"/>
-          </w:rPr>
-          <w:t xml:space="preserve">Git</w:t>
-        </w:r>
-      </w:hyperlink>
-      <w:r>
-        <w:t xml:space="preserve">,</w:t>
-      </w:r>
-      <w:r>
-        <w:t xml:space="preserve"> </w:t>
-      </w:r>
-      <w:hyperlink r:id="rId31">
-        <w:r>
-          <w:rPr>
-            <w:rStyle w:val="Hyperlink"/>
-          </w:rPr>
-          <w:t xml:space="preserve">Go</w:t>
-        </w:r>
-      </w:hyperlink>
-      <w:r>
-        <w:t xml:space="preserve">,</w:t>
-      </w:r>
-      <w:r>
-        <w:t xml:space="preserve"> </w:t>
-      </w:r>
-      <w:hyperlink r:id="rId69">
-        <w:r>
-          <w:rPr>
-            <w:rStyle w:val="Hyperlink"/>
-          </w:rPr>
-          <w:t xml:space="preserve">GraphQL</w:t>
-        </w:r>
-      </w:hyperlink>
-      <w:r>
-        <w:t xml:space="preserve">,</w:t>
-      </w:r>
-      <w:r>
-        <w:t xml:space="preserve"> </w:t>
-      </w:r>
-      <w:hyperlink r:id="rId74">
-        <w:r>
-          <w:rPr>
-            <w:rStyle w:val="Hyperlink"/>
-          </w:rPr>
-          <w:t xml:space="preserve">HLS</w:t>
-        </w:r>
-      </w:hyperlink>
-      <w:r>
-        <w:t xml:space="preserve">,</w:t>
-      </w:r>
-      <w:r>
-        <w:t xml:space="preserve"> </w:t>
-      </w:r>
-      <w:hyperlink r:id="rId121">
-        <w:r>
-          <w:rPr>
-            <w:rStyle w:val="Hyperlink"/>
-          </w:rPr>
-          <w:t xml:space="preserve">JWT</w:t>
-        </w:r>
-      </w:hyperlink>
-      <w:r>
-        <w:t xml:space="preserve">,</w:t>
-      </w:r>
-      <w:r>
-        <w:t xml:space="preserve"> </w:t>
-      </w:r>
-      <w:hyperlink r:id="rId122">
-        <w:r>
-          <w:rPr>
-            <w:rStyle w:val="Hyperlink"/>
-          </w:rPr>
-          <w:t xml:space="preserve">JavaScript</w:t>
-        </w:r>
-      </w:hyperlink>
-      <w:r>
-        <w:t xml:space="preserve">,</w:t>
-      </w:r>
-      <w:r>
-        <w:t xml:space="preserve"> </w:t>
-      </w:r>
-      <w:hyperlink r:id="rId75">
-        <w:r>
-          <w:rPr>
-            <w:rStyle w:val="Hyperlink"/>
-          </w:rPr>
-          <w:t xml:space="preserve">PHP</w:t>
-        </w:r>
-      </w:hyperlink>
-      <w:r>
-        <w:t xml:space="preserve">,</w:t>
-      </w:r>
-      <w:r>
-        <w:t xml:space="preserve"> </w:t>
-      </w:r>
-      <w:hyperlink r:id="rId62">
-        <w:r>
-          <w:rPr>
-            <w:rStyle w:val="Hyperlink"/>
-          </w:rPr>
-          <w:t xml:space="preserve">Python</w:t>
-        </w:r>
-      </w:hyperlink>
-      <w:r>
-        <w:t xml:space="preserve">,</w:t>
-      </w:r>
-      <w:r>
-        <w:t xml:space="preserve"> </w:t>
-      </w:r>
-      <w:hyperlink r:id="rId123">
-        <w:r>
-          <w:rPr>
-            <w:rStyle w:val="Hyperlink"/>
-          </w:rPr>
-          <w:t xml:space="preserve">Redis</w:t>
-        </w:r>
-      </w:hyperlink>
-      <w:r>
-        <w:t xml:space="preserve">,</w:t>
-      </w:r>
-      <w:r>
-        <w:t xml:space="preserve"> </w:t>
-      </w:r>
-      <w:hyperlink r:id="rId86">
-        <w:r>
-          <w:rPr>
-            <w:rStyle w:val="Hyperlink"/>
-          </w:rPr>
-          <w:t xml:space="preserve">Vagrant</w:t>
-        </w:r>
-      </w:hyperlink>
-      <w:r>
-        <w:t xml:space="preserve">,</w:t>
-      </w:r>
-      <w:r>
-        <w:t xml:space="preserve"> </w:t>
-      </w:r>
-      <w:hyperlink r:id="rId73">
-        <w:r>
-          <w:rPr>
-            <w:rStyle w:val="Hyperlink"/>
-          </w:rPr>
-          <w:t xml:space="preserve">ffmpeg</w:t>
-        </w:r>
-      </w:hyperlink>
-      <w:r>
-        <w:t xml:space="preserve">,</w:t>
-      </w:r>
-      <w:r>
-        <w:t xml:space="preserve"> </w:t>
-      </w:r>
-      <w:hyperlink r:id="rId124">
-        <w:r>
-          <w:rPr>
-            <w:rStyle w:val="Hyperlink"/>
-          </w:rPr>
           <w:t xml:space="preserve">twelve-factor applications</w:t>
         </w:r>
       </w:hyperlink>
@@ -3549,8 +3200,8 @@
         <w:t xml:space="preserve">, automation, code generation, concurrency, containerization, debugging, documentation, microservices, multi-platform, optimization, performance, platforms, refactoring, scalability, security, test-driven development, testing.</w:t>
       </w:r>
     </w:p>
-    <w:bookmarkEnd w:id="125"/>
-    <w:bookmarkStart w:id="127" w:name="education"/>
+    <w:bookmarkEnd w:id="115"/>
+    <w:bookmarkStart w:id="117" w:name="education"/>
     <w:p>
       <w:pPr>
         <w:pStyle w:val="Heading2"/>
@@ -3579,7 +3230,7 @@
       <w:r>
         <w:t xml:space="preserve"> </w:t>
       </w:r>
-      <w:hyperlink r:id="rId126">
+      <w:hyperlink r:id="rId116">
         <w:r>
           <w:rPr>
             <w:rStyle w:val="Hyperlink"/>
@@ -3601,8 +3252,8 @@
         <w:t xml:space="preserve">Design and Visualization</w:t>
       </w:r>
     </w:p>
-    <w:bookmarkEnd w:id="127"/>
-    <w:bookmarkEnd w:id="128"/>
+    <w:bookmarkEnd w:id="117"/>
+    <w:bookmarkEnd w:id="118"/>
     <w:sectPr>
       <w:pgSz w:h="15840" w:w="12240"/>
       <w:pgMar w:bottom="1440" w:footer="720" w:gutter="0" w:header="720" w:left="1440" w:right="1440" w:top="1440"/>
@@ -4073,12 +3724,6 @@
     <w:abstractNumId w:val="991"/>
   </w:num>
   <w:num w:numId="1013">
-    <w:abstractNumId w:val="991"/>
-  </w:num>
-  <w:num w:numId="1014">
-    <w:abstractNumId w:val="991"/>
-  </w:num>
-  <w:num w:numId="1015">
     <w:abstractNumId w:val="991"/>
   </w:num>
 </w:numbering>
